--- a/docs/Lab_Handout.docx
+++ b/docs/Lab_Handout.docx
@@ -76,7 +76,7 @@
           <w:sz w:val="21"/>
           <w:szCs w:val="21"/>
         </w:rPr>
-        <w:t xml:space="preserve"> namespace. It does a part of the pre-auth flow GetPreAuthInfo_View. It finds a patient in the hospital system with the HL7 query PAT-01. Then it finds the insured person at the insurer with the REST call Getinsurer.</w:t>
+        <w:t xml:space="preserve"> namespace. It does a part of the pre-auth flow GetPreAuthInfo_View. It finds a patient in the hospital system with the HL7 query PAT-01. Then it finds the insured person at the insurer with the REST call Getinsurer. In Part G, you also schedule a task that cleans up a folder on an SFTP server.</w:t>
       </w:r>
     </w:p>
     <w:p>
@@ -842,6 +842,98 @@
           </w:p>
         </w:tc>
       </w:tr>
+      <w:tr>
+        <w:trPr>
+          <w:tblHeader w:val="false"/>
+        </w:trPr>
+        <w:tc>
+          <w:tcPr>
+            <w:tcW w:type="dxa" w:w="1353"/>
+            <w:tcBorders>
+              <w:top w:val="single" w:color="C9D1D6" w:sz="4"/>
+              <w:left w:val="single" w:color="C9D1D6" w:sz="4"/>
+              <w:bottom w:val="single" w:color="C9D1D6" w:sz="4"/>
+              <w:right w:val="single" w:color="C9D1D6" w:sz="4"/>
+            </w:tcBorders>
+            <w:shd w:fill="FFFFFF" w:color="auto" w:val="clear"/>
+            <w:tcMar>
+              <w:top w:type="dxa" w:w="60"/>
+              <w:left w:type="dxa" w:w="100"/>
+              <w:bottom w:type="dxa" w:w="60"/>
+              <w:right w:type="dxa" w:w="100"/>
+            </w:tcMar>
+          </w:tcPr>
+          <w:p>
+            <w:r>
+              <w:rPr>
+                <w:rFonts w:ascii="Calibri" w:cs="Calibri" w:eastAsia="Calibri" w:hAnsi="Calibri"/>
+                <w:color w:val="333F48"/>
+                <w:sz w:val="19"/>
+                <w:szCs w:val="19"/>
+              </w:rPr>
+              <w:t xml:space="preserve">G</w:t>
+            </w:r>
+          </w:p>
+        </w:tc>
+        <w:tc>
+          <w:tcPr>
+            <w:tcW w:type="dxa" w:w="6933"/>
+            <w:tcBorders>
+              <w:top w:val="single" w:color="C9D1D6" w:sz="4"/>
+              <w:left w:val="single" w:color="C9D1D6" w:sz="4"/>
+              <w:bottom w:val="single" w:color="C9D1D6" w:sz="4"/>
+              <w:right w:val="single" w:color="C9D1D6" w:sz="4"/>
+            </w:tcBorders>
+            <w:shd w:fill="FFFFFF" w:color="auto" w:val="clear"/>
+            <w:tcMar>
+              <w:top w:type="dxa" w:w="60"/>
+              <w:left w:type="dxa" w:w="100"/>
+              <w:bottom w:type="dxa" w:w="60"/>
+              <w:right w:type="dxa" w:w="100"/>
+            </w:tcMar>
+          </w:tcPr>
+          <w:p>
+            <w:r>
+              <w:rPr>
+                <w:rFonts w:ascii="Calibri" w:cs="Calibri" w:eastAsia="Calibri" w:hAnsi="Calibri"/>
+                <w:color w:val="333F48"/>
+                <w:sz w:val="19"/>
+                <w:szCs w:val="19"/>
+              </w:rPr>
+              <w:t xml:space="preserve">Scheduled task: clean up an SFTP folder with the Task Manager</w:t>
+            </w:r>
+          </w:p>
+        </w:tc>
+        <w:tc>
+          <w:tcPr>
+            <w:tcW w:type="dxa" w:w="1352"/>
+            <w:tcBorders>
+              <w:top w:val="single" w:color="C9D1D6" w:sz="4"/>
+              <w:left w:val="single" w:color="C9D1D6" w:sz="4"/>
+              <w:bottom w:val="single" w:color="C9D1D6" w:sz="4"/>
+              <w:right w:val="single" w:color="C9D1D6" w:sz="4"/>
+            </w:tcBorders>
+            <w:shd w:fill="FFFFFF" w:color="auto" w:val="clear"/>
+            <w:tcMar>
+              <w:top w:type="dxa" w:w="60"/>
+              <w:left w:type="dxa" w:w="100"/>
+              <w:bottom w:type="dxa" w:w="60"/>
+              <w:right w:type="dxa" w:w="100"/>
+            </w:tcMar>
+          </w:tcPr>
+          <w:p>
+            <w:r>
+              <w:rPr>
+                <w:rFonts w:ascii="Calibri" w:cs="Calibri" w:eastAsia="Calibri" w:hAnsi="Calibri"/>
+                <w:color w:val="333F48"/>
+                <w:sz w:val="19"/>
+                <w:szCs w:val="19"/>
+              </w:rPr>
+              <w:t xml:space="preserve">30 min</w:t>
+            </w:r>
+          </w:p>
+        </w:tc>
+      </w:tr>
     </w:tbl>
     <w:p>
       <w:pPr>
@@ -878,7 +970,7 @@
           <w:sz w:val="21"/>
           <w:szCs w:val="21"/>
         </w:rPr>
-        <w:t xml:space="preserve">You did the Environment Set-up Worksheet, and all its checks pass.</w:t>
+        <w:t xml:space="preserve">You did the Environment Set-up Worksheet, and you ticked each line of its checklist.</w:t>
       </w:r>
     </w:p>
     <w:p>
@@ -1728,6 +1820,69 @@
                 <w:szCs w:val="19"/>
               </w:rPr>
               <w:t xml:space="preserve">A picture of all the messages of one request, in time order.</w:t>
+            </w:r>
+          </w:p>
+        </w:tc>
+      </w:tr>
+      <w:tr>
+        <w:trPr>
+          <w:tblHeader w:val="false"/>
+        </w:trPr>
+        <w:tc>
+          <w:tcPr>
+            <w:tcW w:type="dxa" w:w="2600"/>
+            <w:tcBorders>
+              <w:top w:val="single" w:color="C9D1D6" w:sz="4"/>
+              <w:left w:val="single" w:color="C9D1D6" w:sz="4"/>
+              <w:bottom w:val="single" w:color="C9D1D6" w:sz="4"/>
+              <w:right w:val="single" w:color="C9D1D6" w:sz="4"/>
+            </w:tcBorders>
+            <w:shd w:fill="FFFFFF" w:color="auto" w:val="clear"/>
+            <w:tcMar>
+              <w:top w:type="dxa" w:w="60"/>
+              <w:left w:type="dxa" w:w="100"/>
+              <w:bottom w:type="dxa" w:w="60"/>
+              <w:right w:type="dxa" w:w="100"/>
+            </w:tcMar>
+          </w:tcPr>
+          <w:p>
+            <w:r>
+              <w:rPr>
+                <w:rFonts w:ascii="Calibri" w:cs="Calibri" w:eastAsia="Calibri" w:hAnsi="Calibri"/>
+                <w:color w:val="333F48"/>
+                <w:sz w:val="19"/>
+                <w:szCs w:val="19"/>
+              </w:rPr>
+              <w:t xml:space="preserve">Task</w:t>
+            </w:r>
+          </w:p>
+        </w:tc>
+        <w:tc>
+          <w:tcPr>
+            <w:tcW w:type="dxa" w:w="7038"/>
+            <w:tcBorders>
+              <w:top w:val="single" w:color="C9D1D6" w:sz="4"/>
+              <w:left w:val="single" w:color="C9D1D6" w:sz="4"/>
+              <w:bottom w:val="single" w:color="C9D1D6" w:sz="4"/>
+              <w:right w:val="single" w:color="C9D1D6" w:sz="4"/>
+            </w:tcBorders>
+            <w:shd w:fill="FFFFFF" w:color="auto" w:val="clear"/>
+            <w:tcMar>
+              <w:top w:type="dxa" w:w="60"/>
+              <w:left w:type="dxa" w:w="100"/>
+              <w:bottom w:type="dxa" w:w="60"/>
+              <w:right w:type="dxa" w:w="100"/>
+            </w:tcMar>
+          </w:tcPr>
+          <w:p>
+            <w:r>
+              <w:rPr>
+                <w:rFonts w:ascii="Calibri" w:cs="Calibri" w:eastAsia="Calibri" w:hAnsi="Calibri"/>
+                <w:color w:val="333F48"/>
+                <w:sz w:val="19"/>
+                <w:szCs w:val="19"/>
+              </w:rPr>
+              <w:t xml:space="preserve">A class that the Task Manager runs at a time that you set. It is not a part of a production.</w:t>
             </w:r>
           </w:p>
         </w:tc>
@@ -7530,6 +7685,36 @@
     </w:p>
     <w:p>
       <w:pPr>
+        <w:pBdr>
+          <w:left w:val="single" w:sz="24" w:space="8" w:color="00A99D"/>
+        </w:pBdr>
+        <w:shd w:val="clear" w:color="auto" w:fill="E6F6F5"/>
+        <w:spacing w:before="120" w:after="200"/>
+        <w:ind w:left="170" w:right="120"/>
+      </w:pPr>
+      <w:r>
+        <w:rPr>
+          <w:rFonts w:ascii="Calibri" w:cs="Calibri" w:eastAsia="Calibri" w:hAnsi="Calibri"/>
+          <w:b/>
+          <w:bCs/>
+          <w:color w:val="333F48"/>
+          <w:sz w:val="21"/>
+          <w:szCs w:val="21"/>
+        </w:rPr>
+        <w:t xml:space="preserve">Topic: HL7 transformations.</w:t>
+      </w:r>
+      <w:r>
+        <w:rPr>
+          <w:rFonts w:ascii="Calibri" w:cs="Calibri" w:eastAsia="Calibri" w:hAnsi="Calibri"/>
+          <w:color w:val="333F48"/>
+          <w:sz w:val="21"/>
+          <w:szCs w:val="21"/>
+        </w:rPr>
+        <w:t xml:space="preserve"> This part shows how IRIS transforms HL7 v2 messages with DTLs. DTL 1 changes a generic message (an IRIS class that does not use HL7 or JSON) into an HL7 query. DTL 2 changes the HL7 reply into a generic message. In Part F, the REST class sends the data of the HL7 reply as JSON. Thus the lab shows the path HL7 → generic class → REST. FHIR transformations, for example HL7 → FHIR or FHIR → REST, are not in this lab.</w:t>
+      </w:r>
+    </w:p>
+    <w:p>
+      <w:pPr>
         <w:spacing w:after="120"/>
       </w:pPr>
       <w:r>
@@ -9417,7 +9602,7 @@
           <w:sz w:val="21"/>
           <w:szCs w:val="21"/>
         </w:rPr>
-        <w:t xml:space="preserve"> removes them. Save and compile. In VS Code, the class must look like this:</w:t>
+        <w:t xml:space="preserve"> deletes them. Save and compile. In VS Code, the class must look like this:</w:t>
       </w:r>
     </w:p>
     <w:p>
@@ -18919,7 +19104,7 @@
           <w:sz w:val="21"/>
           <w:szCs w:val="21"/>
         </w:rPr>
-        <w:t xml:space="preserve"> Remove </w:t>
+        <w:t xml:space="preserve"> Delete </w:t>
       </w:r>
       <w:r>
         <w:rPr>
@@ -18937,7 +19122,7 @@
           <w:sz w:val="21"/>
           <w:szCs w:val="21"/>
         </w:rPr>
-        <w:t xml:space="preserve">. You should get HTTP 400:</w:t>
+        <w:t xml:space="preserve"> from the body. You should get HTTP 400:</w:t>
       </w:r>
     </w:p>
     <w:p>
@@ -19163,7 +19348,2467 @@
         <w:rPr>
           <w:rFonts w:ascii="Calibri" w:cs="Calibri" w:eastAsia="Calibri" w:hAnsi="Calibri"/>
         </w:rPr>
-        <w:t xml:space="preserve">If something goes wrong</w:t>
+        <w:t xml:space="preserve">Part G — Scheduled task: clean up an SFTP folder</w:t>
+      </w:r>
+    </w:p>
+    <w:p>
+      <w:pPr>
+        <w:pBdr>
+          <w:left w:val="single" w:sz="24" w:space="8" w:color="00A99D"/>
+        </w:pBdr>
+        <w:shd w:val="clear" w:color="auto" w:fill="E6F6F5"/>
+        <w:spacing w:before="120" w:after="200"/>
+        <w:ind w:left="170" w:right="120"/>
+      </w:pPr>
+      <w:r>
+        <w:rPr>
+          <w:rFonts w:ascii="Calibri" w:cs="Calibri" w:eastAsia="Calibri" w:hAnsi="Calibri"/>
+          <w:b/>
+          <w:bCs/>
+          <w:color w:val="333F48"/>
+          <w:sz w:val="21"/>
+          <w:szCs w:val="21"/>
+        </w:rPr>
+        <w:t xml:space="preserve">Topic: scheduled tasks.</w:t>
+      </w:r>
+      <w:r>
+        <w:rPr>
+          <w:rFonts w:ascii="Calibri" w:cs="Calibri" w:eastAsia="Calibri" w:hAnsi="Calibri"/>
+          <w:color w:val="333F48"/>
+          <w:sz w:val="21"/>
+          <w:szCs w:val="21"/>
+        </w:rPr>
+        <w:t xml:space="preserve"> This part is not about the production. It shows the Task Manager of IRIS. The Task Manager runs a class at a time that you set, for example each night at 01:00. Use it for jobs such as clean-up, purge and reports.</w:t>
+      </w:r>
+    </w:p>
+    <w:p>
+      <w:pPr>
+        <w:spacing w:after="120"/>
+      </w:pPr>
+      <w:r>
+        <w:rPr>
+          <w:rFonts w:ascii="Calibri" w:cs="Calibri" w:eastAsia="Calibri" w:hAnsi="Calibri"/>
+          <w:b/>
+          <w:bCs/>
+          <w:color w:val="333F48"/>
+          <w:sz w:val="21"/>
+          <w:szCs w:val="21"/>
+        </w:rPr>
+        <w:t xml:space="preserve">The scenario.</w:t>
+      </w:r>
+      <w:r>
+        <w:rPr>
+          <w:rFonts w:ascii="Calibri" w:cs="Calibri" w:eastAsia="Calibri" w:hAnsi="Calibri"/>
+          <w:color w:val="333F48"/>
+          <w:sz w:val="21"/>
+          <w:szCs w:val="21"/>
+        </w:rPr>
+        <w:t xml:space="preserve"> The hospital system (HIS) puts documents in the folder </w:t>
+      </w:r>
+      <w:r>
+        <w:rPr>
+          <w:rFonts w:ascii="Consolas" w:cs="Consolas" w:eastAsia="Consolas" w:hAnsi="Consolas"/>
+          <w:color w:val="6B2C91"/>
+          <w:sz w:val="19"/>
+          <w:szCs w:val="19"/>
+        </w:rPr>
+        <w:t xml:space="preserve">/home/his/outbox</w:t>
+      </w:r>
+      <w:r>
+        <w:rPr>
+          <w:rFonts w:ascii="Calibri" w:cs="Calibri" w:eastAsia="Calibri" w:hAnsi="Calibri"/>
+          <w:color w:val="333F48"/>
+          <w:sz w:val="21"/>
+          <w:szCs w:val="21"/>
+        </w:rPr>
+        <w:t xml:space="preserve"> on its SFTP server: claim forms (PDF) and lab results (text). Another system collects each file and then deletes it. If a file stays in the folder for more than 7 days, nobody processed it. These files use disk space, and nobody needs them. You write a task that deletes them each night.</w:t>
+      </w:r>
+    </w:p>
+    <w:p>
+      <w:pPr>
+        <w:spacing w:after="120"/>
+      </w:pPr>
+      <w:r>
+        <w:rPr>
+          <w:rFonts w:ascii="Calibri" w:cs="Calibri" w:eastAsia="Calibri" w:hAnsi="Calibri"/>
+          <w:color w:val="333F48"/>
+          <w:sz w:val="21"/>
+          <w:szCs w:val="21"/>
+        </w:rPr>
+        <w:t xml:space="preserve">The rule: delete a PDF or text file when it is older than 7 days. Do not touch other files. At the start, the folder has these files:</w:t>
+      </w:r>
+    </w:p>
+    <w:tbl>
+      <w:tblPr>
+        <w:tblW w:type="dxa" w:w="9638"/>
+        <w:tblBorders>
+          <w:top w:val="single" w:color="auto" w:sz="4"/>
+          <w:left w:val="single" w:color="auto" w:sz="4"/>
+          <w:bottom w:val="single" w:color="auto" w:sz="4"/>
+          <w:right w:val="single" w:color="auto" w:sz="4"/>
+          <w:insideH w:val="single" w:color="auto" w:sz="4"/>
+          <w:insideV w:val="single" w:color="auto" w:sz="4"/>
+        </w:tblBorders>
+        <w:tblLayout w:type="fixed"/>
+      </w:tblPr>
+      <w:tblGrid>
+        <w:gridCol w:w="4000"/>
+        <w:gridCol w:w="1400"/>
+        <w:gridCol w:w="4238"/>
+      </w:tblGrid>
+      <w:tr>
+        <w:trPr>
+          <w:tblHeader/>
+        </w:trPr>
+        <w:tc>
+          <w:tcPr>
+            <w:tcW w:type="dxa" w:w="4000"/>
+            <w:tcBorders>
+              <w:top w:val="single" w:color="C9D1D6" w:sz="4"/>
+              <w:left w:val="single" w:color="C9D1D6" w:sz="4"/>
+              <w:bottom w:val="single" w:color="C9D1D6" w:sz="4"/>
+              <w:right w:val="single" w:color="C9D1D6" w:sz="4"/>
+            </w:tcBorders>
+            <w:shd w:fill="00A99D" w:color="auto" w:val="clear"/>
+            <w:tcMar>
+              <w:top w:type="dxa" w:w="60"/>
+              <w:left w:type="dxa" w:w="100"/>
+              <w:bottom w:type="dxa" w:w="60"/>
+              <w:right w:type="dxa" w:w="100"/>
+            </w:tcMar>
+          </w:tcPr>
+          <w:p>
+            <w:r>
+              <w:rPr>
+                <w:rFonts w:ascii="Calibri" w:cs="Calibri" w:eastAsia="Calibri" w:hAnsi="Calibri"/>
+                <w:b/>
+                <w:bCs/>
+                <w:color w:val="FFFFFF"/>
+                <w:sz w:val="19"/>
+                <w:szCs w:val="19"/>
+              </w:rPr>
+              <w:t xml:space="preserve">File in /home/his/outbox</w:t>
+            </w:r>
+          </w:p>
+        </w:tc>
+        <w:tc>
+          <w:tcPr>
+            <w:tcW w:type="dxa" w:w="1400"/>
+            <w:tcBorders>
+              <w:top w:val="single" w:color="C9D1D6" w:sz="4"/>
+              <w:left w:val="single" w:color="C9D1D6" w:sz="4"/>
+              <w:bottom w:val="single" w:color="C9D1D6" w:sz="4"/>
+              <w:right w:val="single" w:color="C9D1D6" w:sz="4"/>
+            </w:tcBorders>
+            <w:shd w:fill="00A99D" w:color="auto" w:val="clear"/>
+            <w:tcMar>
+              <w:top w:type="dxa" w:w="60"/>
+              <w:left w:type="dxa" w:w="100"/>
+              <w:bottom w:type="dxa" w:w="60"/>
+              <w:right w:type="dxa" w:w="100"/>
+            </w:tcMar>
+          </w:tcPr>
+          <w:p>
+            <w:r>
+              <w:rPr>
+                <w:rFonts w:ascii="Calibri" w:cs="Calibri" w:eastAsia="Calibri" w:hAnsi="Calibri"/>
+                <w:b/>
+                <w:bCs/>
+                <w:color w:val="FFFFFF"/>
+                <w:sz w:val="19"/>
+                <w:szCs w:val="19"/>
+              </w:rPr>
+              <w:t xml:space="preserve">Age</w:t>
+            </w:r>
+          </w:p>
+        </w:tc>
+        <w:tc>
+          <w:tcPr>
+            <w:tcW w:type="dxa" w:w="4238"/>
+            <w:tcBorders>
+              <w:top w:val="single" w:color="C9D1D6" w:sz="4"/>
+              <w:left w:val="single" w:color="C9D1D6" w:sz="4"/>
+              <w:bottom w:val="single" w:color="C9D1D6" w:sz="4"/>
+              <w:right w:val="single" w:color="C9D1D6" w:sz="4"/>
+            </w:tcBorders>
+            <w:shd w:fill="00A99D" w:color="auto" w:val="clear"/>
+            <w:tcMar>
+              <w:top w:type="dxa" w:w="60"/>
+              <w:left w:type="dxa" w:w="100"/>
+              <w:bottom w:type="dxa" w:w="60"/>
+              <w:right w:type="dxa" w:w="100"/>
+            </w:tcMar>
+          </w:tcPr>
+          <w:p>
+            <w:r>
+              <w:rPr>
+                <w:rFonts w:ascii="Calibri" w:cs="Calibri" w:eastAsia="Calibri" w:hAnsi="Calibri"/>
+                <w:b/>
+                <w:bCs/>
+                <w:color w:val="FFFFFF"/>
+                <w:sz w:val="19"/>
+                <w:szCs w:val="19"/>
+              </w:rPr>
+              <w:t xml:space="preserve">After the task</w:t>
+            </w:r>
+          </w:p>
+        </w:tc>
+      </w:tr>
+      <w:tr>
+        <w:trPr>
+          <w:tblHeader w:val="false"/>
+        </w:trPr>
+        <w:tc>
+          <w:tcPr>
+            <w:tcW w:type="dxa" w:w="4000"/>
+            <w:tcBorders>
+              <w:top w:val="single" w:color="C9D1D6" w:sz="4"/>
+              <w:left w:val="single" w:color="C9D1D6" w:sz="4"/>
+              <w:bottom w:val="single" w:color="C9D1D6" w:sz="4"/>
+              <w:right w:val="single" w:color="C9D1D6" w:sz="4"/>
+            </w:tcBorders>
+            <w:shd w:fill="FFFFFF" w:color="auto" w:val="clear"/>
+            <w:tcMar>
+              <w:top w:type="dxa" w:w="60"/>
+              <w:left w:type="dxa" w:w="100"/>
+              <w:bottom w:type="dxa" w:w="60"/>
+              <w:right w:type="dxa" w:w="100"/>
+            </w:tcMar>
+          </w:tcPr>
+          <w:p>
+            <w:r>
+              <w:rPr>
+                <w:rFonts w:ascii="Consolas" w:cs="Consolas" w:eastAsia="Consolas" w:hAnsi="Consolas"/>
+                <w:color w:val="6B2C91"/>
+                <w:sz w:val="17"/>
+                <w:szCs w:val="17"/>
+              </w:rPr>
+              <w:t xml:space="preserve">claim_HN00012345.pdf</w:t>
+            </w:r>
+          </w:p>
+        </w:tc>
+        <w:tc>
+          <w:tcPr>
+            <w:tcW w:type="dxa" w:w="1400"/>
+            <w:tcBorders>
+              <w:top w:val="single" w:color="C9D1D6" w:sz="4"/>
+              <w:left w:val="single" w:color="C9D1D6" w:sz="4"/>
+              <w:bottom w:val="single" w:color="C9D1D6" w:sz="4"/>
+              <w:right w:val="single" w:color="C9D1D6" w:sz="4"/>
+            </w:tcBorders>
+            <w:shd w:fill="FFFFFF" w:color="auto" w:val="clear"/>
+            <w:tcMar>
+              <w:top w:type="dxa" w:w="60"/>
+              <w:left w:type="dxa" w:w="100"/>
+              <w:bottom w:type="dxa" w:w="60"/>
+              <w:right w:type="dxa" w:w="100"/>
+            </w:tcMar>
+          </w:tcPr>
+          <w:p>
+            <w:r>
+              <w:rPr>
+                <w:rFonts w:ascii="Calibri" w:cs="Calibri" w:eastAsia="Calibri" w:hAnsi="Calibri"/>
+                <w:color w:val="333F48"/>
+                <w:sz w:val="19"/>
+                <w:szCs w:val="19"/>
+              </w:rPr>
+              <w:t xml:space="preserve">10 days</w:t>
+            </w:r>
+          </w:p>
+        </w:tc>
+        <w:tc>
+          <w:tcPr>
+            <w:tcW w:type="dxa" w:w="4238"/>
+            <w:tcBorders>
+              <w:top w:val="single" w:color="C9D1D6" w:sz="4"/>
+              <w:left w:val="single" w:color="C9D1D6" w:sz="4"/>
+              <w:bottom w:val="single" w:color="C9D1D6" w:sz="4"/>
+              <w:right w:val="single" w:color="C9D1D6" w:sz="4"/>
+            </w:tcBorders>
+            <w:shd w:fill="FFFFFF" w:color="auto" w:val="clear"/>
+            <w:tcMar>
+              <w:top w:type="dxa" w:w="60"/>
+              <w:left w:type="dxa" w:w="100"/>
+              <w:bottom w:type="dxa" w:w="60"/>
+              <w:right w:type="dxa" w:w="100"/>
+            </w:tcMar>
+          </w:tcPr>
+          <w:p>
+            <w:r>
+              <w:rPr>
+                <w:rFonts w:ascii="Calibri" w:cs="Calibri" w:eastAsia="Calibri" w:hAnsi="Calibri"/>
+                <w:color w:val="333F48"/>
+                <w:sz w:val="19"/>
+                <w:szCs w:val="19"/>
+              </w:rPr>
+              <w:t xml:space="preserve">Deleted</w:t>
+            </w:r>
+          </w:p>
+        </w:tc>
+      </w:tr>
+      <w:tr>
+        <w:trPr>
+          <w:tblHeader w:val="false"/>
+        </w:trPr>
+        <w:tc>
+          <w:tcPr>
+            <w:tcW w:type="dxa" w:w="4000"/>
+            <w:tcBorders>
+              <w:top w:val="single" w:color="C9D1D6" w:sz="4"/>
+              <w:left w:val="single" w:color="C9D1D6" w:sz="4"/>
+              <w:bottom w:val="single" w:color="C9D1D6" w:sz="4"/>
+              <w:right w:val="single" w:color="C9D1D6" w:sz="4"/>
+            </w:tcBorders>
+            <w:shd w:fill="F1F4F6" w:color="auto" w:val="clear"/>
+            <w:tcMar>
+              <w:top w:type="dxa" w:w="60"/>
+              <w:left w:type="dxa" w:w="100"/>
+              <w:bottom w:type="dxa" w:w="60"/>
+              <w:right w:type="dxa" w:w="100"/>
+            </w:tcMar>
+          </w:tcPr>
+          <w:p>
+            <w:r>
+              <w:rPr>
+                <w:rFonts w:ascii="Consolas" w:cs="Consolas" w:eastAsia="Consolas" w:hAnsi="Consolas"/>
+                <w:color w:val="6B2C91"/>
+                <w:sz w:val="17"/>
+                <w:szCs w:val="17"/>
+              </w:rPr>
+              <w:t xml:space="preserve">labresult_HN00012345.txt</w:t>
+            </w:r>
+          </w:p>
+        </w:tc>
+        <w:tc>
+          <w:tcPr>
+            <w:tcW w:type="dxa" w:w="1400"/>
+            <w:tcBorders>
+              <w:top w:val="single" w:color="C9D1D6" w:sz="4"/>
+              <w:left w:val="single" w:color="C9D1D6" w:sz="4"/>
+              <w:bottom w:val="single" w:color="C9D1D6" w:sz="4"/>
+              <w:right w:val="single" w:color="C9D1D6" w:sz="4"/>
+            </w:tcBorders>
+            <w:shd w:fill="F1F4F6" w:color="auto" w:val="clear"/>
+            <w:tcMar>
+              <w:top w:type="dxa" w:w="60"/>
+              <w:left w:type="dxa" w:w="100"/>
+              <w:bottom w:type="dxa" w:w="60"/>
+              <w:right w:type="dxa" w:w="100"/>
+            </w:tcMar>
+          </w:tcPr>
+          <w:p>
+            <w:r>
+              <w:rPr>
+                <w:rFonts w:ascii="Calibri" w:cs="Calibri" w:eastAsia="Calibri" w:hAnsi="Calibri"/>
+                <w:color w:val="333F48"/>
+                <w:sz w:val="19"/>
+                <w:szCs w:val="19"/>
+              </w:rPr>
+              <w:t xml:space="preserve">10 days</w:t>
+            </w:r>
+          </w:p>
+        </w:tc>
+        <w:tc>
+          <w:tcPr>
+            <w:tcW w:type="dxa" w:w="4238"/>
+            <w:tcBorders>
+              <w:top w:val="single" w:color="C9D1D6" w:sz="4"/>
+              <w:left w:val="single" w:color="C9D1D6" w:sz="4"/>
+              <w:bottom w:val="single" w:color="C9D1D6" w:sz="4"/>
+              <w:right w:val="single" w:color="C9D1D6" w:sz="4"/>
+            </w:tcBorders>
+            <w:shd w:fill="F1F4F6" w:color="auto" w:val="clear"/>
+            <w:tcMar>
+              <w:top w:type="dxa" w:w="60"/>
+              <w:left w:type="dxa" w:w="100"/>
+              <w:bottom w:type="dxa" w:w="60"/>
+              <w:right w:type="dxa" w:w="100"/>
+            </w:tcMar>
+          </w:tcPr>
+          <w:p>
+            <w:r>
+              <w:rPr>
+                <w:rFonts w:ascii="Calibri" w:cs="Calibri" w:eastAsia="Calibri" w:hAnsi="Calibri"/>
+                <w:color w:val="333F48"/>
+                <w:sz w:val="19"/>
+                <w:szCs w:val="19"/>
+              </w:rPr>
+              <w:t xml:space="preserve">Deleted</w:t>
+            </w:r>
+          </w:p>
+        </w:tc>
+      </w:tr>
+      <w:tr>
+        <w:trPr>
+          <w:tblHeader w:val="false"/>
+        </w:trPr>
+        <w:tc>
+          <w:tcPr>
+            <w:tcW w:type="dxa" w:w="4000"/>
+            <w:tcBorders>
+              <w:top w:val="single" w:color="C9D1D6" w:sz="4"/>
+              <w:left w:val="single" w:color="C9D1D6" w:sz="4"/>
+              <w:bottom w:val="single" w:color="C9D1D6" w:sz="4"/>
+              <w:right w:val="single" w:color="C9D1D6" w:sz="4"/>
+            </w:tcBorders>
+            <w:shd w:fill="FFFFFF" w:color="auto" w:val="clear"/>
+            <w:tcMar>
+              <w:top w:type="dxa" w:w="60"/>
+              <w:left w:type="dxa" w:w="100"/>
+              <w:bottom w:type="dxa" w:w="60"/>
+              <w:right w:type="dxa" w:w="100"/>
+            </w:tcMar>
+          </w:tcPr>
+          <w:p>
+            <w:r>
+              <w:rPr>
+                <w:rFonts w:ascii="Consolas" w:cs="Consolas" w:eastAsia="Consolas" w:hAnsi="Consolas"/>
+                <w:color w:val="6B2C91"/>
+                <w:sz w:val="17"/>
+                <w:szCs w:val="17"/>
+              </w:rPr>
+              <w:t xml:space="preserve">PAT-01_HN00012345.hl7</w:t>
+            </w:r>
+          </w:p>
+        </w:tc>
+        <w:tc>
+          <w:tcPr>
+            <w:tcW w:type="dxa" w:w="1400"/>
+            <w:tcBorders>
+              <w:top w:val="single" w:color="C9D1D6" w:sz="4"/>
+              <w:left w:val="single" w:color="C9D1D6" w:sz="4"/>
+              <w:bottom w:val="single" w:color="C9D1D6" w:sz="4"/>
+              <w:right w:val="single" w:color="C9D1D6" w:sz="4"/>
+            </w:tcBorders>
+            <w:shd w:fill="FFFFFF" w:color="auto" w:val="clear"/>
+            <w:tcMar>
+              <w:top w:type="dxa" w:w="60"/>
+              <w:left w:type="dxa" w:w="100"/>
+              <w:bottom w:type="dxa" w:w="60"/>
+              <w:right w:type="dxa" w:w="100"/>
+            </w:tcMar>
+          </w:tcPr>
+          <w:p>
+            <w:r>
+              <w:rPr>
+                <w:rFonts w:ascii="Calibri" w:cs="Calibri" w:eastAsia="Calibri" w:hAnsi="Calibri"/>
+                <w:color w:val="333F48"/>
+                <w:sz w:val="19"/>
+                <w:szCs w:val="19"/>
+              </w:rPr>
+              <w:t xml:space="preserve">10 days</w:t>
+            </w:r>
+          </w:p>
+        </w:tc>
+        <w:tc>
+          <w:tcPr>
+            <w:tcW w:type="dxa" w:w="4238"/>
+            <w:tcBorders>
+              <w:top w:val="single" w:color="C9D1D6" w:sz="4"/>
+              <w:left w:val="single" w:color="C9D1D6" w:sz="4"/>
+              <w:bottom w:val="single" w:color="C9D1D6" w:sz="4"/>
+              <w:right w:val="single" w:color="C9D1D6" w:sz="4"/>
+            </w:tcBorders>
+            <w:shd w:fill="FFFFFF" w:color="auto" w:val="clear"/>
+            <w:tcMar>
+              <w:top w:type="dxa" w:w="60"/>
+              <w:left w:type="dxa" w:w="100"/>
+              <w:bottom w:type="dxa" w:w="60"/>
+              <w:right w:type="dxa" w:w="100"/>
+            </w:tcMar>
+          </w:tcPr>
+          <w:p>
+            <w:r>
+              <w:rPr>
+                <w:rFonts w:ascii="Calibri" w:cs="Calibri" w:eastAsia="Calibri" w:hAnsi="Calibri"/>
+                <w:color w:val="333F48"/>
+                <w:sz w:val="19"/>
+                <w:szCs w:val="19"/>
+              </w:rPr>
+              <w:t xml:space="preserve">Kept: it is not a PDF or text file</w:t>
+            </w:r>
+          </w:p>
+        </w:tc>
+      </w:tr>
+      <w:tr>
+        <w:trPr>
+          <w:tblHeader w:val="false"/>
+        </w:trPr>
+        <w:tc>
+          <w:tcPr>
+            <w:tcW w:type="dxa" w:w="4000"/>
+            <w:tcBorders>
+              <w:top w:val="single" w:color="C9D1D6" w:sz="4"/>
+              <w:left w:val="single" w:color="C9D1D6" w:sz="4"/>
+              <w:bottom w:val="single" w:color="C9D1D6" w:sz="4"/>
+              <w:right w:val="single" w:color="C9D1D6" w:sz="4"/>
+            </w:tcBorders>
+            <w:shd w:fill="F1F4F6" w:color="auto" w:val="clear"/>
+            <w:tcMar>
+              <w:top w:type="dxa" w:w="60"/>
+              <w:left w:type="dxa" w:w="100"/>
+              <w:bottom w:type="dxa" w:w="60"/>
+              <w:right w:type="dxa" w:w="100"/>
+            </w:tcMar>
+          </w:tcPr>
+          <w:p>
+            <w:r>
+              <w:rPr>
+                <w:rFonts w:ascii="Consolas" w:cs="Consolas" w:eastAsia="Consolas" w:hAnsi="Consolas"/>
+                <w:color w:val="6B2C91"/>
+                <w:sz w:val="17"/>
+                <w:szCs w:val="17"/>
+              </w:rPr>
+              <w:t xml:space="preserve">claim_HN00067890.pdf</w:t>
+            </w:r>
+          </w:p>
+        </w:tc>
+        <w:tc>
+          <w:tcPr>
+            <w:tcW w:type="dxa" w:w="1400"/>
+            <w:tcBorders>
+              <w:top w:val="single" w:color="C9D1D6" w:sz="4"/>
+              <w:left w:val="single" w:color="C9D1D6" w:sz="4"/>
+              <w:bottom w:val="single" w:color="C9D1D6" w:sz="4"/>
+              <w:right w:val="single" w:color="C9D1D6" w:sz="4"/>
+            </w:tcBorders>
+            <w:shd w:fill="F1F4F6" w:color="auto" w:val="clear"/>
+            <w:tcMar>
+              <w:top w:type="dxa" w:w="60"/>
+              <w:left w:type="dxa" w:w="100"/>
+              <w:bottom w:type="dxa" w:w="60"/>
+              <w:right w:type="dxa" w:w="100"/>
+            </w:tcMar>
+          </w:tcPr>
+          <w:p>
+            <w:r>
+              <w:rPr>
+                <w:rFonts w:ascii="Calibri" w:cs="Calibri" w:eastAsia="Calibri" w:hAnsi="Calibri"/>
+                <w:color w:val="333F48"/>
+                <w:sz w:val="19"/>
+                <w:szCs w:val="19"/>
+              </w:rPr>
+              <w:t xml:space="preserve">Today</w:t>
+            </w:r>
+          </w:p>
+        </w:tc>
+        <w:tc>
+          <w:tcPr>
+            <w:tcW w:type="dxa" w:w="4238"/>
+            <w:tcBorders>
+              <w:top w:val="single" w:color="C9D1D6" w:sz="4"/>
+              <w:left w:val="single" w:color="C9D1D6" w:sz="4"/>
+              <w:bottom w:val="single" w:color="C9D1D6" w:sz="4"/>
+              <w:right w:val="single" w:color="C9D1D6" w:sz="4"/>
+            </w:tcBorders>
+            <w:shd w:fill="F1F4F6" w:color="auto" w:val="clear"/>
+            <w:tcMar>
+              <w:top w:type="dxa" w:w="60"/>
+              <w:left w:type="dxa" w:w="100"/>
+              <w:bottom w:type="dxa" w:w="60"/>
+              <w:right w:type="dxa" w:w="100"/>
+            </w:tcMar>
+          </w:tcPr>
+          <w:p>
+            <w:r>
+              <w:rPr>
+                <w:rFonts w:ascii="Calibri" w:cs="Calibri" w:eastAsia="Calibri" w:hAnsi="Calibri"/>
+                <w:color w:val="333F48"/>
+                <w:sz w:val="19"/>
+                <w:szCs w:val="19"/>
+              </w:rPr>
+              <w:t xml:space="preserve">Kept: it is not older than 7 days</w:t>
+            </w:r>
+          </w:p>
+        </w:tc>
+      </w:tr>
+      <w:tr>
+        <w:trPr>
+          <w:tblHeader w:val="false"/>
+        </w:trPr>
+        <w:tc>
+          <w:tcPr>
+            <w:tcW w:type="dxa" w:w="4000"/>
+            <w:tcBorders>
+              <w:top w:val="single" w:color="C9D1D6" w:sz="4"/>
+              <w:left w:val="single" w:color="C9D1D6" w:sz="4"/>
+              <w:bottom w:val="single" w:color="C9D1D6" w:sz="4"/>
+              <w:right w:val="single" w:color="C9D1D6" w:sz="4"/>
+            </w:tcBorders>
+            <w:shd w:fill="FFFFFF" w:color="auto" w:val="clear"/>
+            <w:tcMar>
+              <w:top w:type="dxa" w:w="60"/>
+              <w:left w:type="dxa" w:w="100"/>
+              <w:bottom w:type="dxa" w:w="60"/>
+              <w:right w:type="dxa" w:w="100"/>
+            </w:tcMar>
+          </w:tcPr>
+          <w:p>
+            <w:r>
+              <w:rPr>
+                <w:rFonts w:ascii="Consolas" w:cs="Consolas" w:eastAsia="Consolas" w:hAnsi="Consolas"/>
+                <w:color w:val="6B2C91"/>
+                <w:sz w:val="17"/>
+                <w:szCs w:val="17"/>
+              </w:rPr>
+              <w:t xml:space="preserve">labresult_HN00067890.txt</w:t>
+            </w:r>
+          </w:p>
+        </w:tc>
+        <w:tc>
+          <w:tcPr>
+            <w:tcW w:type="dxa" w:w="1400"/>
+            <w:tcBorders>
+              <w:top w:val="single" w:color="C9D1D6" w:sz="4"/>
+              <w:left w:val="single" w:color="C9D1D6" w:sz="4"/>
+              <w:bottom w:val="single" w:color="C9D1D6" w:sz="4"/>
+              <w:right w:val="single" w:color="C9D1D6" w:sz="4"/>
+            </w:tcBorders>
+            <w:shd w:fill="FFFFFF" w:color="auto" w:val="clear"/>
+            <w:tcMar>
+              <w:top w:type="dxa" w:w="60"/>
+              <w:left w:type="dxa" w:w="100"/>
+              <w:bottom w:type="dxa" w:w="60"/>
+              <w:right w:type="dxa" w:w="100"/>
+            </w:tcMar>
+          </w:tcPr>
+          <w:p>
+            <w:r>
+              <w:rPr>
+                <w:rFonts w:ascii="Calibri" w:cs="Calibri" w:eastAsia="Calibri" w:hAnsi="Calibri"/>
+                <w:color w:val="333F48"/>
+                <w:sz w:val="19"/>
+                <w:szCs w:val="19"/>
+              </w:rPr>
+              <w:t xml:space="preserve">Today</w:t>
+            </w:r>
+          </w:p>
+        </w:tc>
+        <w:tc>
+          <w:tcPr>
+            <w:tcW w:type="dxa" w:w="4238"/>
+            <w:tcBorders>
+              <w:top w:val="single" w:color="C9D1D6" w:sz="4"/>
+              <w:left w:val="single" w:color="C9D1D6" w:sz="4"/>
+              <w:bottom w:val="single" w:color="C9D1D6" w:sz="4"/>
+              <w:right w:val="single" w:color="C9D1D6" w:sz="4"/>
+            </w:tcBorders>
+            <w:shd w:fill="FFFFFF" w:color="auto" w:val="clear"/>
+            <w:tcMar>
+              <w:top w:type="dxa" w:w="60"/>
+              <w:left w:type="dxa" w:w="100"/>
+              <w:bottom w:type="dxa" w:w="60"/>
+              <w:right w:type="dxa" w:w="100"/>
+            </w:tcMar>
+          </w:tcPr>
+          <w:p>
+            <w:r>
+              <w:rPr>
+                <w:rFonts w:ascii="Calibri" w:cs="Calibri" w:eastAsia="Calibri" w:hAnsi="Calibri"/>
+                <w:color w:val="333F48"/>
+                <w:sz w:val="19"/>
+                <w:szCs w:val="19"/>
+              </w:rPr>
+              <w:t xml:space="preserve">Kept: it is not older than 7 days</w:t>
+            </w:r>
+          </w:p>
+        </w:tc>
+      </w:tr>
+    </w:tbl>
+    <w:p>
+      <w:pPr>
+        <w:spacing w:after="60"/>
+      </w:pPr>
+    </w:p>
+    <w:p>
+      <w:pPr>
+        <w:spacing w:after="120"/>
+      </w:pPr>
+      <w:r>
+        <w:rPr>
+          <w:rFonts w:ascii="Calibri" w:cs="Calibri" w:eastAsia="Calibri" w:hAnsi="Calibri"/>
+          <w:color w:val="333F48"/>
+          <w:sz w:val="21"/>
+          <w:szCs w:val="21"/>
+        </w:rPr>
+        <w:t xml:space="preserve">The SFTP server runs in the </w:t>
+      </w:r>
+      <w:r>
+        <w:rPr>
+          <w:rFonts w:ascii="Consolas" w:cs="Consolas" w:eastAsia="Consolas" w:hAnsi="Consolas"/>
+          <w:color w:val="6B2C91"/>
+          <w:sz w:val="19"/>
+          <w:szCs w:val="19"/>
+        </w:rPr>
+        <w:t xml:space="preserve">mock_his</w:t>
+      </w:r>
+      <w:r>
+        <w:rPr>
+          <w:rFonts w:ascii="Calibri" w:cs="Calibri" w:eastAsia="Calibri" w:hAnsi="Calibri"/>
+          <w:color w:val="333F48"/>
+          <w:sz w:val="21"/>
+          <w:szCs w:val="21"/>
+        </w:rPr>
+        <w:t xml:space="preserve"> container, on port 22. Username </w:t>
+      </w:r>
+      <w:r>
+        <w:rPr>
+          <w:rFonts w:ascii="Consolas" w:cs="Consolas" w:eastAsia="Consolas" w:hAnsi="Consolas"/>
+          <w:color w:val="6B2C91"/>
+          <w:sz w:val="19"/>
+          <w:szCs w:val="19"/>
+        </w:rPr>
+        <w:t xml:space="preserve">his</w:t>
+      </w:r>
+      <w:r>
+        <w:rPr>
+          <w:rFonts w:ascii="Calibri" w:cs="Calibri" w:eastAsia="Calibri" w:hAnsi="Calibri"/>
+          <w:color w:val="333F48"/>
+          <w:sz w:val="21"/>
+          <w:szCs w:val="21"/>
+        </w:rPr>
+        <w:t xml:space="preserve">, password </w:t>
+      </w:r>
+      <w:r>
+        <w:rPr>
+          <w:rFonts w:ascii="Consolas" w:cs="Consolas" w:eastAsia="Consolas" w:hAnsi="Consolas"/>
+          <w:color w:val="6B2C91"/>
+          <w:sz w:val="19"/>
+          <w:szCs w:val="19"/>
+        </w:rPr>
+        <w:t xml:space="preserve">his</w:t>
+      </w:r>
+      <w:r>
+        <w:rPr>
+          <w:rFonts w:ascii="Calibri" w:cs="Calibri" w:eastAsia="Calibri" w:hAnsi="Calibri"/>
+          <w:color w:val="333F48"/>
+          <w:sz w:val="21"/>
+          <w:szCs w:val="21"/>
+        </w:rPr>
+        <w:t xml:space="preserve">. Inside Docker, its host name is </w:t>
+      </w:r>
+      <w:r>
+        <w:rPr>
+          <w:rFonts w:ascii="Consolas" w:cs="Consolas" w:eastAsia="Consolas" w:hAnsi="Consolas"/>
+          <w:color w:val="6B2C91"/>
+          <w:sz w:val="19"/>
+          <w:szCs w:val="19"/>
+        </w:rPr>
+        <w:t xml:space="preserve">his-sftp</w:t>
+      </w:r>
+      <w:r>
+        <w:rPr>
+          <w:rFonts w:ascii="Calibri" w:cs="Calibri" w:eastAsia="Calibri" w:hAnsi="Calibri"/>
+          <w:color w:val="333F48"/>
+          <w:sz w:val="21"/>
+          <w:szCs w:val="21"/>
+        </w:rPr>
+        <w:t xml:space="preserve">.</w:t>
+      </w:r>
+    </w:p>
+    <w:p>
+      <w:pPr>
+        <w:pStyle w:val="Heading2"/>
+      </w:pPr>
+      <w:r>
+        <w:rPr>
+          <w:rFonts w:ascii="Calibri" w:cs="Calibri" w:eastAsia="Calibri" w:hAnsi="Calibri"/>
+        </w:rPr>
+        <w:t xml:space="preserve">G1. Look at the folder</w:t>
+      </w:r>
+    </w:p>
+    <w:p>
+      <w:pPr>
+        <w:shd w:fill="F3F3F3" w:color="auto" w:val="clear"/>
+        <w:spacing w:after="160" w:before="80" w:line="260"/>
+        <w:ind w:left="120" w:right="120"/>
+      </w:pPr>
+      <w:r>
+        <w:rPr>
+          <w:rFonts w:ascii="Consolas" w:cs="Consolas" w:eastAsia="Consolas" w:hAnsi="Consolas"/>
+          <w:color w:val="333F48"/>
+          <w:sz w:val="18"/>
+          <w:szCs w:val="18"/>
+        </w:rPr>
+        <w:t xml:space="preserve">docker compose exec mock_his ls -l /home/his/outbox</w:t>
+      </w:r>
+    </w:p>
+    <w:p>
+      <w:pPr>
+        <w:spacing w:after="120"/>
+      </w:pPr>
+      <w:r>
+        <w:rPr>
+          <w:rFonts w:ascii="Calibri" w:cs="Calibri" w:eastAsia="Calibri" w:hAnsi="Calibri"/>
+          <w:color w:val="333F48"/>
+          <w:sz w:val="21"/>
+          <w:szCs w:val="21"/>
+        </w:rPr>
+        <w:t xml:space="preserve">You see the five files of the table. The date of the three old files is 10 days ago.</w:t>
+      </w:r>
+    </w:p>
+    <w:p>
+      <w:pPr>
+        <w:pStyle w:val="Heading2"/>
+      </w:pPr>
+      <w:r>
+        <w:rPr>
+          <w:rFonts w:ascii="Calibri" w:cs="Calibri" w:eastAsia="Calibri" w:hAnsi="Calibri"/>
+        </w:rPr>
+        <w:t xml:space="preserve">G2. Keep the password in credentials</w:t>
+      </w:r>
+    </w:p>
+    <w:p>
+      <w:pPr>
+        <w:spacing w:after="60"/>
+      </w:pPr>
+      <w:r>
+        <w:rPr>
+          <w:rFonts w:ascii="Calibri" w:cs="Calibri" w:eastAsia="Calibri" w:hAnsi="Calibri"/>
+          <w:color w:val="333F48"/>
+          <w:sz w:val="21"/>
+          <w:szCs w:val="21"/>
+        </w:rPr>
+        <w:t xml:space="preserve">Do not put a password in the settings of a task: all users of the Task Manager can see the settings. Put the password in interoperability credentials, and give the task only the ID of the credentials.</w:t>
+      </w:r>
+    </w:p>
+    <w:p>
+      <w:pPr>
+        <w:pStyle w:val="ListParagraph"/>
+        <w:numPr>
+          <w:ilvl w:val="0"/>
+          <w:numId w:val="2"/>
+        </w:numPr>
+        <w:spacing w:after="60"/>
+      </w:pPr>
+      <w:r>
+        <w:rPr>
+          <w:rFonts w:ascii="Calibri" w:cs="Calibri" w:eastAsia="Calibri" w:hAnsi="Calibri"/>
+          <w:color w:val="333F48"/>
+          <w:sz w:val="21"/>
+          <w:szCs w:val="21"/>
+        </w:rPr>
+        <w:t xml:space="preserve">Go to Interoperability › Configure › Credentials. Click </w:t>
+      </w:r>
+      <w:r>
+        <w:rPr>
+          <w:rFonts w:ascii="Calibri" w:cs="Calibri" w:eastAsia="Calibri" w:hAnsi="Calibri"/>
+          <w:b/>
+          <w:bCs/>
+          <w:color w:val="333F48"/>
+          <w:sz w:val="21"/>
+          <w:szCs w:val="21"/>
+        </w:rPr>
+        <w:t xml:space="preserve">New</w:t>
+      </w:r>
+      <w:r>
+        <w:rPr>
+          <w:rFonts w:ascii="Calibri" w:cs="Calibri" w:eastAsia="Calibri" w:hAnsi="Calibri"/>
+          <w:color w:val="333F48"/>
+          <w:sz w:val="21"/>
+          <w:szCs w:val="21"/>
+        </w:rPr>
+        <w:t xml:space="preserve">.</w:t>
+      </w:r>
+    </w:p>
+    <w:p>
+      <w:pPr>
+        <w:pStyle w:val="ListParagraph"/>
+        <w:numPr>
+          <w:ilvl w:val="0"/>
+          <w:numId w:val="2"/>
+        </w:numPr>
+        <w:spacing w:after="60"/>
+      </w:pPr>
+      <w:r>
+        <w:rPr>
+          <w:rFonts w:ascii="Calibri" w:cs="Calibri" w:eastAsia="Calibri" w:hAnsi="Calibri"/>
+          <w:color w:val="333F48"/>
+          <w:sz w:val="21"/>
+          <w:szCs w:val="21"/>
+        </w:rPr>
+        <w:t xml:space="preserve">ID: </w:t>
+      </w:r>
+      <w:r>
+        <w:rPr>
+          <w:rFonts w:ascii="Consolas" w:cs="Consolas" w:eastAsia="Consolas" w:hAnsi="Consolas"/>
+          <w:color w:val="6B2C91"/>
+          <w:sz w:val="19"/>
+          <w:szCs w:val="19"/>
+        </w:rPr>
+        <w:t xml:space="preserve">HIS-SFTP</w:t>
+      </w:r>
+      <w:r>
+        <w:rPr>
+          <w:rFonts w:ascii="Calibri" w:cs="Calibri" w:eastAsia="Calibri" w:hAnsi="Calibri"/>
+          <w:color w:val="333F48"/>
+          <w:sz w:val="21"/>
+          <w:szCs w:val="21"/>
+        </w:rPr>
+        <w:t xml:space="preserve">. User Name: </w:t>
+      </w:r>
+      <w:r>
+        <w:rPr>
+          <w:rFonts w:ascii="Consolas" w:cs="Consolas" w:eastAsia="Consolas" w:hAnsi="Consolas"/>
+          <w:color w:val="6B2C91"/>
+          <w:sz w:val="19"/>
+          <w:szCs w:val="19"/>
+        </w:rPr>
+        <w:t xml:space="preserve">his</w:t>
+      </w:r>
+      <w:r>
+        <w:rPr>
+          <w:rFonts w:ascii="Calibri" w:cs="Calibri" w:eastAsia="Calibri" w:hAnsi="Calibri"/>
+          <w:color w:val="333F48"/>
+          <w:sz w:val="21"/>
+          <w:szCs w:val="21"/>
+        </w:rPr>
+        <w:t xml:space="preserve">. Password: </w:t>
+      </w:r>
+      <w:r>
+        <w:rPr>
+          <w:rFonts w:ascii="Consolas" w:cs="Consolas" w:eastAsia="Consolas" w:hAnsi="Consolas"/>
+          <w:color w:val="6B2C91"/>
+          <w:sz w:val="19"/>
+          <w:szCs w:val="19"/>
+        </w:rPr>
+        <w:t xml:space="preserve">his</w:t>
+      </w:r>
+      <w:r>
+        <w:rPr>
+          <w:rFonts w:ascii="Calibri" w:cs="Calibri" w:eastAsia="Calibri" w:hAnsi="Calibri"/>
+          <w:color w:val="333F48"/>
+          <w:sz w:val="21"/>
+          <w:szCs w:val="21"/>
+        </w:rPr>
+        <w:t xml:space="preserve">. Click </w:t>
+      </w:r>
+      <w:r>
+        <w:rPr>
+          <w:rFonts w:ascii="Calibri" w:cs="Calibri" w:eastAsia="Calibri" w:hAnsi="Calibri"/>
+          <w:b/>
+          <w:bCs/>
+          <w:color w:val="333F48"/>
+          <w:sz w:val="21"/>
+          <w:szCs w:val="21"/>
+        </w:rPr>
+        <w:t xml:space="preserve">Save</w:t>
+      </w:r>
+      <w:r>
+        <w:rPr>
+          <w:rFonts w:ascii="Calibri" w:cs="Calibri" w:eastAsia="Calibri" w:hAnsi="Calibri"/>
+          <w:color w:val="333F48"/>
+          <w:sz w:val="21"/>
+          <w:szCs w:val="21"/>
+        </w:rPr>
+        <w:t xml:space="preserve">.</w:t>
+      </w:r>
+    </w:p>
+    <w:p>
+      <w:pPr>
+        <w:pStyle w:val="Heading2"/>
+      </w:pPr>
+      <w:r>
+        <w:rPr>
+          <w:rFonts w:ascii="Calibri" w:cs="Calibri" w:eastAsia="Calibri" w:hAnsi="Calibri"/>
+        </w:rPr>
+        <w:t xml:space="preserve">G3. The task class</w:t>
+      </w:r>
+    </w:p>
+    <w:p>
+      <w:pPr>
+        <w:spacing w:after="120"/>
+      </w:pPr>
+      <w:r>
+        <w:rPr>
+          <w:rFonts w:ascii="Calibri" w:cs="Calibri" w:eastAsia="Calibri" w:hAnsi="Calibri"/>
+          <w:color w:val="333F48"/>
+          <w:sz w:val="21"/>
+          <w:szCs w:val="21"/>
+        </w:rPr>
+        <w:t xml:space="preserve">Create </w:t>
+      </w:r>
+      <w:r>
+        <w:rPr>
+          <w:rFonts w:ascii="Consolas" w:cs="Consolas" w:eastAsia="Consolas" w:hAnsi="Consolas"/>
+          <w:color w:val="6B2C91"/>
+          <w:sz w:val="19"/>
+          <w:szCs w:val="19"/>
+        </w:rPr>
+        <w:t xml:space="preserve">src/Insurligent/Task/SFTPCleanup.cls</w:t>
+      </w:r>
+      <w:r>
+        <w:rPr>
+          <w:rFonts w:ascii="Calibri" w:cs="Calibri" w:eastAsia="Calibri" w:hAnsi="Calibri"/>
+          <w:color w:val="333F48"/>
+          <w:sz w:val="21"/>
+          <w:szCs w:val="21"/>
+        </w:rPr>
+        <w:t xml:space="preserve">:</w:t>
+      </w:r>
+    </w:p>
+    <w:p>
+      <w:pPr>
+        <w:shd w:fill="F3F3F3" w:color="auto" w:val="clear"/>
+        <w:spacing w:after="0" w:before="80" w:line="260"/>
+        <w:ind w:left="120" w:right="120"/>
+      </w:pPr>
+      <w:r>
+        <w:rPr>
+          <w:rFonts w:ascii="Consolas" w:cs="Consolas" w:eastAsia="Consolas" w:hAnsi="Consolas"/>
+          <w:color w:val="333F48"/>
+          <w:sz w:val="18"/>
+          <w:szCs w:val="18"/>
+        </w:rPr>
+        <w:t xml:space="preserve">Include %occStatus</w:t>
+      </w:r>
+    </w:p>
+    <w:p>
+      <w:pPr>
+        <w:shd w:fill="F3F3F3" w:color="auto" w:val="clear"/>
+        <w:spacing w:after="0" w:before="0" w:line="260"/>
+        <w:ind w:left="120" w:right="120"/>
+      </w:pPr>
+      <w:r>
+        <w:rPr>
+          <w:rFonts w:ascii="Consolas" w:cs="Consolas" w:eastAsia="Consolas" w:hAnsi="Consolas"/>
+          <w:color w:val="333F48"/>
+          <w:sz w:val="18"/>
+          <w:szCs w:val="18"/>
+        </w:rPr>
+        <w:t xml:space="preserve"/>
+      </w:r>
+    </w:p>
+    <w:p>
+      <w:pPr>
+        <w:shd w:fill="F3F3F3" w:color="auto" w:val="clear"/>
+        <w:spacing w:after="0" w:before="0" w:line="260"/>
+        <w:ind w:left="120" w:right="120"/>
+      </w:pPr>
+      <w:r>
+        <w:rPr>
+          <w:rFonts w:ascii="Consolas" w:cs="Consolas" w:eastAsia="Consolas" w:hAnsi="Consolas"/>
+          <w:color w:val="333F48"/>
+          <w:sz w:val="18"/>
+          <w:szCs w:val="18"/>
+        </w:rPr>
+        <w:t xml:space="preserve">/// A Task Manager task: it cleans up the outbox folder of the HIS SFTP server.</w:t>
+      </w:r>
+    </w:p>
+    <w:p>
+      <w:pPr>
+        <w:shd w:fill="F3F3F3" w:color="auto" w:val="clear"/>
+        <w:spacing w:after="0" w:before="0" w:line="260"/>
+        <w:ind w:left="120" w:right="120"/>
+      </w:pPr>
+      <w:r>
+        <w:rPr>
+          <w:rFonts w:ascii="Consolas" w:cs="Consolas" w:eastAsia="Consolas" w:hAnsi="Consolas"/>
+          <w:color w:val="333F48"/>
+          <w:sz w:val="18"/>
+          <w:szCs w:val="18"/>
+        </w:rPr>
+        <w:t xml:space="preserve">/// It deletes the files of the types in FileTypes that are older than Days days,</w:t>
+      </w:r>
+    </w:p>
+    <w:p>
+      <w:pPr>
+        <w:shd w:fill="F3F3F3" w:color="auto" w:val="clear"/>
+        <w:spacing w:after="0" w:before="0" w:line="260"/>
+        <w:ind w:left="120" w:right="120"/>
+      </w:pPr>
+      <w:r>
+        <w:rPr>
+          <w:rFonts w:ascii="Consolas" w:cs="Consolas" w:eastAsia="Consolas" w:hAnsi="Consolas"/>
+          <w:color w:val="333F48"/>
+          <w:sz w:val="18"/>
+          <w:szCs w:val="18"/>
+        </w:rPr>
+        <w:t xml:space="preserve">/// and writes a line to messages.log for each file.</w:t>
+      </w:r>
+    </w:p>
+    <w:p>
+      <w:pPr>
+        <w:shd w:fill="F3F3F3" w:color="auto" w:val="clear"/>
+        <w:spacing w:after="0" w:before="0" w:line="260"/>
+        <w:ind w:left="120" w:right="120"/>
+      </w:pPr>
+      <w:r>
+        <w:rPr>
+          <w:rFonts w:ascii="Consolas" w:cs="Consolas" w:eastAsia="Consolas" w:hAnsi="Consolas"/>
+          <w:color w:val="333F48"/>
+          <w:sz w:val="18"/>
+          <w:szCs w:val="18"/>
+        </w:rPr>
+        <w:t xml:space="preserve">/// The Task Manager shows each property as a setting of the task.</w:t>
+      </w:r>
+    </w:p>
+    <w:p>
+      <w:pPr>
+        <w:shd w:fill="F3F3F3" w:color="auto" w:val="clear"/>
+        <w:spacing w:after="0" w:before="0" w:line="260"/>
+        <w:ind w:left="120" w:right="120"/>
+      </w:pPr>
+      <w:r>
+        <w:rPr>
+          <w:rFonts w:ascii="Consolas" w:cs="Consolas" w:eastAsia="Consolas" w:hAnsi="Consolas"/>
+          <w:color w:val="333F48"/>
+          <w:sz w:val="18"/>
+          <w:szCs w:val="18"/>
+        </w:rPr>
+        <w:t xml:space="preserve">Class Insurligent.Task.SFTPCleanup Extends %SYS.Task.Definition</w:t>
+      </w:r>
+    </w:p>
+    <w:p>
+      <w:pPr>
+        <w:shd w:fill="F3F3F3" w:color="auto" w:val="clear"/>
+        <w:spacing w:after="0" w:before="0" w:line="260"/>
+        <w:ind w:left="120" w:right="120"/>
+      </w:pPr>
+      <w:r>
+        <w:rPr>
+          <w:rFonts w:ascii="Consolas" w:cs="Consolas" w:eastAsia="Consolas" w:hAnsi="Consolas"/>
+          <w:color w:val="333F48"/>
+          <w:sz w:val="18"/>
+          <w:szCs w:val="18"/>
+        </w:rPr>
+        <w:t xml:space="preserve">{</w:t>
+      </w:r>
+    </w:p>
+    <w:p>
+      <w:pPr>
+        <w:shd w:fill="F3F3F3" w:color="auto" w:val="clear"/>
+        <w:spacing w:after="0" w:before="0" w:line="260"/>
+        <w:ind w:left="120" w:right="120"/>
+      </w:pPr>
+      <w:r>
+        <w:rPr>
+          <w:rFonts w:ascii="Consolas" w:cs="Consolas" w:eastAsia="Consolas" w:hAnsi="Consolas"/>
+          <w:color w:val="333F48"/>
+          <w:sz w:val="18"/>
+          <w:szCs w:val="18"/>
+        </w:rPr>
+        <w:t xml:space="preserve"/>
+      </w:r>
+    </w:p>
+    <w:p>
+      <w:pPr>
+        <w:shd w:fill="F3F3F3" w:color="auto" w:val="clear"/>
+        <w:spacing w:after="0" w:before="0" w:line="260"/>
+        <w:ind w:left="120" w:right="120"/>
+      </w:pPr>
+      <w:r>
+        <w:rPr>
+          <w:rFonts w:ascii="Consolas" w:cs="Consolas" w:eastAsia="Consolas" w:hAnsi="Consolas"/>
+          <w:color w:val="333F48"/>
+          <w:sz w:val="18"/>
+          <w:szCs w:val="18"/>
+        </w:rPr>
+        <w:t xml:space="preserve">/// The name of this task type in the Task Manager.</w:t>
+      </w:r>
+    </w:p>
+    <w:p>
+      <w:pPr>
+        <w:shd w:fill="F3F3F3" w:color="auto" w:val="clear"/>
+        <w:spacing w:after="0" w:before="0" w:line="260"/>
+        <w:ind w:left="120" w:right="120"/>
+      </w:pPr>
+      <w:r>
+        <w:rPr>
+          <w:rFonts w:ascii="Consolas" w:cs="Consolas" w:eastAsia="Consolas" w:hAnsi="Consolas"/>
+          <w:color w:val="333F48"/>
+          <w:sz w:val="18"/>
+          <w:szCs w:val="18"/>
+        </w:rPr>
+        <w:t xml:space="preserve">Parameter TaskName = "Insurligent SFTP clean-up";</w:t>
+      </w:r>
+    </w:p>
+    <w:p>
+      <w:pPr>
+        <w:shd w:fill="F3F3F3" w:color="auto" w:val="clear"/>
+        <w:spacing w:after="0" w:before="0" w:line="260"/>
+        <w:ind w:left="120" w:right="120"/>
+      </w:pPr>
+      <w:r>
+        <w:rPr>
+          <w:rFonts w:ascii="Consolas" w:cs="Consolas" w:eastAsia="Consolas" w:hAnsi="Consolas"/>
+          <w:color w:val="333F48"/>
+          <w:sz w:val="18"/>
+          <w:szCs w:val="18"/>
+        </w:rPr>
+        <w:t xml:space="preserve"/>
+      </w:r>
+    </w:p>
+    <w:p>
+      <w:pPr>
+        <w:shd w:fill="F3F3F3" w:color="auto" w:val="clear"/>
+        <w:spacing w:after="0" w:before="0" w:line="260"/>
+        <w:ind w:left="120" w:right="120"/>
+      </w:pPr>
+      <w:r>
+        <w:rPr>
+          <w:rFonts w:ascii="Consolas" w:cs="Consolas" w:eastAsia="Consolas" w:hAnsi="Consolas"/>
+          <w:color w:val="333F48"/>
+          <w:sz w:val="18"/>
+          <w:szCs w:val="18"/>
+        </w:rPr>
+        <w:t xml:space="preserve">/// The SFTP server. Use his-sftp, not mock_his: the SSH client of IRIS refuses "_" in a host name.</w:t>
+      </w:r>
+    </w:p>
+    <w:p>
+      <w:pPr>
+        <w:shd w:fill="F3F3F3" w:color="auto" w:val="clear"/>
+        <w:spacing w:after="0" w:before="0" w:line="260"/>
+        <w:ind w:left="120" w:right="120"/>
+      </w:pPr>
+      <w:r>
+        <w:rPr>
+          <w:rFonts w:ascii="Consolas" w:cs="Consolas" w:eastAsia="Consolas" w:hAnsi="Consolas"/>
+          <w:color w:val="333F48"/>
+          <w:sz w:val="18"/>
+          <w:szCs w:val="18"/>
+        </w:rPr>
+        <w:t xml:space="preserve">Property Host As %String [ InitialExpression = "his-sftp" ];</w:t>
+      </w:r>
+    </w:p>
+    <w:p>
+      <w:pPr>
+        <w:shd w:fill="F3F3F3" w:color="auto" w:val="clear"/>
+        <w:spacing w:after="0" w:before="0" w:line="260"/>
+        <w:ind w:left="120" w:right="120"/>
+      </w:pPr>
+      <w:r>
+        <w:rPr>
+          <w:rFonts w:ascii="Consolas" w:cs="Consolas" w:eastAsia="Consolas" w:hAnsi="Consolas"/>
+          <w:color w:val="333F48"/>
+          <w:sz w:val="18"/>
+          <w:szCs w:val="18"/>
+        </w:rPr>
+        <w:t xml:space="preserve"/>
+      </w:r>
+    </w:p>
+    <w:p>
+      <w:pPr>
+        <w:shd w:fill="F3F3F3" w:color="auto" w:val="clear"/>
+        <w:spacing w:after="0" w:before="0" w:line="260"/>
+        <w:ind w:left="120" w:right="120"/>
+      </w:pPr>
+      <w:r>
+        <w:rPr>
+          <w:rFonts w:ascii="Consolas" w:cs="Consolas" w:eastAsia="Consolas" w:hAnsi="Consolas"/>
+          <w:color w:val="333F48"/>
+          <w:sz w:val="18"/>
+          <w:szCs w:val="18"/>
+        </w:rPr>
+        <w:t xml:space="preserve">Property Port As %Integer [ InitialExpression = 22 ];</w:t>
+      </w:r>
+    </w:p>
+    <w:p>
+      <w:pPr>
+        <w:shd w:fill="F3F3F3" w:color="auto" w:val="clear"/>
+        <w:spacing w:after="0" w:before="0" w:line="260"/>
+        <w:ind w:left="120" w:right="120"/>
+      </w:pPr>
+      <w:r>
+        <w:rPr>
+          <w:rFonts w:ascii="Consolas" w:cs="Consolas" w:eastAsia="Consolas" w:hAnsi="Consolas"/>
+          <w:color w:val="333F48"/>
+          <w:sz w:val="18"/>
+          <w:szCs w:val="18"/>
+        </w:rPr>
+        <w:t xml:space="preserve"/>
+      </w:r>
+    </w:p>
+    <w:p>
+      <w:pPr>
+        <w:shd w:fill="F3F3F3" w:color="auto" w:val="clear"/>
+        <w:spacing w:after="0" w:before="0" w:line="260"/>
+        <w:ind w:left="120" w:right="120"/>
+      </w:pPr>
+      <w:r>
+        <w:rPr>
+          <w:rFonts w:ascii="Consolas" w:cs="Consolas" w:eastAsia="Consolas" w:hAnsi="Consolas"/>
+          <w:color w:val="333F48"/>
+          <w:sz w:val="18"/>
+          <w:szCs w:val="18"/>
+        </w:rPr>
+        <w:t xml:space="preserve">/// The ID of the interoperability credentials with the SFTP username and password.</w:t>
+      </w:r>
+    </w:p>
+    <w:p>
+      <w:pPr>
+        <w:shd w:fill="F3F3F3" w:color="auto" w:val="clear"/>
+        <w:spacing w:after="0" w:before="0" w:line="260"/>
+        <w:ind w:left="120" w:right="120"/>
+      </w:pPr>
+      <w:r>
+        <w:rPr>
+          <w:rFonts w:ascii="Consolas" w:cs="Consolas" w:eastAsia="Consolas" w:hAnsi="Consolas"/>
+          <w:color w:val="333F48"/>
+          <w:sz w:val="18"/>
+          <w:szCs w:val="18"/>
+        </w:rPr>
+        <w:t xml:space="preserve">Property Credentials As %String [ InitialExpression = "HIS-SFTP" ];</w:t>
+      </w:r>
+    </w:p>
+    <w:p>
+      <w:pPr>
+        <w:shd w:fill="F3F3F3" w:color="auto" w:val="clear"/>
+        <w:spacing w:after="0" w:before="0" w:line="260"/>
+        <w:ind w:left="120" w:right="120"/>
+      </w:pPr>
+      <w:r>
+        <w:rPr>
+          <w:rFonts w:ascii="Consolas" w:cs="Consolas" w:eastAsia="Consolas" w:hAnsi="Consolas"/>
+          <w:color w:val="333F48"/>
+          <w:sz w:val="18"/>
+          <w:szCs w:val="18"/>
+        </w:rPr>
+        <w:t xml:space="preserve"/>
+      </w:r>
+    </w:p>
+    <w:p>
+      <w:pPr>
+        <w:shd w:fill="F3F3F3" w:color="auto" w:val="clear"/>
+        <w:spacing w:after="0" w:before="0" w:line="260"/>
+        <w:ind w:left="120" w:right="120"/>
+      </w:pPr>
+      <w:r>
+        <w:rPr>
+          <w:rFonts w:ascii="Consolas" w:cs="Consolas" w:eastAsia="Consolas" w:hAnsi="Consolas"/>
+          <w:color w:val="333F48"/>
+          <w:sz w:val="18"/>
+          <w:szCs w:val="18"/>
+        </w:rPr>
+        <w:t xml:space="preserve">/// The folder on the SFTP server.</w:t>
+      </w:r>
+    </w:p>
+    <w:p>
+      <w:pPr>
+        <w:shd w:fill="F3F3F3" w:color="auto" w:val="clear"/>
+        <w:spacing w:after="0" w:before="0" w:line="260"/>
+        <w:ind w:left="120" w:right="120"/>
+      </w:pPr>
+      <w:r>
+        <w:rPr>
+          <w:rFonts w:ascii="Consolas" w:cs="Consolas" w:eastAsia="Consolas" w:hAnsi="Consolas"/>
+          <w:color w:val="333F48"/>
+          <w:sz w:val="18"/>
+          <w:szCs w:val="18"/>
+        </w:rPr>
+        <w:t xml:space="preserve">Property Folder As %String(MAXLEN = 200) [ InitialExpression = "/home/his/outbox" ];</w:t>
+      </w:r>
+    </w:p>
+    <w:p>
+      <w:pPr>
+        <w:shd w:fill="F3F3F3" w:color="auto" w:val="clear"/>
+        <w:spacing w:after="0" w:before="0" w:line="260"/>
+        <w:ind w:left="120" w:right="120"/>
+      </w:pPr>
+      <w:r>
+        <w:rPr>
+          <w:rFonts w:ascii="Consolas" w:cs="Consolas" w:eastAsia="Consolas" w:hAnsi="Consolas"/>
+          <w:color w:val="333F48"/>
+          <w:sz w:val="18"/>
+          <w:szCs w:val="18"/>
+        </w:rPr>
+        <w:t xml:space="preserve"/>
+      </w:r>
+    </w:p>
+    <w:p>
+      <w:pPr>
+        <w:shd w:fill="F3F3F3" w:color="auto" w:val="clear"/>
+        <w:spacing w:after="0" w:before="0" w:line="260"/>
+        <w:ind w:left="120" w:right="120"/>
+      </w:pPr>
+      <w:r>
+        <w:rPr>
+          <w:rFonts w:ascii="Consolas" w:cs="Consolas" w:eastAsia="Consolas" w:hAnsi="Consolas"/>
+          <w:color w:val="333F48"/>
+          <w:sz w:val="18"/>
+          <w:szCs w:val="18"/>
+        </w:rPr>
+        <w:t xml:space="preserve">/// The file types to delete, separated by commas.</w:t>
+      </w:r>
+    </w:p>
+    <w:p>
+      <w:pPr>
+        <w:shd w:fill="F3F3F3" w:color="auto" w:val="clear"/>
+        <w:spacing w:after="0" w:before="0" w:line="260"/>
+        <w:ind w:left="120" w:right="120"/>
+      </w:pPr>
+      <w:r>
+        <w:rPr>
+          <w:rFonts w:ascii="Consolas" w:cs="Consolas" w:eastAsia="Consolas" w:hAnsi="Consolas"/>
+          <w:color w:val="333F48"/>
+          <w:sz w:val="18"/>
+          <w:szCs w:val="18"/>
+        </w:rPr>
+        <w:t xml:space="preserve">Property FileTypes As %String [ InitialExpression = "pdf,txt" ];</w:t>
+      </w:r>
+    </w:p>
+    <w:p>
+      <w:pPr>
+        <w:shd w:fill="F3F3F3" w:color="auto" w:val="clear"/>
+        <w:spacing w:after="0" w:before="0" w:line="260"/>
+        <w:ind w:left="120" w:right="120"/>
+      </w:pPr>
+      <w:r>
+        <w:rPr>
+          <w:rFonts w:ascii="Consolas" w:cs="Consolas" w:eastAsia="Consolas" w:hAnsi="Consolas"/>
+          <w:color w:val="333F48"/>
+          <w:sz w:val="18"/>
+          <w:szCs w:val="18"/>
+        </w:rPr>
+        <w:t xml:space="preserve"/>
+      </w:r>
+    </w:p>
+    <w:p>
+      <w:pPr>
+        <w:shd w:fill="F3F3F3" w:color="auto" w:val="clear"/>
+        <w:spacing w:after="0" w:before="0" w:line="260"/>
+        <w:ind w:left="120" w:right="120"/>
+      </w:pPr>
+      <w:r>
+        <w:rPr>
+          <w:rFonts w:ascii="Consolas" w:cs="Consolas" w:eastAsia="Consolas" w:hAnsi="Consolas"/>
+          <w:color w:val="333F48"/>
+          <w:sz w:val="18"/>
+          <w:szCs w:val="18"/>
+        </w:rPr>
+        <w:t xml:space="preserve">/// Delete a file when it is older than this number of days.</w:t>
+      </w:r>
+    </w:p>
+    <w:p>
+      <w:pPr>
+        <w:shd w:fill="F3F3F3" w:color="auto" w:val="clear"/>
+        <w:spacing w:after="0" w:before="0" w:line="260"/>
+        <w:ind w:left="120" w:right="120"/>
+      </w:pPr>
+      <w:r>
+        <w:rPr>
+          <w:rFonts w:ascii="Consolas" w:cs="Consolas" w:eastAsia="Consolas" w:hAnsi="Consolas"/>
+          <w:color w:val="333F48"/>
+          <w:sz w:val="18"/>
+          <w:szCs w:val="18"/>
+        </w:rPr>
+        <w:t xml:space="preserve">Property Days As %Integer(MINVAL = 1) [ InitialExpression = 7 ];</w:t>
+      </w:r>
+    </w:p>
+    <w:p>
+      <w:pPr>
+        <w:shd w:fill="F3F3F3" w:color="auto" w:val="clear"/>
+        <w:spacing w:after="0" w:before="0" w:line="260"/>
+        <w:ind w:left="120" w:right="120"/>
+      </w:pPr>
+      <w:r>
+        <w:rPr>
+          <w:rFonts w:ascii="Consolas" w:cs="Consolas" w:eastAsia="Consolas" w:hAnsi="Consolas"/>
+          <w:color w:val="333F48"/>
+          <w:sz w:val="18"/>
+          <w:szCs w:val="18"/>
+        </w:rPr>
+        <w:t xml:space="preserve"/>
+      </w:r>
+    </w:p>
+    <w:p>
+      <w:pPr>
+        <w:shd w:fill="F3F3F3" w:color="auto" w:val="clear"/>
+        <w:spacing w:after="0" w:before="0" w:line="260"/>
+        <w:ind w:left="120" w:right="120"/>
+      </w:pPr>
+      <w:r>
+        <w:rPr>
+          <w:rFonts w:ascii="Consolas" w:cs="Consolas" w:eastAsia="Consolas" w:hAnsi="Consolas"/>
+          <w:color w:val="333F48"/>
+          <w:sz w:val="18"/>
+          <w:szCs w:val="18"/>
+        </w:rPr>
+        <w:t xml:space="preserve">Method OnTask() As %Status</w:t>
+      </w:r>
+    </w:p>
+    <w:p>
+      <w:pPr>
+        <w:shd w:fill="F3F3F3" w:color="auto" w:val="clear"/>
+        <w:spacing w:after="0" w:before="0" w:line="260"/>
+        <w:ind w:left="120" w:right="120"/>
+      </w:pPr>
+      <w:r>
+        <w:rPr>
+          <w:rFonts w:ascii="Consolas" w:cs="Consolas" w:eastAsia="Consolas" w:hAnsi="Consolas"/>
+          <w:color w:val="333F48"/>
+          <w:sz w:val="18"/>
+          <w:szCs w:val="18"/>
+        </w:rPr>
+        <w:t xml:space="preserve">{</w:t>
+      </w:r>
+    </w:p>
+    <w:p>
+      <w:pPr>
+        <w:shd w:fill="F3F3F3" w:color="auto" w:val="clear"/>
+        <w:spacing w:after="0" w:before="0" w:line="260"/>
+        <w:ind w:left="120" w:right="120"/>
+      </w:pPr>
+      <w:r>
+        <w:rPr>
+          <w:rFonts w:ascii="Consolas" w:cs="Consolas" w:eastAsia="Consolas" w:hAnsi="Consolas"/>
+          <w:color w:val="333F48"/>
+          <w:sz w:val="18"/>
+          <w:szCs w:val="18"/>
+        </w:rPr>
+        <w:t xml:space="preserve">	Set tCred = ##class(Ens.Config.Credentials).%OpenId(..Credentials)</w:t>
+      </w:r>
+    </w:p>
+    <w:p>
+      <w:pPr>
+        <w:shd w:fill="F3F3F3" w:color="auto" w:val="clear"/>
+        <w:spacing w:after="0" w:before="0" w:line="260"/>
+        <w:ind w:left="120" w:right="120"/>
+      </w:pPr>
+      <w:r>
+        <w:rPr>
+          <w:rFonts w:ascii="Consolas" w:cs="Consolas" w:eastAsia="Consolas" w:hAnsi="Consolas"/>
+          <w:color w:val="333F48"/>
+          <w:sz w:val="18"/>
+          <w:szCs w:val="18"/>
+        </w:rPr>
+        <w:t xml:space="preserve">	If '$IsObject(tCred) {</w:t>
+      </w:r>
+    </w:p>
+    <w:p>
+      <w:pPr>
+        <w:shd w:fill="F3F3F3" w:color="auto" w:val="clear"/>
+        <w:spacing w:after="0" w:before="0" w:line="260"/>
+        <w:ind w:left="120" w:right="120"/>
+      </w:pPr>
+      <w:r>
+        <w:rPr>
+          <w:rFonts w:ascii="Consolas" w:cs="Consolas" w:eastAsia="Consolas" w:hAnsi="Consolas"/>
+          <w:color w:val="333F48"/>
+          <w:sz w:val="18"/>
+          <w:szCs w:val="18"/>
+        </w:rPr>
+        <w:t xml:space="preserve">		Return $$$ERROR($$$GeneralError, "No credentials with the ID "_..Credentials)</w:t>
+      </w:r>
+    </w:p>
+    <w:p>
+      <w:pPr>
+        <w:shd w:fill="F3F3F3" w:color="auto" w:val="clear"/>
+        <w:spacing w:after="0" w:before="0" w:line="260"/>
+        <w:ind w:left="120" w:right="120"/>
+      </w:pPr>
+      <w:r>
+        <w:rPr>
+          <w:rFonts w:ascii="Consolas" w:cs="Consolas" w:eastAsia="Consolas" w:hAnsi="Consolas"/>
+          <w:color w:val="333F48"/>
+          <w:sz w:val="18"/>
+          <w:szCs w:val="18"/>
+        </w:rPr>
+        <w:t xml:space="preserve">	}</w:t>
+      </w:r>
+    </w:p>
+    <w:p>
+      <w:pPr>
+        <w:shd w:fill="F3F3F3" w:color="auto" w:val="clear"/>
+        <w:spacing w:after="0" w:before="0" w:line="260"/>
+        <w:ind w:left="120" w:right="120"/>
+      </w:pPr>
+      <w:r>
+        <w:rPr>
+          <w:rFonts w:ascii="Consolas" w:cs="Consolas" w:eastAsia="Consolas" w:hAnsi="Consolas"/>
+          <w:color w:val="333F48"/>
+          <w:sz w:val="18"/>
+          <w:szCs w:val="18"/>
+        </w:rPr>
+        <w:t xml:space="preserve">	Set tSSH = ##class(%Net.SSH.Session).%New()</w:t>
+      </w:r>
+    </w:p>
+    <w:p>
+      <w:pPr>
+        <w:shd w:fill="F3F3F3" w:color="auto" w:val="clear"/>
+        <w:spacing w:after="0" w:before="0" w:line="260"/>
+        <w:ind w:left="120" w:right="120"/>
+      </w:pPr>
+      <w:r>
+        <w:rPr>
+          <w:rFonts w:ascii="Consolas" w:cs="Consolas" w:eastAsia="Consolas" w:hAnsi="Consolas"/>
+          <w:color w:val="333F48"/>
+          <w:sz w:val="18"/>
+          <w:szCs w:val="18"/>
+        </w:rPr>
+        <w:t xml:space="preserve">	// The lab does not check the host key. In production, give the key of the server as the third argument.</w:t>
+      </w:r>
+    </w:p>
+    <w:p>
+      <w:pPr>
+        <w:shd w:fill="F3F3F3" w:color="auto" w:val="clear"/>
+        <w:spacing w:after="0" w:before="0" w:line="260"/>
+        <w:ind w:left="120" w:right="120"/>
+      </w:pPr>
+      <w:r>
+        <w:rPr>
+          <w:rFonts w:ascii="Consolas" w:cs="Consolas" w:eastAsia="Consolas" w:hAnsi="Consolas"/>
+          <w:color w:val="333F48"/>
+          <w:sz w:val="18"/>
+          <w:szCs w:val="18"/>
+        </w:rPr>
+        <w:t xml:space="preserve">	$$$QuitOnError(tSSH.Connect(..Host, ..Port))</w:t>
+      </w:r>
+    </w:p>
+    <w:p>
+      <w:pPr>
+        <w:shd w:fill="F3F3F3" w:color="auto" w:val="clear"/>
+        <w:spacing w:after="0" w:before="0" w:line="260"/>
+        <w:ind w:left="120" w:right="120"/>
+      </w:pPr>
+      <w:r>
+        <w:rPr>
+          <w:rFonts w:ascii="Consolas" w:cs="Consolas" w:eastAsia="Consolas" w:hAnsi="Consolas"/>
+          <w:color w:val="333F48"/>
+          <w:sz w:val="18"/>
+          <w:szCs w:val="18"/>
+        </w:rPr>
+        <w:t xml:space="preserve">	$$$QuitOnError(tSSH.AuthenticateWithUsername(tCred.Username, tCred.Password))</w:t>
+      </w:r>
+    </w:p>
+    <w:p>
+      <w:pPr>
+        <w:shd w:fill="F3F3F3" w:color="auto" w:val="clear"/>
+        <w:spacing w:after="0" w:before="0" w:line="260"/>
+        <w:ind w:left="120" w:right="120"/>
+      </w:pPr>
+      <w:r>
+        <w:rPr>
+          <w:rFonts w:ascii="Consolas" w:cs="Consolas" w:eastAsia="Consolas" w:hAnsi="Consolas"/>
+          <w:color w:val="333F48"/>
+          <w:sz w:val="18"/>
+          <w:szCs w:val="18"/>
+        </w:rPr>
+        <w:t xml:space="preserve">	$$$QuitOnError(tSSH.OpenSFTP(.tSFTP))</w:t>
+      </w:r>
+    </w:p>
+    <w:p>
+      <w:pPr>
+        <w:shd w:fill="F3F3F3" w:color="auto" w:val="clear"/>
+        <w:spacing w:after="0" w:before="0" w:line="260"/>
+        <w:ind w:left="120" w:right="120"/>
+      </w:pPr>
+      <w:r>
+        <w:rPr>
+          <w:rFonts w:ascii="Consolas" w:cs="Consolas" w:eastAsia="Consolas" w:hAnsi="Consolas"/>
+          <w:color w:val="333F48"/>
+          <w:sz w:val="18"/>
+          <w:szCs w:val="18"/>
+        </w:rPr>
+        <w:t xml:space="preserve">	$$$QuitOnError(tSFTP.Dir(..Folder, .tFiles))</w:t>
+      </w:r>
+    </w:p>
+    <w:p>
+      <w:pPr>
+        <w:shd w:fill="F3F3F3" w:color="auto" w:val="clear"/>
+        <w:spacing w:after="0" w:before="0" w:line="260"/>
+        <w:ind w:left="120" w:right="120"/>
+      </w:pPr>
+      <w:r>
+        <w:rPr>
+          <w:rFonts w:ascii="Consolas" w:cs="Consolas" w:eastAsia="Consolas" w:hAnsi="Consolas"/>
+          <w:color w:val="333F48"/>
+          <w:sz w:val="18"/>
+          <w:szCs w:val="18"/>
+        </w:rPr>
+        <w:t xml:space="preserve"/>
+      </w:r>
+    </w:p>
+    <w:p>
+      <w:pPr>
+        <w:shd w:fill="F3F3F3" w:color="auto" w:val="clear"/>
+        <w:spacing w:after="0" w:before="0" w:line="260"/>
+        <w:ind w:left="120" w:right="120"/>
+      </w:pPr>
+      <w:r>
+        <w:rPr>
+          <w:rFonts w:ascii="Consolas" w:cs="Consolas" w:eastAsia="Consolas" w:hAnsi="Consolas"/>
+          <w:color w:val="333F48"/>
+          <w:sz w:val="18"/>
+          <w:szCs w:val="18"/>
+        </w:rPr>
+        <w:t xml:space="preserve">	// Dir() gives the times in Unix seconds.</w:t>
+      </w:r>
+    </w:p>
+    <w:p>
+      <w:pPr>
+        <w:shd w:fill="F3F3F3" w:color="auto" w:val="clear"/>
+        <w:spacing w:after="0" w:before="0" w:line="260"/>
+        <w:ind w:left="120" w:right="120"/>
+      </w:pPr>
+      <w:r>
+        <w:rPr>
+          <w:rFonts w:ascii="Consolas" w:cs="Consolas" w:eastAsia="Consolas" w:hAnsi="Consolas"/>
+          <w:color w:val="333F48"/>
+          <w:sz w:val="18"/>
+          <w:szCs w:val="18"/>
+        </w:rPr>
+        <w:t xml:space="preserve">	Set tLimit = $ZDateTime($ZTimeStamp, -2) - (..Days * 86400)</w:t>
+      </w:r>
+    </w:p>
+    <w:p>
+      <w:pPr>
+        <w:shd w:fill="F3F3F3" w:color="auto" w:val="clear"/>
+        <w:spacing w:after="0" w:before="0" w:line="260"/>
+        <w:ind w:left="120" w:right="120"/>
+      </w:pPr>
+      <w:r>
+        <w:rPr>
+          <w:rFonts w:ascii="Consolas" w:cs="Consolas" w:eastAsia="Consolas" w:hAnsi="Consolas"/>
+          <w:color w:val="333F48"/>
+          <w:sz w:val="18"/>
+          <w:szCs w:val="18"/>
+        </w:rPr>
+        <w:t xml:space="preserve">	Set tTypes = ","_$ZConvert(..FileTypes, "L")_","</w:t>
+      </w:r>
+    </w:p>
+    <w:p>
+      <w:pPr>
+        <w:shd w:fill="F3F3F3" w:color="auto" w:val="clear"/>
+        <w:spacing w:after="0" w:before="0" w:line="260"/>
+        <w:ind w:left="120" w:right="120"/>
+      </w:pPr>
+      <w:r>
+        <w:rPr>
+          <w:rFonts w:ascii="Consolas" w:cs="Consolas" w:eastAsia="Consolas" w:hAnsi="Consolas"/>
+          <w:color w:val="333F48"/>
+          <w:sz w:val="18"/>
+          <w:szCs w:val="18"/>
+        </w:rPr>
+        <w:t xml:space="preserve">	Set tDeleted = 0</w:t>
+      </w:r>
+    </w:p>
+    <w:p>
+      <w:pPr>
+        <w:shd w:fill="F3F3F3" w:color="auto" w:val="clear"/>
+        <w:spacing w:after="0" w:before="0" w:line="260"/>
+        <w:ind w:left="120" w:right="120"/>
+      </w:pPr>
+      <w:r>
+        <w:rPr>
+          <w:rFonts w:ascii="Consolas" w:cs="Consolas" w:eastAsia="Consolas" w:hAnsi="Consolas"/>
+          <w:color w:val="333F48"/>
+          <w:sz w:val="18"/>
+          <w:szCs w:val="18"/>
+        </w:rPr>
+        <w:t xml:space="preserve">	Set i = ""</w:t>
+      </w:r>
+    </w:p>
+    <w:p>
+      <w:pPr>
+        <w:shd w:fill="F3F3F3" w:color="auto" w:val="clear"/>
+        <w:spacing w:after="0" w:before="0" w:line="260"/>
+        <w:ind w:left="120" w:right="120"/>
+      </w:pPr>
+      <w:r>
+        <w:rPr>
+          <w:rFonts w:ascii="Consolas" w:cs="Consolas" w:eastAsia="Consolas" w:hAnsi="Consolas"/>
+          <w:color w:val="333F48"/>
+          <w:sz w:val="18"/>
+          <w:szCs w:val="18"/>
+        </w:rPr>
+        <w:t xml:space="preserve">	For {</w:t>
+      </w:r>
+    </w:p>
+    <w:p>
+      <w:pPr>
+        <w:shd w:fill="F3F3F3" w:color="auto" w:val="clear"/>
+        <w:spacing w:after="0" w:before="0" w:line="260"/>
+        <w:ind w:left="120" w:right="120"/>
+      </w:pPr>
+      <w:r>
+        <w:rPr>
+          <w:rFonts w:ascii="Consolas" w:cs="Consolas" w:eastAsia="Consolas" w:hAnsi="Consolas"/>
+          <w:color w:val="333F48"/>
+          <w:sz w:val="18"/>
+          <w:szCs w:val="18"/>
+        </w:rPr>
+        <w:t xml:space="preserve">		Set i = $Order(tFiles(i), 1, tInfo)</w:t>
+      </w:r>
+    </w:p>
+    <w:p>
+      <w:pPr>
+        <w:shd w:fill="F3F3F3" w:color="auto" w:val="clear"/>
+        <w:spacing w:after="0" w:before="0" w:line="260"/>
+        <w:ind w:left="120" w:right="120"/>
+      </w:pPr>
+      <w:r>
+        <w:rPr>
+          <w:rFonts w:ascii="Consolas" w:cs="Consolas" w:eastAsia="Consolas" w:hAnsi="Consolas"/>
+          <w:color w:val="333F48"/>
+          <w:sz w:val="18"/>
+          <w:szCs w:val="18"/>
+        </w:rPr>
+        <w:t xml:space="preserve">		Quit:i=""</w:t>
+      </w:r>
+    </w:p>
+    <w:p>
+      <w:pPr>
+        <w:shd w:fill="F3F3F3" w:color="auto" w:val="clear"/>
+        <w:spacing w:after="0" w:before="0" w:line="260"/>
+        <w:ind w:left="120" w:right="120"/>
+      </w:pPr>
+      <w:r>
+        <w:rPr>
+          <w:rFonts w:ascii="Consolas" w:cs="Consolas" w:eastAsia="Consolas" w:hAnsi="Consolas"/>
+          <w:color w:val="333F48"/>
+          <w:sz w:val="18"/>
+          <w:szCs w:val="18"/>
+        </w:rPr>
+        <w:t xml:space="preserve">		Set tName = $List(tInfo, 1)</w:t>
+      </w:r>
+    </w:p>
+    <w:p>
+      <w:pPr>
+        <w:shd w:fill="F3F3F3" w:color="auto" w:val="clear"/>
+        <w:spacing w:after="0" w:before="0" w:line="260"/>
+        <w:ind w:left="120" w:right="120"/>
+      </w:pPr>
+      <w:r>
+        <w:rPr>
+          <w:rFonts w:ascii="Consolas" w:cs="Consolas" w:eastAsia="Consolas" w:hAnsi="Consolas"/>
+          <w:color w:val="333F48"/>
+          <w:sz w:val="18"/>
+          <w:szCs w:val="18"/>
+        </w:rPr>
+        <w:t xml:space="preserve">		Set tType = $ZConvert($Piece(tName, ".", $Length(tName, ".")), "L")</w:t>
+      </w:r>
+    </w:p>
+    <w:p>
+      <w:pPr>
+        <w:shd w:fill="F3F3F3" w:color="auto" w:val="clear"/>
+        <w:spacing w:after="0" w:before="0" w:line="260"/>
+        <w:ind w:left="120" w:right="120"/>
+      </w:pPr>
+      <w:r>
+        <w:rPr>
+          <w:rFonts w:ascii="Consolas" w:cs="Consolas" w:eastAsia="Consolas" w:hAnsi="Consolas"/>
+          <w:color w:val="333F48"/>
+          <w:sz w:val="18"/>
+          <w:szCs w:val="18"/>
+        </w:rPr>
+        <w:t xml:space="preserve">		Continue:$List(tInfo,3)'="F"</w:t>
+      </w:r>
+    </w:p>
+    <w:p>
+      <w:pPr>
+        <w:shd w:fill="F3F3F3" w:color="auto" w:val="clear"/>
+        <w:spacing w:after="0" w:before="0" w:line="260"/>
+        <w:ind w:left="120" w:right="120"/>
+      </w:pPr>
+      <w:r>
+        <w:rPr>
+          <w:rFonts w:ascii="Consolas" w:cs="Consolas" w:eastAsia="Consolas" w:hAnsi="Consolas"/>
+          <w:color w:val="333F48"/>
+          <w:sz w:val="18"/>
+          <w:szCs w:val="18"/>
+        </w:rPr>
+        <w:t xml:space="preserve">		Continue:tTypes'[(","_tType_",")</w:t>
+      </w:r>
+    </w:p>
+    <w:p>
+      <w:pPr>
+        <w:shd w:fill="F3F3F3" w:color="auto" w:val="clear"/>
+        <w:spacing w:after="0" w:before="0" w:line="260"/>
+        <w:ind w:left="120" w:right="120"/>
+      </w:pPr>
+      <w:r>
+        <w:rPr>
+          <w:rFonts w:ascii="Consolas" w:cs="Consolas" w:eastAsia="Consolas" w:hAnsi="Consolas"/>
+          <w:color w:val="333F48"/>
+          <w:sz w:val="18"/>
+          <w:szCs w:val="18"/>
+        </w:rPr>
+        <w:t xml:space="preserve">		Continue:$List(tInfo,8)&gt;=tLimit</w:t>
+      </w:r>
+    </w:p>
+    <w:p>
+      <w:pPr>
+        <w:shd w:fill="F3F3F3" w:color="auto" w:val="clear"/>
+        <w:spacing w:after="0" w:before="0" w:line="260"/>
+        <w:ind w:left="120" w:right="120"/>
+      </w:pPr>
+      <w:r>
+        <w:rPr>
+          <w:rFonts w:ascii="Consolas" w:cs="Consolas" w:eastAsia="Consolas" w:hAnsi="Consolas"/>
+          <w:color w:val="333F48"/>
+          <w:sz w:val="18"/>
+          <w:szCs w:val="18"/>
+        </w:rPr>
+        <w:t xml:space="preserve">		Set tSC = tSFTP.Delete(..Folder_"/"_tName)</w:t>
+      </w:r>
+    </w:p>
+    <w:p>
+      <w:pPr>
+        <w:shd w:fill="F3F3F3" w:color="auto" w:val="clear"/>
+        <w:spacing w:after="0" w:before="0" w:line="260"/>
+        <w:ind w:left="120" w:right="120"/>
+      </w:pPr>
+      <w:r>
+        <w:rPr>
+          <w:rFonts w:ascii="Consolas" w:cs="Consolas" w:eastAsia="Consolas" w:hAnsi="Consolas"/>
+          <w:color w:val="333F48"/>
+          <w:sz w:val="18"/>
+          <w:szCs w:val="18"/>
+        </w:rPr>
+        <w:t xml:space="preserve">		Return:$$$ISERR(tSC) tSC</w:t>
+      </w:r>
+    </w:p>
+    <w:p>
+      <w:pPr>
+        <w:shd w:fill="F3F3F3" w:color="auto" w:val="clear"/>
+        <w:spacing w:after="0" w:before="0" w:line="260"/>
+        <w:ind w:left="120" w:right="120"/>
+      </w:pPr>
+      <w:r>
+        <w:rPr>
+          <w:rFonts w:ascii="Consolas" w:cs="Consolas" w:eastAsia="Consolas" w:hAnsi="Consolas"/>
+          <w:color w:val="333F48"/>
+          <w:sz w:val="18"/>
+          <w:szCs w:val="18"/>
+        </w:rPr>
+        <w:t xml:space="preserve">		Do ##class(%SYS.System).WriteToConsoleLog("SFTP clean-up: deleted "_..Folder_"/"_tName)</w:t>
+      </w:r>
+    </w:p>
+    <w:p>
+      <w:pPr>
+        <w:shd w:fill="F3F3F3" w:color="auto" w:val="clear"/>
+        <w:spacing w:after="0" w:before="0" w:line="260"/>
+        <w:ind w:left="120" w:right="120"/>
+      </w:pPr>
+      <w:r>
+        <w:rPr>
+          <w:rFonts w:ascii="Consolas" w:cs="Consolas" w:eastAsia="Consolas" w:hAnsi="Consolas"/>
+          <w:color w:val="333F48"/>
+          <w:sz w:val="18"/>
+          <w:szCs w:val="18"/>
+        </w:rPr>
+        <w:t xml:space="preserve">		Set tDeleted = tDeleted + 1</w:t>
+      </w:r>
+    </w:p>
+    <w:p>
+      <w:pPr>
+        <w:shd w:fill="F3F3F3" w:color="auto" w:val="clear"/>
+        <w:spacing w:after="0" w:before="0" w:line="260"/>
+        <w:ind w:left="120" w:right="120"/>
+      </w:pPr>
+      <w:r>
+        <w:rPr>
+          <w:rFonts w:ascii="Consolas" w:cs="Consolas" w:eastAsia="Consolas" w:hAnsi="Consolas"/>
+          <w:color w:val="333F48"/>
+          <w:sz w:val="18"/>
+          <w:szCs w:val="18"/>
+        </w:rPr>
+        <w:t xml:space="preserve">	}</w:t>
+      </w:r>
+    </w:p>
+    <w:p>
+      <w:pPr>
+        <w:shd w:fill="F3F3F3" w:color="auto" w:val="clear"/>
+        <w:spacing w:after="0" w:before="0" w:line="260"/>
+        <w:ind w:left="120" w:right="120"/>
+      </w:pPr>
+      <w:r>
+        <w:rPr>
+          <w:rFonts w:ascii="Consolas" w:cs="Consolas" w:eastAsia="Consolas" w:hAnsi="Consolas"/>
+          <w:color w:val="333F48"/>
+          <w:sz w:val="18"/>
+          <w:szCs w:val="18"/>
+        </w:rPr>
+        <w:t xml:space="preserve">	Do ##class(%SYS.System).WriteToConsoleLog("SFTP clean-up: "_tDeleted_" file(s) deleted from "_..Host_":"_..Folder)</w:t>
+      </w:r>
+    </w:p>
+    <w:p>
+      <w:pPr>
+        <w:shd w:fill="F3F3F3" w:color="auto" w:val="clear"/>
+        <w:spacing w:after="0" w:before="0" w:line="260"/>
+        <w:ind w:left="120" w:right="120"/>
+      </w:pPr>
+      <w:r>
+        <w:rPr>
+          <w:rFonts w:ascii="Consolas" w:cs="Consolas" w:eastAsia="Consolas" w:hAnsi="Consolas"/>
+          <w:color w:val="333F48"/>
+          <w:sz w:val="18"/>
+          <w:szCs w:val="18"/>
+        </w:rPr>
+        <w:t xml:space="preserve">	Do tSSH.Disconnect()</w:t>
+      </w:r>
+    </w:p>
+    <w:p>
+      <w:pPr>
+        <w:shd w:fill="F3F3F3" w:color="auto" w:val="clear"/>
+        <w:spacing w:after="0" w:before="0" w:line="260"/>
+        <w:ind w:left="120" w:right="120"/>
+      </w:pPr>
+      <w:r>
+        <w:rPr>
+          <w:rFonts w:ascii="Consolas" w:cs="Consolas" w:eastAsia="Consolas" w:hAnsi="Consolas"/>
+          <w:color w:val="333F48"/>
+          <w:sz w:val="18"/>
+          <w:szCs w:val="18"/>
+        </w:rPr>
+        <w:t xml:space="preserve">	Return $$$OK</w:t>
+      </w:r>
+    </w:p>
+    <w:p>
+      <w:pPr>
+        <w:shd w:fill="F3F3F3" w:color="auto" w:val="clear"/>
+        <w:spacing w:after="0" w:before="0" w:line="260"/>
+        <w:ind w:left="120" w:right="120"/>
+      </w:pPr>
+      <w:r>
+        <w:rPr>
+          <w:rFonts w:ascii="Consolas" w:cs="Consolas" w:eastAsia="Consolas" w:hAnsi="Consolas"/>
+          <w:color w:val="333F48"/>
+          <w:sz w:val="18"/>
+          <w:szCs w:val="18"/>
+        </w:rPr>
+        <w:t xml:space="preserve">}</w:t>
+      </w:r>
+    </w:p>
+    <w:p>
+      <w:pPr>
+        <w:shd w:fill="F3F3F3" w:color="auto" w:val="clear"/>
+        <w:spacing w:after="0" w:before="0" w:line="260"/>
+        <w:ind w:left="120" w:right="120"/>
+      </w:pPr>
+      <w:r>
+        <w:rPr>
+          <w:rFonts w:ascii="Consolas" w:cs="Consolas" w:eastAsia="Consolas" w:hAnsi="Consolas"/>
+          <w:color w:val="333F48"/>
+          <w:sz w:val="18"/>
+          <w:szCs w:val="18"/>
+        </w:rPr>
+        <w:t xml:space="preserve"/>
+      </w:r>
+    </w:p>
+    <w:p>
+      <w:pPr>
+        <w:shd w:fill="F3F3F3" w:color="auto" w:val="clear"/>
+        <w:spacing w:after="160" w:before="0" w:line="260"/>
+        <w:ind w:left="120" w:right="120"/>
+      </w:pPr>
+      <w:r>
+        <w:rPr>
+          <w:rFonts w:ascii="Consolas" w:cs="Consolas" w:eastAsia="Consolas" w:hAnsi="Consolas"/>
+          <w:color w:val="333F48"/>
+          <w:sz w:val="18"/>
+          <w:szCs w:val="18"/>
+        </w:rPr>
+        <w:t xml:space="preserve">}</w:t>
+      </w:r>
+    </w:p>
+    <w:p>
+      <w:pPr>
+        <w:spacing w:after="60"/>
+      </w:pPr>
+      <w:r>
+        <w:rPr>
+          <w:rFonts w:ascii="Calibri" w:cs="Calibri" w:eastAsia="Calibri" w:hAnsi="Calibri"/>
+          <w:color w:val="333F48"/>
+          <w:sz w:val="21"/>
+          <w:szCs w:val="21"/>
+        </w:rPr>
+        <w:t xml:space="preserve">How it works:</w:t>
+      </w:r>
+    </w:p>
+    <w:p>
+      <w:pPr>
+        <w:pStyle w:val="ListParagraph"/>
+        <w:numPr>
+          <w:ilvl w:val="0"/>
+          <w:numId w:val="2"/>
+        </w:numPr>
+        <w:spacing w:after="60"/>
+      </w:pPr>
+      <w:r>
+        <w:rPr>
+          <w:rFonts w:ascii="Calibri" w:cs="Calibri" w:eastAsia="Calibri" w:hAnsi="Calibri"/>
+          <w:color w:val="333F48"/>
+          <w:sz w:val="21"/>
+          <w:szCs w:val="21"/>
+        </w:rPr>
+        <w:t xml:space="preserve">A task class extends </w:t>
+      </w:r>
+      <w:r>
+        <w:rPr>
+          <w:rFonts w:ascii="Consolas" w:cs="Consolas" w:eastAsia="Consolas" w:hAnsi="Consolas"/>
+          <w:color w:val="6B2C91"/>
+          <w:sz w:val="19"/>
+          <w:szCs w:val="19"/>
+        </w:rPr>
+        <w:t xml:space="preserve">%SYS.Task.Definition</w:t>
+      </w:r>
+      <w:r>
+        <w:rPr>
+          <w:rFonts w:ascii="Calibri" w:cs="Calibri" w:eastAsia="Calibri" w:hAnsi="Calibri"/>
+          <w:color w:val="333F48"/>
+          <w:sz w:val="21"/>
+          <w:szCs w:val="21"/>
+        </w:rPr>
+        <w:t xml:space="preserve">. </w:t>
+      </w:r>
+      <w:r>
+        <w:rPr>
+          <w:rFonts w:ascii="Consolas" w:cs="Consolas" w:eastAsia="Consolas" w:hAnsi="Consolas"/>
+          <w:color w:val="6B2C91"/>
+          <w:sz w:val="19"/>
+          <w:szCs w:val="19"/>
+        </w:rPr>
+        <w:t xml:space="preserve">TaskName</w:t>
+      </w:r>
+      <w:r>
+        <w:rPr>
+          <w:rFonts w:ascii="Calibri" w:cs="Calibri" w:eastAsia="Calibri" w:hAnsi="Calibri"/>
+          <w:color w:val="333F48"/>
+          <w:sz w:val="21"/>
+          <w:szCs w:val="21"/>
+        </w:rPr>
+        <w:t xml:space="preserve"> is the name of the task type in the Task Manager.</w:t>
+      </w:r>
+    </w:p>
+    <w:p>
+      <w:pPr>
+        <w:pStyle w:val="ListParagraph"/>
+        <w:numPr>
+          <w:ilvl w:val="0"/>
+          <w:numId w:val="2"/>
+        </w:numPr>
+        <w:spacing w:after="60"/>
+      </w:pPr>
+      <w:r>
+        <w:rPr>
+          <w:rFonts w:ascii="Calibri" w:cs="Calibri" w:eastAsia="Calibri" w:hAnsi="Calibri"/>
+          <w:color w:val="333F48"/>
+          <w:sz w:val="21"/>
+          <w:szCs w:val="21"/>
+        </w:rPr>
+        <w:t xml:space="preserve">Each property is a setting of the task. The Task Manager shows it with its initial value. You can change the value when you schedule the task.</w:t>
+      </w:r>
+    </w:p>
+    <w:p>
+      <w:pPr>
+        <w:pStyle w:val="ListParagraph"/>
+        <w:numPr>
+          <w:ilvl w:val="0"/>
+          <w:numId w:val="2"/>
+        </w:numPr>
+        <w:spacing w:after="60"/>
+      </w:pPr>
+      <w:r>
+        <w:rPr>
+          <w:rFonts w:ascii="Consolas" w:cs="Consolas" w:eastAsia="Consolas" w:hAnsi="Consolas"/>
+          <w:color w:val="6B2C91"/>
+          <w:sz w:val="19"/>
+          <w:szCs w:val="19"/>
+        </w:rPr>
+        <w:t xml:space="preserve">OnTask()</w:t>
+      </w:r>
+      <w:r>
+        <w:rPr>
+          <w:rFonts w:ascii="Calibri" w:cs="Calibri" w:eastAsia="Calibri" w:hAnsi="Calibri"/>
+          <w:color w:val="333F48"/>
+          <w:sz w:val="21"/>
+          <w:szCs w:val="21"/>
+        </w:rPr>
+        <w:t xml:space="preserve"> does the work. It gets the username and password from the credentials. It connects with </w:t>
+      </w:r>
+      <w:r>
+        <w:rPr>
+          <w:rFonts w:ascii="Consolas" w:cs="Consolas" w:eastAsia="Consolas" w:hAnsi="Consolas"/>
+          <w:color w:val="6B2C91"/>
+          <w:sz w:val="19"/>
+          <w:szCs w:val="19"/>
+        </w:rPr>
+        <w:t xml:space="preserve">%Net.SSH.Session</w:t>
+      </w:r>
+      <w:r>
+        <w:rPr>
+          <w:rFonts w:ascii="Calibri" w:cs="Calibri" w:eastAsia="Calibri" w:hAnsi="Calibri"/>
+          <w:color w:val="333F48"/>
+          <w:sz w:val="21"/>
+          <w:szCs w:val="21"/>
+        </w:rPr>
+        <w:t xml:space="preserve"> and opens SFTP. </w:t>
+      </w:r>
+      <w:r>
+        <w:rPr>
+          <w:rFonts w:ascii="Consolas" w:cs="Consolas" w:eastAsia="Consolas" w:hAnsi="Consolas"/>
+          <w:color w:val="6B2C91"/>
+          <w:sz w:val="19"/>
+          <w:szCs w:val="19"/>
+        </w:rPr>
+        <w:t xml:space="preserve">Dir()</w:t>
+      </w:r>
+      <w:r>
+        <w:rPr>
+          <w:rFonts w:ascii="Calibri" w:cs="Calibri" w:eastAsia="Calibri" w:hAnsi="Calibri"/>
+          <w:color w:val="333F48"/>
+          <w:sz w:val="21"/>
+          <w:szCs w:val="21"/>
+        </w:rPr>
+        <w:t xml:space="preserve"> lists the folder, and </w:t>
+      </w:r>
+      <w:r>
+        <w:rPr>
+          <w:rFonts w:ascii="Consolas" w:cs="Consolas" w:eastAsia="Consolas" w:hAnsi="Consolas"/>
+          <w:color w:val="6B2C91"/>
+          <w:sz w:val="19"/>
+          <w:szCs w:val="19"/>
+        </w:rPr>
+        <w:t xml:space="preserve">Delete()</w:t>
+      </w:r>
+      <w:r>
+        <w:rPr>
+          <w:rFonts w:ascii="Calibri" w:cs="Calibri" w:eastAsia="Calibri" w:hAnsi="Calibri"/>
+          <w:color w:val="333F48"/>
+          <w:sz w:val="21"/>
+          <w:szCs w:val="21"/>
+        </w:rPr>
+        <w:t xml:space="preserve"> deletes each old file.</w:t>
+      </w:r>
+    </w:p>
+    <w:p>
+      <w:pPr>
+        <w:pStyle w:val="ListParagraph"/>
+        <w:numPr>
+          <w:ilvl w:val="0"/>
+          <w:numId w:val="2"/>
+        </w:numPr>
+        <w:spacing w:after="60"/>
+      </w:pPr>
+      <w:r>
+        <w:rPr>
+          <w:rFonts w:ascii="Consolas" w:cs="Consolas" w:eastAsia="Consolas" w:hAnsi="Consolas"/>
+          <w:color w:val="6B2C91"/>
+          <w:sz w:val="19"/>
+          <w:szCs w:val="19"/>
+        </w:rPr>
+        <w:t xml:space="preserve">Dir()</w:t>
+      </w:r>
+      <w:r>
+        <w:rPr>
+          <w:rFonts w:ascii="Calibri" w:cs="Calibri" w:eastAsia="Calibri" w:hAnsi="Calibri"/>
+          <w:color w:val="333F48"/>
+          <w:sz w:val="21"/>
+          <w:szCs w:val="21"/>
+        </w:rPr>
+        <w:t xml:space="preserve"> gives the time of each file in Unix seconds. </w:t>
+      </w:r>
+      <w:r>
+        <w:rPr>
+          <w:rFonts w:ascii="Consolas" w:cs="Consolas" w:eastAsia="Consolas" w:hAnsi="Consolas"/>
+          <w:color w:val="6B2C91"/>
+          <w:sz w:val="19"/>
+          <w:szCs w:val="19"/>
+        </w:rPr>
+        <w:t xml:space="preserve">$ZDateTime($ZTimeStamp, -2)</w:t>
+      </w:r>
+      <w:r>
+        <w:rPr>
+          <w:rFonts w:ascii="Calibri" w:cs="Calibri" w:eastAsia="Calibri" w:hAnsi="Calibri"/>
+          <w:color w:val="333F48"/>
+          <w:sz w:val="21"/>
+          <w:szCs w:val="21"/>
+        </w:rPr>
+        <w:t xml:space="preserve"> gives the time now in Unix seconds, so you can compare them.</w:t>
+      </w:r>
+    </w:p>
+    <w:p>
+      <w:pPr>
+        <w:pStyle w:val="ListParagraph"/>
+        <w:numPr>
+          <w:ilvl w:val="0"/>
+          <w:numId w:val="2"/>
+        </w:numPr>
+        <w:spacing w:after="60"/>
+      </w:pPr>
+      <w:r>
+        <w:rPr>
+          <w:rFonts w:ascii="Consolas" w:cs="Consolas" w:eastAsia="Consolas" w:hAnsi="Consolas"/>
+          <w:color w:val="6B2C91"/>
+          <w:sz w:val="19"/>
+          <w:szCs w:val="19"/>
+        </w:rPr>
+        <w:t xml:space="preserve">WriteToConsoleLog()</w:t>
+      </w:r>
+      <w:r>
+        <w:rPr>
+          <w:rFonts w:ascii="Calibri" w:cs="Calibri" w:eastAsia="Calibri" w:hAnsi="Calibri"/>
+          <w:color w:val="333F48"/>
+          <w:sz w:val="21"/>
+          <w:szCs w:val="21"/>
+        </w:rPr>
+        <w:t xml:space="preserve"> writes a line to </w:t>
+      </w:r>
+      <w:r>
+        <w:rPr>
+          <w:rFonts w:ascii="Consolas" w:cs="Consolas" w:eastAsia="Consolas" w:hAnsi="Consolas"/>
+          <w:color w:val="6B2C91"/>
+          <w:sz w:val="19"/>
+          <w:szCs w:val="19"/>
+        </w:rPr>
+        <w:t xml:space="preserve">messages.log</w:t>
+      </w:r>
+      <w:r>
+        <w:rPr>
+          <w:rFonts w:ascii="Calibri" w:cs="Calibri" w:eastAsia="Calibri" w:hAnsi="Calibri"/>
+          <w:color w:val="333F48"/>
+          <w:sz w:val="21"/>
+          <w:szCs w:val="21"/>
+        </w:rPr>
+        <w:t xml:space="preserve"> for each file that the task deletes.</w:t>
+      </w:r>
+    </w:p>
+    <w:p>
+      <w:pPr>
+        <w:spacing w:after="120"/>
+      </w:pPr>
+      <w:r>
+        <w:rPr>
+          <w:rFonts w:ascii="Calibri" w:cs="Calibri" w:eastAsia="Calibri" w:hAnsi="Calibri"/>
+          <w:b/>
+          <w:bCs/>
+          <w:color w:val="333F48"/>
+          <w:sz w:val="21"/>
+          <w:szCs w:val="21"/>
+        </w:rPr>
+        <w:t xml:space="preserve">Note:</w:t>
+      </w:r>
+      <w:r>
+        <w:rPr>
+          <w:rFonts w:ascii="Calibri" w:cs="Calibri" w:eastAsia="Calibri" w:hAnsi="Calibri"/>
+          <w:color w:val="333F48"/>
+          <w:sz w:val="21"/>
+          <w:szCs w:val="21"/>
+        </w:rPr>
+        <w:t xml:space="preserve"> the host is </w:t>
+      </w:r>
+      <w:r>
+        <w:rPr>
+          <w:rFonts w:ascii="Consolas" w:cs="Consolas" w:eastAsia="Consolas" w:hAnsi="Consolas"/>
+          <w:color w:val="6B2C91"/>
+          <w:sz w:val="19"/>
+          <w:szCs w:val="19"/>
+        </w:rPr>
+        <w:t xml:space="preserve">his-sftp</w:t>
+      </w:r>
+      <w:r>
+        <w:rPr>
+          <w:rFonts w:ascii="Calibri" w:cs="Calibri" w:eastAsia="Calibri" w:hAnsi="Calibri"/>
+          <w:color w:val="333F48"/>
+          <w:sz w:val="21"/>
+          <w:szCs w:val="21"/>
+        </w:rPr>
+        <w:t xml:space="preserve">, not </w:t>
+      </w:r>
+      <w:r>
+        <w:rPr>
+          <w:rFonts w:ascii="Consolas" w:cs="Consolas" w:eastAsia="Consolas" w:hAnsi="Consolas"/>
+          <w:color w:val="6B2C91"/>
+          <w:sz w:val="19"/>
+          <w:szCs w:val="19"/>
+        </w:rPr>
+        <w:t xml:space="preserve">mock_his</w:t>
+      </w:r>
+      <w:r>
+        <w:rPr>
+          <w:rFonts w:ascii="Calibri" w:cs="Calibri" w:eastAsia="Calibri" w:hAnsi="Calibri"/>
+          <w:color w:val="333F48"/>
+          <w:sz w:val="21"/>
+          <w:szCs w:val="21"/>
+        </w:rPr>
+        <w:t xml:space="preserve">. The SSH client of IRIS does not accept </w:t>
+      </w:r>
+      <w:r>
+        <w:rPr>
+          <w:rFonts w:ascii="Consolas" w:cs="Consolas" w:eastAsia="Consolas" w:hAnsi="Consolas"/>
+          <w:color w:val="6B2C91"/>
+          <w:sz w:val="19"/>
+          <w:szCs w:val="19"/>
+        </w:rPr>
+        <w:t xml:space="preserve">_</w:t>
+      </w:r>
+      <w:r>
+        <w:rPr>
+          <w:rFonts w:ascii="Calibri" w:cs="Calibri" w:eastAsia="Calibri" w:hAnsi="Calibri"/>
+          <w:color w:val="333F48"/>
+          <w:sz w:val="21"/>
+          <w:szCs w:val="21"/>
+        </w:rPr>
+        <w:t xml:space="preserve"> in a host name.</w:t>
+      </w:r>
+    </w:p>
+    <w:p>
+      <w:pPr>
+        <w:pStyle w:val="Heading2"/>
+      </w:pPr>
+      <w:r>
+        <w:rPr>
+          <w:rFonts w:ascii="Calibri" w:cs="Calibri" w:eastAsia="Calibri" w:hAnsi="Calibri"/>
+        </w:rPr>
+        <w:t xml:space="preserve">G4. Schedule the task</w:t>
+      </w:r>
+    </w:p>
+    <w:p>
+      <w:pPr>
+        <w:pStyle w:val="ListParagraph"/>
+        <w:numPr>
+          <w:ilvl w:val="0"/>
+          <w:numId w:val="2"/>
+        </w:numPr>
+        <w:spacing w:after="60"/>
+      </w:pPr>
+      <w:r>
+        <w:rPr>
+          <w:rFonts w:ascii="Calibri" w:cs="Calibri" w:eastAsia="Calibri" w:hAnsi="Calibri"/>
+          <w:color w:val="333F48"/>
+          <w:sz w:val="21"/>
+          <w:szCs w:val="21"/>
+        </w:rPr>
+        <w:t xml:space="preserve">In the Management Portal, go to System Operation › Task Manager › New Task.</w:t>
+      </w:r>
+    </w:p>
+    <w:p>
+      <w:pPr>
+        <w:pStyle w:val="ListParagraph"/>
+        <w:numPr>
+          <w:ilvl w:val="0"/>
+          <w:numId w:val="2"/>
+        </w:numPr>
+        <w:spacing w:after="60"/>
+      </w:pPr>
+      <w:r>
+        <w:rPr>
+          <w:rFonts w:ascii="Calibri" w:cs="Calibri" w:eastAsia="Calibri" w:hAnsi="Calibri"/>
+          <w:color w:val="333F48"/>
+          <w:sz w:val="21"/>
+          <w:szCs w:val="21"/>
+        </w:rPr>
+        <w:t xml:space="preserve">Set these values. First choose the namespace: then the list of task types shows the types of </w:t>
+      </w:r>
+      <w:r>
+        <w:rPr>
+          <w:rFonts w:ascii="Consolas" w:cs="Consolas" w:eastAsia="Consolas" w:hAnsi="Consolas"/>
+          <w:color w:val="6B2C91"/>
+          <w:sz w:val="19"/>
+          <w:szCs w:val="19"/>
+        </w:rPr>
+        <w:t xml:space="preserve">INSURLIGENT</w:t>
+      </w:r>
+      <w:r>
+        <w:rPr>
+          <w:rFonts w:ascii="Calibri" w:cs="Calibri" w:eastAsia="Calibri" w:hAnsi="Calibri"/>
+          <w:color w:val="333F48"/>
+          <w:sz w:val="21"/>
+          <w:szCs w:val="21"/>
+        </w:rPr>
+        <w:t xml:space="preserve">.</w:t>
       </w:r>
     </w:p>
     <w:tbl>
@@ -19214,7 +21859,7 @@
                 <w:sz w:val="19"/>
                 <w:szCs w:val="19"/>
               </w:rPr>
-              <w:t xml:space="preserve">Problem</w:t>
+              <w:t xml:space="preserve">Field</w:t>
             </w:r>
           </w:p>
         </w:tc>
@@ -19245,7 +21890,7 @@
                 <w:sz w:val="19"/>
                 <w:szCs w:val="19"/>
               </w:rPr>
-              <w:t xml:space="preserve">What to do</w:t>
+              <w:t xml:space="preserve">Value</w:t>
             </w:r>
           </w:p>
         </w:tc>
@@ -19279,7 +21924,7 @@
                 <w:sz w:val="19"/>
                 <w:szCs w:val="19"/>
               </w:rPr>
-              <w:t xml:space="preserve">The Test button is not there, or it is grey</w:t>
+              <w:t xml:space="preserve">Task name</w:t>
             </w:r>
           </w:p>
         </w:tc>
@@ -19303,32 +21948,12 @@
           <w:p>
             <w:r>
               <w:rPr>
-                <w:rFonts w:ascii="Calibri" w:cs="Calibri" w:eastAsia="Calibri" w:hAnsi="Calibri"/>
-                <w:color w:val="333F48"/>
-                <w:sz w:val="19"/>
-                <w:szCs w:val="19"/>
-              </w:rPr>
-              <w:t xml:space="preserve">The production must run, </w:t>
-            </w:r>
-            <w:r>
-              <w:rPr>
-                <w:rFonts w:ascii="Calibri" w:cs="Calibri" w:eastAsia="Calibri" w:hAnsi="Calibri"/>
-                <w:b/>
-                <w:bCs/>
-                <w:color w:val="333F48"/>
-                <w:sz w:val="19"/>
-                <w:szCs w:val="19"/>
-              </w:rPr>
-              <w:t xml:space="preserve">Testing Enabled</w:t>
-            </w:r>
-            <w:r>
-              <w:rPr>
-                <w:rFonts w:ascii="Calibri" w:cs="Calibri" w:eastAsia="Calibri" w:hAnsi="Calibri"/>
-                <w:color w:val="333F48"/>
-                <w:sz w:val="19"/>
-                <w:szCs w:val="19"/>
-              </w:rPr>
-              <w:t xml:space="preserve"> must be ticked (A2), and the item must be enabled.</w:t>
+                <w:rFonts w:ascii="Consolas" w:cs="Consolas" w:eastAsia="Consolas" w:hAnsi="Consolas"/>
+                <w:color w:val="6B2C91"/>
+                <w:sz w:val="17"/>
+                <w:szCs w:val="17"/>
+              </w:rPr>
+              <w:t xml:space="preserve">HIS SFTP clean-up</w:t>
             </w:r>
           </w:p>
         </w:tc>
@@ -19357,39 +21982,12 @@
           <w:p>
             <w:r>
               <w:rPr>
-                <w:rFonts w:ascii="Consolas" w:cs="Consolas" w:eastAsia="Consolas" w:hAnsi="Consolas"/>
-                <w:color w:val="6B2C91"/>
-                <w:sz w:val="17"/>
-                <w:szCs w:val="17"/>
-              </w:rPr>
-              <w:t xml:space="preserve">BO.HIS.HL7</w:t>
-            </w:r>
-            <w:r>
-              <w:rPr>
                 <w:rFonts w:ascii="Calibri" w:cs="Calibri" w:eastAsia="Calibri" w:hAnsi="Calibri"/>
                 <w:color w:val="333F48"/>
                 <w:sz w:val="19"/>
                 <w:szCs w:val="19"/>
               </w:rPr>
-              <w:t xml:space="preserve"> or </w:t>
-            </w:r>
-            <w:r>
-              <w:rPr>
-                <w:rFonts w:ascii="Consolas" w:cs="Consolas" w:eastAsia="Consolas" w:hAnsi="Consolas"/>
-                <w:color w:val="6B2C91"/>
-                <w:sz w:val="17"/>
-                <w:szCs w:val="17"/>
-              </w:rPr>
-              <w:t xml:space="preserve">BO.Insurer.REST</w:t>
-            </w:r>
-            <w:r>
-              <w:rPr>
-                <w:rFonts w:ascii="Calibri" w:cs="Calibri" w:eastAsia="Calibri" w:hAnsi="Calibri"/>
-                <w:color w:val="333F48"/>
-                <w:sz w:val="19"/>
-                <w:szCs w:val="19"/>
-              </w:rPr>
-              <w:t xml:space="preserve"> cannot connect</w:t>
+              <w:t xml:space="preserve">Description</w:t>
             </w:r>
           </w:p>
         </w:tc>
@@ -19413,156 +22011,12 @@
           <w:p>
             <w:r>
               <w:rPr>
-                <w:rFonts w:ascii="Calibri" w:cs="Calibri" w:eastAsia="Calibri" w:hAnsi="Calibri"/>
-                <w:color w:val="333F48"/>
-                <w:sz w:val="19"/>
-                <w:szCs w:val="19"/>
-              </w:rPr>
-              <w:t xml:space="preserve">Check the settings. </w:t>
-            </w:r>
-            <w:r>
-              <w:rPr>
                 <w:rFonts w:ascii="Consolas" w:cs="Consolas" w:eastAsia="Consolas" w:hAnsi="Consolas"/>
                 <w:color w:val="6B2C91"/>
                 <w:sz w:val="17"/>
                 <w:szCs w:val="17"/>
               </w:rPr>
-              <w:t xml:space="preserve">BO.HIS.HL7</w:t>
-            </w:r>
-            <w:r>
-              <w:rPr>
-                <w:rFonts w:ascii="Calibri" w:cs="Calibri" w:eastAsia="Calibri" w:hAnsi="Calibri"/>
-                <w:color w:val="333F48"/>
-                <w:sz w:val="19"/>
-                <w:szCs w:val="19"/>
-              </w:rPr>
-              <w:t xml:space="preserve">: </w:t>
-            </w:r>
-            <w:r>
-              <w:rPr>
-                <w:rFonts w:ascii="Consolas" w:cs="Consolas" w:eastAsia="Consolas" w:hAnsi="Consolas"/>
-                <w:color w:val="6B2C91"/>
-                <w:sz w:val="17"/>
-                <w:szCs w:val="17"/>
-              </w:rPr>
-              <w:t xml:space="preserve">mock_his</w:t>
-            </w:r>
-            <w:r>
-              <w:rPr>
-                <w:rFonts w:ascii="Calibri" w:cs="Calibri" w:eastAsia="Calibri" w:hAnsi="Calibri"/>
-                <w:color w:val="333F48"/>
-                <w:sz w:val="19"/>
-                <w:szCs w:val="19"/>
-              </w:rPr>
-              <w:t xml:space="preserve">, </w:t>
-            </w:r>
-            <w:r>
-              <w:rPr>
-                <w:rFonts w:ascii="Consolas" w:cs="Consolas" w:eastAsia="Consolas" w:hAnsi="Consolas"/>
-                <w:color w:val="6B2C91"/>
-                <w:sz w:val="17"/>
-                <w:szCs w:val="17"/>
-              </w:rPr>
-              <w:t xml:space="preserve">2575</w:t>
-            </w:r>
-            <w:r>
-              <w:rPr>
-                <w:rFonts w:ascii="Calibri" w:cs="Calibri" w:eastAsia="Calibri" w:hAnsi="Calibri"/>
-                <w:color w:val="333F48"/>
-                <w:sz w:val="19"/>
-                <w:szCs w:val="19"/>
-              </w:rPr>
-              <w:t xml:space="preserve">. </w:t>
-            </w:r>
-            <w:r>
-              <w:rPr>
-                <w:rFonts w:ascii="Consolas" w:cs="Consolas" w:eastAsia="Consolas" w:hAnsi="Consolas"/>
-                <w:color w:val="6B2C91"/>
-                <w:sz w:val="17"/>
-                <w:szCs w:val="17"/>
-              </w:rPr>
-              <w:t xml:space="preserve">BO.Insurer.REST</w:t>
-            </w:r>
-            <w:r>
-              <w:rPr>
-                <w:rFonts w:ascii="Calibri" w:cs="Calibri" w:eastAsia="Calibri" w:hAnsi="Calibri"/>
-                <w:color w:val="333F48"/>
-                <w:sz w:val="19"/>
-                <w:szCs w:val="19"/>
-              </w:rPr>
-              <w:t xml:space="preserve">: </w:t>
-            </w:r>
-            <w:r>
-              <w:rPr>
-                <w:rFonts w:ascii="Consolas" w:cs="Consolas" w:eastAsia="Consolas" w:hAnsi="Consolas"/>
-                <w:color w:val="6B2C91"/>
-                <w:sz w:val="17"/>
-                <w:szCs w:val="17"/>
-              </w:rPr>
-              <w:t xml:space="preserve">mock_insurer</w:t>
-            </w:r>
-            <w:r>
-              <w:rPr>
-                <w:rFonts w:ascii="Calibri" w:cs="Calibri" w:eastAsia="Calibri" w:hAnsi="Calibri"/>
-                <w:color w:val="333F48"/>
-                <w:sz w:val="19"/>
-                <w:szCs w:val="19"/>
-              </w:rPr>
-              <w:t xml:space="preserve">, </w:t>
-            </w:r>
-            <w:r>
-              <w:rPr>
-                <w:rFonts w:ascii="Consolas" w:cs="Consolas" w:eastAsia="Consolas" w:hAnsi="Consolas"/>
-                <w:color w:val="6B2C91"/>
-                <w:sz w:val="17"/>
-                <w:szCs w:val="17"/>
-              </w:rPr>
-              <w:t xml:space="preserve">8080</w:t>
-            </w:r>
-            <w:r>
-              <w:rPr>
-                <w:rFonts w:ascii="Calibri" w:cs="Calibri" w:eastAsia="Calibri" w:hAnsi="Calibri"/>
-                <w:color w:val="333F48"/>
-                <w:sz w:val="19"/>
-                <w:szCs w:val="19"/>
-              </w:rPr>
-              <w:t xml:space="preserve">, </w:t>
-            </w:r>
-            <w:r>
-              <w:rPr>
-                <w:rFonts w:ascii="Consolas" w:cs="Consolas" w:eastAsia="Consolas" w:hAnsi="Consolas"/>
-                <w:color w:val="6B2C91"/>
-                <w:sz w:val="17"/>
-                <w:szCs w:val="17"/>
-              </w:rPr>
-              <w:t xml:space="preserve">/api</w:t>
-            </w:r>
-            <w:r>
-              <w:rPr>
-                <w:rFonts w:ascii="Calibri" w:cs="Calibri" w:eastAsia="Calibri" w:hAnsi="Calibri"/>
-                <w:color w:val="333F48"/>
-                <w:sz w:val="19"/>
-                <w:szCs w:val="19"/>
-              </w:rPr>
-              <w:t xml:space="preserve">. Check that the mocks run: </w:t>
-            </w:r>
-            <w:r>
-              <w:rPr>
-                <w:rFonts w:ascii="Consolas" w:cs="Consolas" w:eastAsia="Consolas" w:hAnsi="Consolas"/>
-                <w:color w:val="6B2C91"/>
-                <w:sz w:val="17"/>
-                <w:szCs w:val="17"/>
-              </w:rPr>
-              <w:t xml:space="preserve">docker compose ps</w:t>
-            </w:r>
-            <w:r>
-              <w:rPr>
-                <w:rFonts w:ascii="Calibri" w:cs="Calibri" w:eastAsia="Calibri" w:hAnsi="Calibri"/>
-                <w:color w:val="333F48"/>
-                <w:sz w:val="19"/>
-                <w:szCs w:val="19"/>
-              </w:rPr>
-              <w:t xml:space="preserve">.</w:t>
+              <w:t xml:space="preserve">Delete old PDF and text files from the HIS outbox</w:t>
             </w:r>
           </w:p>
         </w:tc>
@@ -19596,7 +22050,7 @@
                 <w:sz w:val="19"/>
                 <w:szCs w:val="19"/>
               </w:rPr>
-              <w:t xml:space="preserve">A class does not compile</w:t>
+              <w:t xml:space="preserve">Namespace to run task in</w:t>
             </w:r>
           </w:p>
         </w:tc>
@@ -19620,30 +22074,12 @@
           <w:p>
             <w:r>
               <w:rPr>
-                <w:rFonts w:ascii="Calibri" w:cs="Calibri" w:eastAsia="Calibri" w:hAnsi="Calibri"/>
-                <w:color w:val="333F48"/>
-                <w:sz w:val="19"/>
-                <w:szCs w:val="19"/>
-              </w:rPr>
-              <w:t xml:space="preserve">Read the Output view in VS Code. Compare your class with </w:t>
-            </w:r>
-            <w:r>
-              <w:rPr>
                 <w:rFonts w:ascii="Consolas" w:cs="Consolas" w:eastAsia="Consolas" w:hAnsi="Consolas"/>
                 <w:color w:val="6B2C91"/>
                 <w:sz w:val="17"/>
                 <w:szCs w:val="17"/>
               </w:rPr>
-              <w:t xml:space="preserve">solution/src/Insurligent</w:t>
-            </w:r>
-            <w:r>
-              <w:rPr>
-                <w:rFonts w:ascii="Calibri" w:cs="Calibri" w:eastAsia="Calibri" w:hAnsi="Calibri"/>
-                <w:color w:val="333F48"/>
-                <w:sz w:val="19"/>
-                <w:szCs w:val="19"/>
-              </w:rPr>
-              <w:t xml:space="preserve">.</w:t>
+              <w:t xml:space="preserve">INSURLIGENT</w:t>
             </w:r>
           </w:p>
         </w:tc>
@@ -19677,25 +22113,7 @@
                 <w:sz w:val="19"/>
                 <w:szCs w:val="19"/>
               </w:rPr>
-              <w:t xml:space="preserve">The reply has </w:t>
-            </w:r>
-            <w:r>
-              <w:rPr>
-                <w:rFonts w:ascii="Consolas" w:cs="Consolas" w:eastAsia="Consolas" w:hAnsi="Consolas"/>
-                <w:color w:val="6B2C91"/>
-                <w:sz w:val="17"/>
-                <w:szCs w:val="17"/>
-              </w:rPr>
-              <w:t xml:space="preserve">ResponseCode</w:t>
-            </w:r>
-            <w:r>
-              <w:rPr>
-                <w:rFonts w:ascii="Calibri" w:cs="Calibri" w:eastAsia="Calibri" w:hAnsi="Calibri"/>
-                <w:color w:val="333F48"/>
-                <w:sz w:val="19"/>
-                <w:szCs w:val="19"/>
-              </w:rPr>
-              <w:t xml:space="preserve"> 200 but no patient fields</w:t>
+              <w:t xml:space="preserve">Task type</w:t>
             </w:r>
           </w:p>
         </w:tc>
@@ -19719,48 +22137,12 @@
           <w:p>
             <w:r>
               <w:rPr>
-                <w:rFonts w:ascii="Calibri" w:cs="Calibri" w:eastAsia="Calibri" w:hAnsi="Calibri"/>
-                <w:color w:val="333F48"/>
-                <w:sz w:val="19"/>
-                <w:szCs w:val="19"/>
-              </w:rPr>
-              <w:t xml:space="preserve">In DTL 2, check the Code action with </w:t>
-            </w:r>
-            <w:r>
-              <w:rPr>
                 <w:rFonts w:ascii="Consolas" w:cs="Consolas" w:eastAsia="Consolas" w:hAnsi="Consolas"/>
                 <w:color w:val="6B2C91"/>
                 <w:sz w:val="17"/>
                 <w:szCs w:val="17"/>
               </w:rPr>
-              <w:t xml:space="preserve">PokeDocType</w:t>
-            </w:r>
-            <w:r>
-              <w:rPr>
-                <w:rFonts w:ascii="Calibri" w:cs="Calibri" w:eastAsia="Calibri" w:hAnsi="Calibri"/>
-                <w:color w:val="333F48"/>
-                <w:sz w:val="19"/>
-                <w:szCs w:val="19"/>
-              </w:rPr>
-              <w:t xml:space="preserve">, and the paths that start with </w:t>
-            </w:r>
-            <w:r>
-              <w:rPr>
-                <w:rFonts w:ascii="Consolas" w:cs="Consolas" w:eastAsia="Consolas" w:hAnsi="Consolas"/>
-                <w:color w:val="6B2C91"/>
-                <w:sz w:val="17"/>
-                <w:szCs w:val="17"/>
-              </w:rPr>
-              <w:t xml:space="preserve">PIDgrp(1).PID</w:t>
-            </w:r>
-            <w:r>
-              <w:rPr>
-                <w:rFonts w:ascii="Calibri" w:cs="Calibri" w:eastAsia="Calibri" w:hAnsi="Calibri"/>
-                <w:color w:val="333F48"/>
-                <w:sz w:val="19"/>
-                <w:szCs w:val="19"/>
-              </w:rPr>
-              <w:t xml:space="preserve">.</w:t>
+              <w:t xml:space="preserve">Insurligent SFTP clean-up</w:t>
             </w:r>
           </w:p>
         </w:tc>
@@ -19794,16 +22176,7 @@
                 <w:sz w:val="19"/>
                 <w:szCs w:val="19"/>
               </w:rPr>
-              <w:t xml:space="preserve">HTTP 401 from </w:t>
-            </w:r>
-            <w:r>
-              <w:rPr>
-                <w:rFonts w:ascii="Consolas" w:cs="Consolas" w:eastAsia="Consolas" w:hAnsi="Consolas"/>
-                <w:color w:val="6B2C91"/>
-                <w:sz w:val="17"/>
-                <w:szCs w:val="17"/>
-              </w:rPr>
-              <w:t xml:space="preserve">/api/insurligent</w:t>
+              <w:t xml:space="preserve">Host, Port, Credentials, Folder, FileTypes, Days</w:t>
             </w:r>
           </w:p>
         </w:tc>
@@ -19832,7 +22205,7 @@
                 <w:sz w:val="19"/>
                 <w:szCs w:val="19"/>
               </w:rPr>
-              <w:t xml:space="preserve">Use Basic authentication </w:t>
+              <w:t xml:space="preserve">Keep the initial values: </w:t>
             </w:r>
             <w:r>
               <w:rPr>
@@ -19841,7 +22214,7 @@
                 <w:sz w:val="17"/>
                 <w:szCs w:val="17"/>
               </w:rPr>
-              <w:t xml:space="preserve">_SYSTEM</w:t>
+              <w:t xml:space="preserve">his-sftp</w:t>
             </w:r>
             <w:r>
               <w:rPr>
@@ -19850,7 +22223,7 @@
                 <w:sz w:val="19"/>
                 <w:szCs w:val="19"/>
               </w:rPr>
-              <w:t xml:space="preserve"> / </w:t>
+              <w:t xml:space="preserve">, </w:t>
             </w:r>
             <w:r>
               <w:rPr>
@@ -19859,7 +22232,7 @@
                 <w:sz w:val="17"/>
                 <w:szCs w:val="17"/>
               </w:rPr>
-              <w:t xml:space="preserve">SYS</w:t>
+              <w:t xml:space="preserve">22</w:t>
             </w:r>
             <w:r>
               <w:rPr>
@@ -19868,7 +22241,762 @@
                 <w:sz w:val="19"/>
                 <w:szCs w:val="19"/>
               </w:rPr>
-              <w:t xml:space="preserve">. Check that the web application allows Password.</w:t>
+              <w:t xml:space="preserve">, </w:t>
+            </w:r>
+            <w:r>
+              <w:rPr>
+                <w:rFonts w:ascii="Consolas" w:cs="Consolas" w:eastAsia="Consolas" w:hAnsi="Consolas"/>
+                <w:color w:val="6B2C91"/>
+                <w:sz w:val="17"/>
+                <w:szCs w:val="17"/>
+              </w:rPr>
+              <w:t xml:space="preserve">HIS-SFTP</w:t>
+            </w:r>
+            <w:r>
+              <w:rPr>
+                <w:rFonts w:ascii="Calibri" w:cs="Calibri" w:eastAsia="Calibri" w:hAnsi="Calibri"/>
+                <w:color w:val="333F48"/>
+                <w:sz w:val="19"/>
+                <w:szCs w:val="19"/>
+              </w:rPr>
+              <w:t xml:space="preserve">, </w:t>
+            </w:r>
+            <w:r>
+              <w:rPr>
+                <w:rFonts w:ascii="Consolas" w:cs="Consolas" w:eastAsia="Consolas" w:hAnsi="Consolas"/>
+                <w:color w:val="6B2C91"/>
+                <w:sz w:val="17"/>
+                <w:szCs w:val="17"/>
+              </w:rPr>
+              <w:t xml:space="preserve">/home/his/outbox</w:t>
+            </w:r>
+            <w:r>
+              <w:rPr>
+                <w:rFonts w:ascii="Calibri" w:cs="Calibri" w:eastAsia="Calibri" w:hAnsi="Calibri"/>
+                <w:color w:val="333F48"/>
+                <w:sz w:val="19"/>
+                <w:szCs w:val="19"/>
+              </w:rPr>
+              <w:t xml:space="preserve">, </w:t>
+            </w:r>
+            <w:r>
+              <w:rPr>
+                <w:rFonts w:ascii="Consolas" w:cs="Consolas" w:eastAsia="Consolas" w:hAnsi="Consolas"/>
+                <w:color w:val="6B2C91"/>
+                <w:sz w:val="17"/>
+                <w:szCs w:val="17"/>
+              </w:rPr>
+              <w:t xml:space="preserve">pdf,txt</w:t>
+            </w:r>
+            <w:r>
+              <w:rPr>
+                <w:rFonts w:ascii="Calibri" w:cs="Calibri" w:eastAsia="Calibri" w:hAnsi="Calibri"/>
+                <w:color w:val="333F48"/>
+                <w:sz w:val="19"/>
+                <w:szCs w:val="19"/>
+              </w:rPr>
+              <w:t xml:space="preserve">, </w:t>
+            </w:r>
+            <w:r>
+              <w:rPr>
+                <w:rFonts w:ascii="Consolas" w:cs="Consolas" w:eastAsia="Consolas" w:hAnsi="Consolas"/>
+                <w:color w:val="6B2C91"/>
+                <w:sz w:val="17"/>
+                <w:szCs w:val="17"/>
+              </w:rPr>
+              <w:t xml:space="preserve">7</w:t>
+            </w:r>
+          </w:p>
+        </w:tc>
+      </w:tr>
+    </w:tbl>
+    <w:p>
+      <w:pPr>
+        <w:spacing w:after="60"/>
+      </w:pPr>
+    </w:p>
+    <w:p>
+      <w:pPr>
+        <w:pStyle w:val="ListParagraph"/>
+        <w:numPr>
+          <w:ilvl w:val="0"/>
+          <w:numId w:val="2"/>
+        </w:numPr>
+        <w:spacing w:after="60"/>
+      </w:pPr>
+      <w:r>
+        <w:rPr>
+          <w:rFonts w:ascii="Calibri" w:cs="Calibri" w:eastAsia="Calibri" w:hAnsi="Calibri"/>
+          <w:color w:val="333F48"/>
+          <w:sz w:val="21"/>
+          <w:szCs w:val="21"/>
+        </w:rPr>
+        <w:t xml:space="preserve">Click </w:t>
+      </w:r>
+      <w:r>
+        <w:rPr>
+          <w:rFonts w:ascii="Calibri" w:cs="Calibri" w:eastAsia="Calibri" w:hAnsi="Calibri"/>
+          <w:b/>
+          <w:bCs/>
+          <w:color w:val="333F48"/>
+          <w:sz w:val="21"/>
+          <w:szCs w:val="21"/>
+        </w:rPr>
+        <w:t xml:space="preserve">Next &gt;</w:t>
+      </w:r>
+      <w:r>
+        <w:rPr>
+          <w:rFonts w:ascii="Calibri" w:cs="Calibri" w:eastAsia="Calibri" w:hAnsi="Calibri"/>
+          <w:color w:val="333F48"/>
+          <w:sz w:val="21"/>
+          <w:szCs w:val="21"/>
+        </w:rPr>
+        <w:t xml:space="preserve">.</w:t>
+      </w:r>
+    </w:p>
+    <w:p>
+      <w:pPr>
+        <w:pStyle w:val="ListParagraph"/>
+        <w:numPr>
+          <w:ilvl w:val="0"/>
+          <w:numId w:val="2"/>
+        </w:numPr>
+        <w:spacing w:after="60"/>
+      </w:pPr>
+      <w:r>
+        <w:rPr>
+          <w:rFonts w:ascii="Calibri" w:cs="Calibri" w:eastAsia="Calibri" w:hAnsi="Calibri"/>
+          <w:color w:val="333F48"/>
+          <w:sz w:val="21"/>
+          <w:szCs w:val="21"/>
+        </w:rPr>
+        <w:t xml:space="preserve">How often do you want the Task Manager to execute this task: </w:t>
+      </w:r>
+      <w:r>
+        <w:rPr>
+          <w:rFonts w:ascii="Calibri" w:cs="Calibri" w:eastAsia="Calibri" w:hAnsi="Calibri"/>
+          <w:b/>
+          <w:bCs/>
+          <w:color w:val="333F48"/>
+          <w:sz w:val="21"/>
+          <w:szCs w:val="21"/>
+        </w:rPr>
+        <w:t xml:space="preserve">Daily</w:t>
+      </w:r>
+      <w:r>
+        <w:rPr>
+          <w:rFonts w:ascii="Calibri" w:cs="Calibri" w:eastAsia="Calibri" w:hAnsi="Calibri"/>
+          <w:color w:val="333F48"/>
+          <w:sz w:val="21"/>
+          <w:szCs w:val="21"/>
+        </w:rPr>
+        <w:t xml:space="preserve">, every 1 day(s). Run once at this time: </w:t>
+      </w:r>
+      <w:r>
+        <w:rPr>
+          <w:rFonts w:ascii="Consolas" w:cs="Consolas" w:eastAsia="Consolas" w:hAnsi="Consolas"/>
+          <w:color w:val="6B2C91"/>
+          <w:sz w:val="19"/>
+          <w:szCs w:val="19"/>
+        </w:rPr>
+        <w:t xml:space="preserve">01:00:00</w:t>
+      </w:r>
+      <w:r>
+        <w:rPr>
+          <w:rFonts w:ascii="Calibri" w:cs="Calibri" w:eastAsia="Calibri" w:hAnsi="Calibri"/>
+          <w:color w:val="333F48"/>
+          <w:sz w:val="21"/>
+          <w:szCs w:val="21"/>
+        </w:rPr>
+        <w:t xml:space="preserve">.</w:t>
+      </w:r>
+    </w:p>
+    <w:p>
+      <w:pPr>
+        <w:pStyle w:val="ListParagraph"/>
+        <w:numPr>
+          <w:ilvl w:val="0"/>
+          <w:numId w:val="2"/>
+        </w:numPr>
+        <w:spacing w:after="60"/>
+      </w:pPr>
+      <w:r>
+        <w:rPr>
+          <w:rFonts w:ascii="Calibri" w:cs="Calibri" w:eastAsia="Calibri" w:hAnsi="Calibri"/>
+          <w:color w:val="333F48"/>
+          <w:sz w:val="21"/>
+          <w:szCs w:val="21"/>
+        </w:rPr>
+        <w:t xml:space="preserve">Click </w:t>
+      </w:r>
+      <w:r>
+        <w:rPr>
+          <w:rFonts w:ascii="Calibri" w:cs="Calibri" w:eastAsia="Calibri" w:hAnsi="Calibri"/>
+          <w:b/>
+          <w:bCs/>
+          <w:color w:val="333F48"/>
+          <w:sz w:val="21"/>
+          <w:szCs w:val="21"/>
+        </w:rPr>
+        <w:t xml:space="preserve">Finish</w:t>
+      </w:r>
+      <w:r>
+        <w:rPr>
+          <w:rFonts w:ascii="Calibri" w:cs="Calibri" w:eastAsia="Calibri" w:hAnsi="Calibri"/>
+          <w:color w:val="333F48"/>
+          <w:sz w:val="21"/>
+          <w:szCs w:val="21"/>
+        </w:rPr>
+        <w:t xml:space="preserve">. The Task Schedule shows the new task, with the time of its next run.</w:t>
+      </w:r>
+    </w:p>
+    <w:p>
+      <w:pPr>
+        <w:pStyle w:val="Heading2"/>
+      </w:pPr>
+      <w:r>
+        <w:rPr>
+          <w:rFonts w:ascii="Calibri" w:cs="Calibri" w:eastAsia="Calibri" w:hAnsi="Calibri"/>
+        </w:rPr>
+        <w:t xml:space="preserve">G5. Run it now</w:t>
+      </w:r>
+    </w:p>
+    <w:p>
+      <w:pPr>
+        <w:spacing w:after="60"/>
+      </w:pPr>
+      <w:r>
+        <w:rPr>
+          <w:rFonts w:ascii="Calibri" w:cs="Calibri" w:eastAsia="Calibri" w:hAnsi="Calibri"/>
+          <w:color w:val="333F48"/>
+          <w:sz w:val="21"/>
+          <w:szCs w:val="21"/>
+        </w:rPr>
+        <w:t xml:space="preserve">You do not have to wait until 01:00.</w:t>
+      </w:r>
+    </w:p>
+    <w:p>
+      <w:pPr>
+        <w:pStyle w:val="ListParagraph"/>
+        <w:numPr>
+          <w:ilvl w:val="0"/>
+          <w:numId w:val="2"/>
+        </w:numPr>
+        <w:spacing w:after="60"/>
+      </w:pPr>
+      <w:r>
+        <w:rPr>
+          <w:rFonts w:ascii="Calibri" w:cs="Calibri" w:eastAsia="Calibri" w:hAnsi="Calibri"/>
+          <w:color w:val="333F48"/>
+          <w:sz w:val="21"/>
+          <w:szCs w:val="21"/>
+        </w:rPr>
+        <w:t xml:space="preserve">Go to System Operation › Task Manager › Task Schedule.</w:t>
+      </w:r>
+    </w:p>
+    <w:p>
+      <w:pPr>
+        <w:pStyle w:val="ListParagraph"/>
+        <w:numPr>
+          <w:ilvl w:val="0"/>
+          <w:numId w:val="2"/>
+        </w:numPr>
+        <w:spacing w:after="60"/>
+      </w:pPr>
+      <w:r>
+        <w:rPr>
+          <w:rFonts w:ascii="Calibri" w:cs="Calibri" w:eastAsia="Calibri" w:hAnsi="Calibri"/>
+          <w:color w:val="333F48"/>
+          <w:sz w:val="21"/>
+          <w:szCs w:val="21"/>
+        </w:rPr>
+        <w:t xml:space="preserve">In the row of </w:t>
+      </w:r>
+      <w:r>
+        <w:rPr>
+          <w:rFonts w:ascii="Consolas" w:cs="Consolas" w:eastAsia="Consolas" w:hAnsi="Consolas"/>
+          <w:color w:val="6B2C91"/>
+          <w:sz w:val="19"/>
+          <w:szCs w:val="19"/>
+        </w:rPr>
+        <w:t xml:space="preserve">HIS SFTP clean-up</w:t>
+      </w:r>
+      <w:r>
+        <w:rPr>
+          <w:rFonts w:ascii="Calibri" w:cs="Calibri" w:eastAsia="Calibri" w:hAnsi="Calibri"/>
+          <w:color w:val="333F48"/>
+          <w:sz w:val="21"/>
+          <w:szCs w:val="21"/>
+        </w:rPr>
+        <w:t xml:space="preserve">, click </w:t>
+      </w:r>
+      <w:r>
+        <w:rPr>
+          <w:rFonts w:ascii="Calibri" w:cs="Calibri" w:eastAsia="Calibri" w:hAnsi="Calibri"/>
+          <w:b/>
+          <w:bCs/>
+          <w:color w:val="333F48"/>
+          <w:sz w:val="21"/>
+          <w:szCs w:val="21"/>
+        </w:rPr>
+        <w:t xml:space="preserve">Run</w:t>
+      </w:r>
+      <w:r>
+        <w:rPr>
+          <w:rFonts w:ascii="Calibri" w:cs="Calibri" w:eastAsia="Calibri" w:hAnsi="Calibri"/>
+          <w:color w:val="333F48"/>
+          <w:sz w:val="21"/>
+          <w:szCs w:val="21"/>
+        </w:rPr>
+        <w:t xml:space="preserve">. Then click </w:t>
+      </w:r>
+      <w:r>
+        <w:rPr>
+          <w:rFonts w:ascii="Calibri" w:cs="Calibri" w:eastAsia="Calibri" w:hAnsi="Calibri"/>
+          <w:b/>
+          <w:bCs/>
+          <w:color w:val="333F48"/>
+          <w:sz w:val="21"/>
+          <w:szCs w:val="21"/>
+        </w:rPr>
+        <w:t xml:space="preserve">Perform Action Now</w:t>
+      </w:r>
+      <w:r>
+        <w:rPr>
+          <w:rFonts w:ascii="Calibri" w:cs="Calibri" w:eastAsia="Calibri" w:hAnsi="Calibri"/>
+          <w:color w:val="333F48"/>
+          <w:sz w:val="21"/>
+          <w:szCs w:val="21"/>
+        </w:rPr>
+        <w:t xml:space="preserve">.</w:t>
+      </w:r>
+    </w:p>
+    <w:p>
+      <w:pPr>
+        <w:pStyle w:val="Heading2"/>
+      </w:pPr>
+      <w:r>
+        <w:rPr>
+          <w:rFonts w:ascii="Calibri" w:cs="Calibri" w:eastAsia="Calibri" w:hAnsi="Calibri"/>
+        </w:rPr>
+        <w:t xml:space="preserve">G6. Check the result</w:t>
+      </w:r>
+    </w:p>
+    <w:p>
+      <w:pPr>
+        <w:pStyle w:val="ListParagraph"/>
+        <w:numPr>
+          <w:ilvl w:val="0"/>
+          <w:numId w:val="2"/>
+        </w:numPr>
+        <w:spacing w:after="60"/>
+      </w:pPr>
+      <w:r>
+        <w:rPr>
+          <w:rFonts w:ascii="Calibri" w:cs="Calibri" w:eastAsia="Calibri" w:hAnsi="Calibri"/>
+          <w:color w:val="333F48"/>
+          <w:sz w:val="21"/>
+          <w:szCs w:val="21"/>
+        </w:rPr>
+        <w:t xml:space="preserve">Look at the folder again: </w:t>
+      </w:r>
+      <w:r>
+        <w:rPr>
+          <w:rFonts w:ascii="Consolas" w:cs="Consolas" w:eastAsia="Consolas" w:hAnsi="Consolas"/>
+          <w:color w:val="6B2C91"/>
+          <w:sz w:val="19"/>
+          <w:szCs w:val="19"/>
+        </w:rPr>
+        <w:t xml:space="preserve">docker compose exec mock_his ls -l /home/his/outbox</w:t>
+      </w:r>
+      <w:r>
+        <w:rPr>
+          <w:rFonts w:ascii="Calibri" w:cs="Calibri" w:eastAsia="Calibri" w:hAnsi="Calibri"/>
+          <w:color w:val="333F48"/>
+          <w:sz w:val="21"/>
+          <w:szCs w:val="21"/>
+        </w:rPr>
+        <w:t xml:space="preserve">. Three files stay: the </w:t>
+      </w:r>
+      <w:r>
+        <w:rPr>
+          <w:rFonts w:ascii="Consolas" w:cs="Consolas" w:eastAsia="Consolas" w:hAnsi="Consolas"/>
+          <w:color w:val="6B2C91"/>
+          <w:sz w:val="19"/>
+          <w:szCs w:val="19"/>
+        </w:rPr>
+        <w:t xml:space="preserve">.hl7</w:t>
+      </w:r>
+      <w:r>
+        <w:rPr>
+          <w:rFonts w:ascii="Calibri" w:cs="Calibri" w:eastAsia="Calibri" w:hAnsi="Calibri"/>
+          <w:color w:val="333F48"/>
+          <w:sz w:val="21"/>
+          <w:szCs w:val="21"/>
+        </w:rPr>
+        <w:t xml:space="preserve"> file and the two files of today.</w:t>
+      </w:r>
+    </w:p>
+    <w:p>
+      <w:pPr>
+        <w:pStyle w:val="ListParagraph"/>
+        <w:numPr>
+          <w:ilvl w:val="0"/>
+          <w:numId w:val="2"/>
+        </w:numPr>
+        <w:spacing w:after="60"/>
+      </w:pPr>
+      <w:r>
+        <w:rPr>
+          <w:rFonts w:ascii="Calibri" w:cs="Calibri" w:eastAsia="Calibri" w:hAnsi="Calibri"/>
+          <w:color w:val="333F48"/>
+          <w:sz w:val="21"/>
+          <w:szCs w:val="21"/>
+        </w:rPr>
+        <w:t xml:space="preserve">Go to System Operation › System Logs › Messages Log. At the end, you see the lines of the task:</w:t>
+      </w:r>
+    </w:p>
+    <w:p>
+      <w:pPr>
+        <w:shd w:fill="F3F3F3" w:color="auto" w:val="clear"/>
+        <w:spacing w:after="0" w:before="80" w:line="260"/>
+        <w:ind w:left="120" w:right="120"/>
+      </w:pPr>
+      <w:r>
+        <w:rPr>
+          <w:rFonts w:ascii="Consolas" w:cs="Consolas" w:eastAsia="Consolas" w:hAnsi="Consolas"/>
+          <w:color w:val="333F48"/>
+          <w:sz w:val="18"/>
+          <w:szCs w:val="18"/>
+        </w:rPr>
+        <w:t xml:space="preserve">... [Utility.Event] SFTP clean-up: deleted /home/his/outbox/labresult_HN00012345.txt</w:t>
+      </w:r>
+    </w:p>
+    <w:p>
+      <w:pPr>
+        <w:shd w:fill="F3F3F3" w:color="auto" w:val="clear"/>
+        <w:spacing w:after="0" w:before="0" w:line="260"/>
+        <w:ind w:left="120" w:right="120"/>
+      </w:pPr>
+      <w:r>
+        <w:rPr>
+          <w:rFonts w:ascii="Consolas" w:cs="Consolas" w:eastAsia="Consolas" w:hAnsi="Consolas"/>
+          <w:color w:val="333F48"/>
+          <w:sz w:val="18"/>
+          <w:szCs w:val="18"/>
+        </w:rPr>
+        <w:t xml:space="preserve">... [Utility.Event] SFTP clean-up: deleted /home/his/outbox/claim_HN00012345.pdf</w:t>
+      </w:r>
+    </w:p>
+    <w:p>
+      <w:pPr>
+        <w:shd w:fill="F3F3F3" w:color="auto" w:val="clear"/>
+        <w:spacing w:after="160" w:before="0" w:line="260"/>
+        <w:ind w:left="120" w:right="120"/>
+      </w:pPr>
+      <w:r>
+        <w:rPr>
+          <w:rFonts w:ascii="Consolas" w:cs="Consolas" w:eastAsia="Consolas" w:hAnsi="Consolas"/>
+          <w:color w:val="333F48"/>
+          <w:sz w:val="18"/>
+          <w:szCs w:val="18"/>
+        </w:rPr>
+        <w:t xml:space="preserve">... [Utility.Event] SFTP clean-up: 2 file(s) deleted from his-sftp:/home/his/outbox</w:t>
+      </w:r>
+    </w:p>
+    <w:p>
+      <w:pPr>
+        <w:pStyle w:val="ListParagraph"/>
+        <w:numPr>
+          <w:ilvl w:val="0"/>
+          <w:numId w:val="2"/>
+        </w:numPr>
+        <w:spacing w:after="60"/>
+      </w:pPr>
+      <w:r>
+        <w:rPr>
+          <w:rFonts w:ascii="Calibri" w:cs="Calibri" w:eastAsia="Calibri" w:hAnsi="Calibri"/>
+          <w:color w:val="333F48"/>
+          <w:sz w:val="21"/>
+          <w:szCs w:val="21"/>
+        </w:rPr>
+        <w:t xml:space="preserve">In the Task Schedule, click </w:t>
+      </w:r>
+      <w:r>
+        <w:rPr>
+          <w:rFonts w:ascii="Calibri" w:cs="Calibri" w:eastAsia="Calibri" w:hAnsi="Calibri"/>
+          <w:b/>
+          <w:bCs/>
+          <w:color w:val="333F48"/>
+          <w:sz w:val="21"/>
+          <w:szCs w:val="21"/>
+        </w:rPr>
+        <w:t xml:space="preserve">History</w:t>
+      </w:r>
+      <w:r>
+        <w:rPr>
+          <w:rFonts w:ascii="Calibri" w:cs="Calibri" w:eastAsia="Calibri" w:hAnsi="Calibri"/>
+          <w:color w:val="333F48"/>
+          <w:sz w:val="21"/>
+          <w:szCs w:val="21"/>
+        </w:rPr>
+        <w:t xml:space="preserve"> in the row of the task. The last run shows no error.</w:t>
+      </w:r>
+    </w:p>
+    <w:p>
+      <w:pPr>
+        <w:pStyle w:val="Heading2"/>
+      </w:pPr>
+      <w:r>
+        <w:rPr>
+          <w:rFonts w:ascii="Calibri" w:cs="Calibri" w:eastAsia="Calibri" w:hAnsi="Calibri"/>
+        </w:rPr>
+        <w:t xml:space="preserve">G7. Do it again</w:t>
+      </w:r>
+    </w:p>
+    <w:p>
+      <w:pPr>
+        <w:spacing w:after="120"/>
+      </w:pPr>
+      <w:r>
+        <w:rPr>
+          <w:rFonts w:ascii="Calibri" w:cs="Calibri" w:eastAsia="Calibri" w:hAnsi="Calibri"/>
+          <w:color w:val="333F48"/>
+          <w:sz w:val="21"/>
+          <w:szCs w:val="21"/>
+        </w:rPr>
+        <w:t xml:space="preserve">To put the five files back in the folder, run:</w:t>
+      </w:r>
+    </w:p>
+    <w:p>
+      <w:pPr>
+        <w:shd w:fill="F3F3F3" w:color="auto" w:val="clear"/>
+        <w:spacing w:after="160" w:before="80" w:line="260"/>
+        <w:ind w:left="120" w:right="120"/>
+      </w:pPr>
+      <w:r>
+        <w:rPr>
+          <w:rFonts w:ascii="Consolas" w:cs="Consolas" w:eastAsia="Consolas" w:hAnsi="Consolas"/>
+          <w:color w:val="333F48"/>
+          <w:sz w:val="18"/>
+          <w:szCs w:val="18"/>
+        </w:rPr>
+        <w:t xml:space="preserve">docker compose exec mock_his sh /app/sftp_seed.sh</w:t>
+      </w:r>
+    </w:p>
+    <w:p>
+      <w:pPr>
+        <w:spacing w:after="120"/>
+      </w:pPr>
+      <w:r>
+        <w:rPr>
+          <w:rFonts w:ascii="Calibri" w:cs="Calibri" w:eastAsia="Calibri" w:hAnsi="Calibri"/>
+          <w:color w:val="333F48"/>
+          <w:sz w:val="21"/>
+          <w:szCs w:val="21"/>
+        </w:rPr>
+        <w:t xml:space="preserve">Then run the task again (G5).</w:t>
+      </w:r>
+    </w:p>
+    <w:p>
+      <w:pPr>
+        <w:spacing w:after="120"/>
+      </w:pPr>
+      <w:r>
+        <w:rPr>
+          <w:rFonts w:ascii="Calibri" w:cs="Calibri" w:eastAsia="Calibri" w:hAnsi="Calibri"/>
+          <w:b/>
+          <w:bCs/>
+          <w:color w:val="333F48"/>
+          <w:sz w:val="21"/>
+          <w:szCs w:val="21"/>
+        </w:rPr>
+        <w:t xml:space="preserve">Check:</w:t>
+      </w:r>
+      <w:r>
+        <w:rPr>
+          <w:rFonts w:ascii="Calibri" w:cs="Calibri" w:eastAsia="Calibri" w:hAnsi="Calibri"/>
+          <w:color w:val="333F48"/>
+          <w:sz w:val="21"/>
+          <w:szCs w:val="21"/>
+        </w:rPr>
+        <w:t xml:space="preserve"> the task deletes only the PDF and text files that are older than 7 days. The Messages Log shows each file that it deletes.</w:t>
+      </w:r>
+    </w:p>
+    <w:p>
+      <w:pPr>
+        <w:pStyle w:val="Heading1"/>
+      </w:pPr>
+      <w:r>
+        <w:rPr>
+          <w:rFonts w:ascii="Calibri" w:cs="Calibri" w:eastAsia="Calibri" w:hAnsi="Calibri"/>
+        </w:rPr>
+        <w:t xml:space="preserve">If something goes wrong</w:t>
+      </w:r>
+    </w:p>
+    <w:tbl>
+      <w:tblPr>
+        <w:tblW w:type="dxa" w:w="9638"/>
+        <w:tblBorders>
+          <w:top w:val="single" w:color="auto" w:sz="4"/>
+          <w:left w:val="single" w:color="auto" w:sz="4"/>
+          <w:bottom w:val="single" w:color="auto" w:sz="4"/>
+          <w:right w:val="single" w:color="auto" w:sz="4"/>
+          <w:insideH w:val="single" w:color="auto" w:sz="4"/>
+          <w:insideV w:val="single" w:color="auto" w:sz="4"/>
+        </w:tblBorders>
+        <w:tblLayout w:type="fixed"/>
+      </w:tblPr>
+      <w:tblGrid>
+        <w:gridCol w:w="3800"/>
+        <w:gridCol w:w="5838"/>
+      </w:tblGrid>
+      <w:tr>
+        <w:trPr>
+          <w:tblHeader/>
+        </w:trPr>
+        <w:tc>
+          <w:tcPr>
+            <w:tcW w:type="dxa" w:w="3800"/>
+            <w:tcBorders>
+              <w:top w:val="single" w:color="C9D1D6" w:sz="4"/>
+              <w:left w:val="single" w:color="C9D1D6" w:sz="4"/>
+              <w:bottom w:val="single" w:color="C9D1D6" w:sz="4"/>
+              <w:right w:val="single" w:color="C9D1D6" w:sz="4"/>
+            </w:tcBorders>
+            <w:shd w:fill="00A99D" w:color="auto" w:val="clear"/>
+            <w:tcMar>
+              <w:top w:type="dxa" w:w="60"/>
+              <w:left w:type="dxa" w:w="100"/>
+              <w:bottom w:type="dxa" w:w="60"/>
+              <w:right w:type="dxa" w:w="100"/>
+            </w:tcMar>
+          </w:tcPr>
+          <w:p>
+            <w:r>
+              <w:rPr>
+                <w:rFonts w:ascii="Calibri" w:cs="Calibri" w:eastAsia="Calibri" w:hAnsi="Calibri"/>
+                <w:b/>
+                <w:bCs/>
+                <w:color w:val="FFFFFF"/>
+                <w:sz w:val="19"/>
+                <w:szCs w:val="19"/>
+              </w:rPr>
+              <w:t xml:space="preserve">Problem</w:t>
+            </w:r>
+          </w:p>
+        </w:tc>
+        <w:tc>
+          <w:tcPr>
+            <w:tcW w:type="dxa" w:w="5838"/>
+            <w:tcBorders>
+              <w:top w:val="single" w:color="C9D1D6" w:sz="4"/>
+              <w:left w:val="single" w:color="C9D1D6" w:sz="4"/>
+              <w:bottom w:val="single" w:color="C9D1D6" w:sz="4"/>
+              <w:right w:val="single" w:color="C9D1D6" w:sz="4"/>
+            </w:tcBorders>
+            <w:shd w:fill="00A99D" w:color="auto" w:val="clear"/>
+            <w:tcMar>
+              <w:top w:type="dxa" w:w="60"/>
+              <w:left w:type="dxa" w:w="100"/>
+              <w:bottom w:type="dxa" w:w="60"/>
+              <w:right w:type="dxa" w:w="100"/>
+            </w:tcMar>
+          </w:tcPr>
+          <w:p>
+            <w:r>
+              <w:rPr>
+                <w:rFonts w:ascii="Calibri" w:cs="Calibri" w:eastAsia="Calibri" w:hAnsi="Calibri"/>
+                <w:b/>
+                <w:bCs/>
+                <w:color w:val="FFFFFF"/>
+                <w:sz w:val="19"/>
+                <w:szCs w:val="19"/>
+              </w:rPr>
+              <w:t xml:space="preserve">What to do</w:t>
+            </w:r>
+          </w:p>
+        </w:tc>
+      </w:tr>
+      <w:tr>
+        <w:trPr>
+          <w:tblHeader w:val="false"/>
+        </w:trPr>
+        <w:tc>
+          <w:tcPr>
+            <w:tcW w:type="dxa" w:w="3800"/>
+            <w:tcBorders>
+              <w:top w:val="single" w:color="C9D1D6" w:sz="4"/>
+              <w:left w:val="single" w:color="C9D1D6" w:sz="4"/>
+              <w:bottom w:val="single" w:color="C9D1D6" w:sz="4"/>
+              <w:right w:val="single" w:color="C9D1D6" w:sz="4"/>
+            </w:tcBorders>
+            <w:shd w:fill="FFFFFF" w:color="auto" w:val="clear"/>
+            <w:tcMar>
+              <w:top w:type="dxa" w:w="60"/>
+              <w:left w:type="dxa" w:w="100"/>
+              <w:bottom w:type="dxa" w:w="60"/>
+              <w:right w:type="dxa" w:w="100"/>
+            </w:tcMar>
+          </w:tcPr>
+          <w:p>
+            <w:r>
+              <w:rPr>
+                <w:rFonts w:ascii="Calibri" w:cs="Calibri" w:eastAsia="Calibri" w:hAnsi="Calibri"/>
+                <w:color w:val="333F48"/>
+                <w:sz w:val="19"/>
+                <w:szCs w:val="19"/>
+              </w:rPr>
+              <w:t xml:space="preserve">The Test button is not there, or it is grey</w:t>
+            </w:r>
+          </w:p>
+        </w:tc>
+        <w:tc>
+          <w:tcPr>
+            <w:tcW w:type="dxa" w:w="5838"/>
+            <w:tcBorders>
+              <w:top w:val="single" w:color="C9D1D6" w:sz="4"/>
+              <w:left w:val="single" w:color="C9D1D6" w:sz="4"/>
+              <w:bottom w:val="single" w:color="C9D1D6" w:sz="4"/>
+              <w:right w:val="single" w:color="C9D1D6" w:sz="4"/>
+            </w:tcBorders>
+            <w:shd w:fill="FFFFFF" w:color="auto" w:val="clear"/>
+            <w:tcMar>
+              <w:top w:type="dxa" w:w="60"/>
+              <w:left w:type="dxa" w:w="100"/>
+              <w:bottom w:type="dxa" w:w="60"/>
+              <w:right w:type="dxa" w:w="100"/>
+            </w:tcMar>
+          </w:tcPr>
+          <w:p>
+            <w:r>
+              <w:rPr>
+                <w:rFonts w:ascii="Calibri" w:cs="Calibri" w:eastAsia="Calibri" w:hAnsi="Calibri"/>
+                <w:color w:val="333F48"/>
+                <w:sz w:val="19"/>
+                <w:szCs w:val="19"/>
+              </w:rPr>
+              <w:t xml:space="preserve">The production must run, </w:t>
+            </w:r>
+            <w:r>
+              <w:rPr>
+                <w:rFonts w:ascii="Calibri" w:cs="Calibri" w:eastAsia="Calibri" w:hAnsi="Calibri"/>
+                <w:b/>
+                <w:bCs/>
+                <w:color w:val="333F48"/>
+                <w:sz w:val="19"/>
+                <w:szCs w:val="19"/>
+              </w:rPr>
+              <w:t xml:space="preserve">Testing Enabled</w:t>
+            </w:r>
+            <w:r>
+              <w:rPr>
+                <w:rFonts w:ascii="Calibri" w:cs="Calibri" w:eastAsia="Calibri" w:hAnsi="Calibri"/>
+                <w:color w:val="333F48"/>
+                <w:sz w:val="19"/>
+                <w:szCs w:val="19"/>
+              </w:rPr>
+              <w:t xml:space="preserve"> must be ticked (A2), and the item must be enabled.</w:t>
             </w:r>
           </w:p>
         </w:tc>
@@ -19897,21 +23025,39 @@
           <w:p>
             <w:r>
               <w:rPr>
-                <w:rFonts w:ascii="Calibri" w:cs="Calibri" w:eastAsia="Calibri" w:hAnsi="Calibri"/>
-                <w:color w:val="333F48"/>
-                <w:sz w:val="19"/>
-                <w:szCs w:val="19"/>
-              </w:rPr>
-              <w:t xml:space="preserve">HTTP 500 that names </w:t>
-            </w:r>
-            <w:r>
-              <w:rPr>
                 <w:rFonts w:ascii="Consolas" w:cs="Consolas" w:eastAsia="Consolas" w:hAnsi="Consolas"/>
                 <w:color w:val="6B2C91"/>
                 <w:sz w:val="17"/>
                 <w:szCs w:val="17"/>
               </w:rPr>
-              <w:t xml:space="preserve">BS.GetPreAuthInfoView</w:t>
+              <w:t xml:space="preserve">BO.HIS.HL7</w:t>
+            </w:r>
+            <w:r>
+              <w:rPr>
+                <w:rFonts w:ascii="Calibri" w:cs="Calibri" w:eastAsia="Calibri" w:hAnsi="Calibri"/>
+                <w:color w:val="333F48"/>
+                <w:sz w:val="19"/>
+                <w:szCs w:val="19"/>
+              </w:rPr>
+              <w:t xml:space="preserve"> or </w:t>
+            </w:r>
+            <w:r>
+              <w:rPr>
+                <w:rFonts w:ascii="Consolas" w:cs="Consolas" w:eastAsia="Consolas" w:hAnsi="Consolas"/>
+                <w:color w:val="6B2C91"/>
+                <w:sz w:val="17"/>
+                <w:szCs w:val="17"/>
+              </w:rPr>
+              <w:t xml:space="preserve">BO.Insurer.REST</w:t>
+            </w:r>
+            <w:r>
+              <w:rPr>
+                <w:rFonts w:ascii="Calibri" w:cs="Calibri" w:eastAsia="Calibri" w:hAnsi="Calibri"/>
+                <w:color w:val="333F48"/>
+                <w:sz w:val="19"/>
+                <w:szCs w:val="19"/>
+              </w:rPr>
+              <w:t xml:space="preserve"> cannot connect</w:t>
             </w:r>
           </w:p>
         </w:tc>
@@ -19935,12 +23081,21 @@
           <w:p>
             <w:r>
               <w:rPr>
+                <w:rFonts w:ascii="Calibri" w:cs="Calibri" w:eastAsia="Calibri" w:hAnsi="Calibri"/>
+                <w:color w:val="333F48"/>
+                <w:sz w:val="19"/>
+                <w:szCs w:val="19"/>
+              </w:rPr>
+              <w:t xml:space="preserve">Check the settings. </w:t>
+            </w:r>
+            <w:r>
+              <w:rPr>
                 <w:rFonts w:ascii="Consolas" w:cs="Consolas" w:eastAsia="Consolas" w:hAnsi="Consolas"/>
                 <w:color w:val="6B2C91"/>
                 <w:sz w:val="17"/>
                 <w:szCs w:val="17"/>
               </w:rPr>
-              <w:t xml:space="preserve">Insurligent.Interop.Production</w:t>
+              <w:t xml:space="preserve">BO.HIS.HL7</w:t>
             </w:r>
             <w:r>
               <w:rPr>
@@ -19949,7 +23104,7 @@
                 <w:sz w:val="19"/>
                 <w:szCs w:val="19"/>
               </w:rPr>
-              <w:t xml:space="preserve"> must run, and the item must be enabled with exactly the name </w:t>
+              <w:t xml:space="preserve">: </w:t>
             </w:r>
             <w:r>
               <w:rPr>
@@ -19958,7 +23113,115 @@
                 <w:sz w:val="17"/>
                 <w:szCs w:val="17"/>
               </w:rPr>
-              <w:t xml:space="preserve">BS.GetPreAuthInfoView</w:t>
+              <w:t xml:space="preserve">mock_his</w:t>
+            </w:r>
+            <w:r>
+              <w:rPr>
+                <w:rFonts w:ascii="Calibri" w:cs="Calibri" w:eastAsia="Calibri" w:hAnsi="Calibri"/>
+                <w:color w:val="333F48"/>
+                <w:sz w:val="19"/>
+                <w:szCs w:val="19"/>
+              </w:rPr>
+              <w:t xml:space="preserve">, </w:t>
+            </w:r>
+            <w:r>
+              <w:rPr>
+                <w:rFonts w:ascii="Consolas" w:cs="Consolas" w:eastAsia="Consolas" w:hAnsi="Consolas"/>
+                <w:color w:val="6B2C91"/>
+                <w:sz w:val="17"/>
+                <w:szCs w:val="17"/>
+              </w:rPr>
+              <w:t xml:space="preserve">2575</w:t>
+            </w:r>
+            <w:r>
+              <w:rPr>
+                <w:rFonts w:ascii="Calibri" w:cs="Calibri" w:eastAsia="Calibri" w:hAnsi="Calibri"/>
+                <w:color w:val="333F48"/>
+                <w:sz w:val="19"/>
+                <w:szCs w:val="19"/>
+              </w:rPr>
+              <w:t xml:space="preserve">. </w:t>
+            </w:r>
+            <w:r>
+              <w:rPr>
+                <w:rFonts w:ascii="Consolas" w:cs="Consolas" w:eastAsia="Consolas" w:hAnsi="Consolas"/>
+                <w:color w:val="6B2C91"/>
+                <w:sz w:val="17"/>
+                <w:szCs w:val="17"/>
+              </w:rPr>
+              <w:t xml:space="preserve">BO.Insurer.REST</w:t>
+            </w:r>
+            <w:r>
+              <w:rPr>
+                <w:rFonts w:ascii="Calibri" w:cs="Calibri" w:eastAsia="Calibri" w:hAnsi="Calibri"/>
+                <w:color w:val="333F48"/>
+                <w:sz w:val="19"/>
+                <w:szCs w:val="19"/>
+              </w:rPr>
+              <w:t xml:space="preserve">: </w:t>
+            </w:r>
+            <w:r>
+              <w:rPr>
+                <w:rFonts w:ascii="Consolas" w:cs="Consolas" w:eastAsia="Consolas" w:hAnsi="Consolas"/>
+                <w:color w:val="6B2C91"/>
+                <w:sz w:val="17"/>
+                <w:szCs w:val="17"/>
+              </w:rPr>
+              <w:t xml:space="preserve">mock_insurer</w:t>
+            </w:r>
+            <w:r>
+              <w:rPr>
+                <w:rFonts w:ascii="Calibri" w:cs="Calibri" w:eastAsia="Calibri" w:hAnsi="Calibri"/>
+                <w:color w:val="333F48"/>
+                <w:sz w:val="19"/>
+                <w:szCs w:val="19"/>
+              </w:rPr>
+              <w:t xml:space="preserve">, </w:t>
+            </w:r>
+            <w:r>
+              <w:rPr>
+                <w:rFonts w:ascii="Consolas" w:cs="Consolas" w:eastAsia="Consolas" w:hAnsi="Consolas"/>
+                <w:color w:val="6B2C91"/>
+                <w:sz w:val="17"/>
+                <w:szCs w:val="17"/>
+              </w:rPr>
+              <w:t xml:space="preserve">8080</w:t>
+            </w:r>
+            <w:r>
+              <w:rPr>
+                <w:rFonts w:ascii="Calibri" w:cs="Calibri" w:eastAsia="Calibri" w:hAnsi="Calibri"/>
+                <w:color w:val="333F48"/>
+                <w:sz w:val="19"/>
+                <w:szCs w:val="19"/>
+              </w:rPr>
+              <w:t xml:space="preserve">, </w:t>
+            </w:r>
+            <w:r>
+              <w:rPr>
+                <w:rFonts w:ascii="Consolas" w:cs="Consolas" w:eastAsia="Consolas" w:hAnsi="Consolas"/>
+                <w:color w:val="6B2C91"/>
+                <w:sz w:val="17"/>
+                <w:szCs w:val="17"/>
+              </w:rPr>
+              <w:t xml:space="preserve">/api</w:t>
+            </w:r>
+            <w:r>
+              <w:rPr>
+                <w:rFonts w:ascii="Calibri" w:cs="Calibri" w:eastAsia="Calibri" w:hAnsi="Calibri"/>
+                <w:color w:val="333F48"/>
+                <w:sz w:val="19"/>
+                <w:szCs w:val="19"/>
+              </w:rPr>
+              <w:t xml:space="preserve">. Check that the mocks run: </w:t>
+            </w:r>
+            <w:r>
+              <w:rPr>
+                <w:rFonts w:ascii="Consolas" w:cs="Consolas" w:eastAsia="Consolas" w:hAnsi="Consolas"/>
+                <w:color w:val="6B2C91"/>
+                <w:sz w:val="17"/>
+                <w:szCs w:val="17"/>
+              </w:rPr>
+              <w:t xml:space="preserve">docker compose ps</w:t>
             </w:r>
             <w:r>
               <w:rPr>
@@ -20001,7 +23264,7 @@
                 <w:sz w:val="19"/>
                 <w:szCs w:val="19"/>
               </w:rPr>
-              <w:t xml:space="preserve">You changed a BP or BO class, but it acts as before</w:t>
+              <w:t xml:space="preserve">A class does not compile</w:t>
             </w:r>
           </w:p>
         </w:tc>
@@ -20030,6 +23293,411 @@
                 <w:sz w:val="19"/>
                 <w:szCs w:val="19"/>
               </w:rPr>
+              <w:t xml:space="preserve">Read the Output view in VS Code. Compare your class with </w:t>
+            </w:r>
+            <w:r>
+              <w:rPr>
+                <w:rFonts w:ascii="Consolas" w:cs="Consolas" w:eastAsia="Consolas" w:hAnsi="Consolas"/>
+                <w:color w:val="6B2C91"/>
+                <w:sz w:val="17"/>
+                <w:szCs w:val="17"/>
+              </w:rPr>
+              <w:t xml:space="preserve">solution/src/Insurligent</w:t>
+            </w:r>
+            <w:r>
+              <w:rPr>
+                <w:rFonts w:ascii="Calibri" w:cs="Calibri" w:eastAsia="Calibri" w:hAnsi="Calibri"/>
+                <w:color w:val="333F48"/>
+                <w:sz w:val="19"/>
+                <w:szCs w:val="19"/>
+              </w:rPr>
+              <w:t xml:space="preserve">.</w:t>
+            </w:r>
+          </w:p>
+        </w:tc>
+      </w:tr>
+      <w:tr>
+        <w:trPr>
+          <w:tblHeader w:val="false"/>
+        </w:trPr>
+        <w:tc>
+          <w:tcPr>
+            <w:tcW w:type="dxa" w:w="3800"/>
+            <w:tcBorders>
+              <w:top w:val="single" w:color="C9D1D6" w:sz="4"/>
+              <w:left w:val="single" w:color="C9D1D6" w:sz="4"/>
+              <w:bottom w:val="single" w:color="C9D1D6" w:sz="4"/>
+              <w:right w:val="single" w:color="C9D1D6" w:sz="4"/>
+            </w:tcBorders>
+            <w:shd w:fill="F1F4F6" w:color="auto" w:val="clear"/>
+            <w:tcMar>
+              <w:top w:type="dxa" w:w="60"/>
+              <w:left w:type="dxa" w:w="100"/>
+              <w:bottom w:type="dxa" w:w="60"/>
+              <w:right w:type="dxa" w:w="100"/>
+            </w:tcMar>
+          </w:tcPr>
+          <w:p>
+            <w:r>
+              <w:rPr>
+                <w:rFonts w:ascii="Calibri" w:cs="Calibri" w:eastAsia="Calibri" w:hAnsi="Calibri"/>
+                <w:color w:val="333F48"/>
+                <w:sz w:val="19"/>
+                <w:szCs w:val="19"/>
+              </w:rPr>
+              <w:t xml:space="preserve">The reply has </w:t>
+            </w:r>
+            <w:r>
+              <w:rPr>
+                <w:rFonts w:ascii="Consolas" w:cs="Consolas" w:eastAsia="Consolas" w:hAnsi="Consolas"/>
+                <w:color w:val="6B2C91"/>
+                <w:sz w:val="17"/>
+                <w:szCs w:val="17"/>
+              </w:rPr>
+              <w:t xml:space="preserve">ResponseCode</w:t>
+            </w:r>
+            <w:r>
+              <w:rPr>
+                <w:rFonts w:ascii="Calibri" w:cs="Calibri" w:eastAsia="Calibri" w:hAnsi="Calibri"/>
+                <w:color w:val="333F48"/>
+                <w:sz w:val="19"/>
+                <w:szCs w:val="19"/>
+              </w:rPr>
+              <w:t xml:space="preserve"> 200 but no patient fields</w:t>
+            </w:r>
+          </w:p>
+        </w:tc>
+        <w:tc>
+          <w:tcPr>
+            <w:tcW w:type="dxa" w:w="5838"/>
+            <w:tcBorders>
+              <w:top w:val="single" w:color="C9D1D6" w:sz="4"/>
+              <w:left w:val="single" w:color="C9D1D6" w:sz="4"/>
+              <w:bottom w:val="single" w:color="C9D1D6" w:sz="4"/>
+              <w:right w:val="single" w:color="C9D1D6" w:sz="4"/>
+            </w:tcBorders>
+            <w:shd w:fill="F1F4F6" w:color="auto" w:val="clear"/>
+            <w:tcMar>
+              <w:top w:type="dxa" w:w="60"/>
+              <w:left w:type="dxa" w:w="100"/>
+              <w:bottom w:type="dxa" w:w="60"/>
+              <w:right w:type="dxa" w:w="100"/>
+            </w:tcMar>
+          </w:tcPr>
+          <w:p>
+            <w:r>
+              <w:rPr>
+                <w:rFonts w:ascii="Calibri" w:cs="Calibri" w:eastAsia="Calibri" w:hAnsi="Calibri"/>
+                <w:color w:val="333F48"/>
+                <w:sz w:val="19"/>
+                <w:szCs w:val="19"/>
+              </w:rPr>
+              <w:t xml:space="preserve">In DTL 2, check the Code action with </w:t>
+            </w:r>
+            <w:r>
+              <w:rPr>
+                <w:rFonts w:ascii="Consolas" w:cs="Consolas" w:eastAsia="Consolas" w:hAnsi="Consolas"/>
+                <w:color w:val="6B2C91"/>
+                <w:sz w:val="17"/>
+                <w:szCs w:val="17"/>
+              </w:rPr>
+              <w:t xml:space="preserve">PokeDocType</w:t>
+            </w:r>
+            <w:r>
+              <w:rPr>
+                <w:rFonts w:ascii="Calibri" w:cs="Calibri" w:eastAsia="Calibri" w:hAnsi="Calibri"/>
+                <w:color w:val="333F48"/>
+                <w:sz w:val="19"/>
+                <w:szCs w:val="19"/>
+              </w:rPr>
+              <w:t xml:space="preserve">, and the paths that start with </w:t>
+            </w:r>
+            <w:r>
+              <w:rPr>
+                <w:rFonts w:ascii="Consolas" w:cs="Consolas" w:eastAsia="Consolas" w:hAnsi="Consolas"/>
+                <w:color w:val="6B2C91"/>
+                <w:sz w:val="17"/>
+                <w:szCs w:val="17"/>
+              </w:rPr>
+              <w:t xml:space="preserve">PIDgrp(1).PID</w:t>
+            </w:r>
+            <w:r>
+              <w:rPr>
+                <w:rFonts w:ascii="Calibri" w:cs="Calibri" w:eastAsia="Calibri" w:hAnsi="Calibri"/>
+                <w:color w:val="333F48"/>
+                <w:sz w:val="19"/>
+                <w:szCs w:val="19"/>
+              </w:rPr>
+              <w:t xml:space="preserve">.</w:t>
+            </w:r>
+          </w:p>
+        </w:tc>
+      </w:tr>
+      <w:tr>
+        <w:trPr>
+          <w:tblHeader w:val="false"/>
+        </w:trPr>
+        <w:tc>
+          <w:tcPr>
+            <w:tcW w:type="dxa" w:w="3800"/>
+            <w:tcBorders>
+              <w:top w:val="single" w:color="C9D1D6" w:sz="4"/>
+              <w:left w:val="single" w:color="C9D1D6" w:sz="4"/>
+              <w:bottom w:val="single" w:color="C9D1D6" w:sz="4"/>
+              <w:right w:val="single" w:color="C9D1D6" w:sz="4"/>
+            </w:tcBorders>
+            <w:shd w:fill="FFFFFF" w:color="auto" w:val="clear"/>
+            <w:tcMar>
+              <w:top w:type="dxa" w:w="60"/>
+              <w:left w:type="dxa" w:w="100"/>
+              <w:bottom w:type="dxa" w:w="60"/>
+              <w:right w:type="dxa" w:w="100"/>
+            </w:tcMar>
+          </w:tcPr>
+          <w:p>
+            <w:r>
+              <w:rPr>
+                <w:rFonts w:ascii="Calibri" w:cs="Calibri" w:eastAsia="Calibri" w:hAnsi="Calibri"/>
+                <w:color w:val="333F48"/>
+                <w:sz w:val="19"/>
+                <w:szCs w:val="19"/>
+              </w:rPr>
+              <w:t xml:space="preserve">HTTP 401 from </w:t>
+            </w:r>
+            <w:r>
+              <w:rPr>
+                <w:rFonts w:ascii="Consolas" w:cs="Consolas" w:eastAsia="Consolas" w:hAnsi="Consolas"/>
+                <w:color w:val="6B2C91"/>
+                <w:sz w:val="17"/>
+                <w:szCs w:val="17"/>
+              </w:rPr>
+              <w:t xml:space="preserve">/api/insurligent</w:t>
+            </w:r>
+          </w:p>
+        </w:tc>
+        <w:tc>
+          <w:tcPr>
+            <w:tcW w:type="dxa" w:w="5838"/>
+            <w:tcBorders>
+              <w:top w:val="single" w:color="C9D1D6" w:sz="4"/>
+              <w:left w:val="single" w:color="C9D1D6" w:sz="4"/>
+              <w:bottom w:val="single" w:color="C9D1D6" w:sz="4"/>
+              <w:right w:val="single" w:color="C9D1D6" w:sz="4"/>
+            </w:tcBorders>
+            <w:shd w:fill="FFFFFF" w:color="auto" w:val="clear"/>
+            <w:tcMar>
+              <w:top w:type="dxa" w:w="60"/>
+              <w:left w:type="dxa" w:w="100"/>
+              <w:bottom w:type="dxa" w:w="60"/>
+              <w:right w:type="dxa" w:w="100"/>
+            </w:tcMar>
+          </w:tcPr>
+          <w:p>
+            <w:r>
+              <w:rPr>
+                <w:rFonts w:ascii="Calibri" w:cs="Calibri" w:eastAsia="Calibri" w:hAnsi="Calibri"/>
+                <w:color w:val="333F48"/>
+                <w:sz w:val="19"/>
+                <w:szCs w:val="19"/>
+              </w:rPr>
+              <w:t xml:space="preserve">Use Basic authentication </w:t>
+            </w:r>
+            <w:r>
+              <w:rPr>
+                <w:rFonts w:ascii="Consolas" w:cs="Consolas" w:eastAsia="Consolas" w:hAnsi="Consolas"/>
+                <w:color w:val="6B2C91"/>
+                <w:sz w:val="17"/>
+                <w:szCs w:val="17"/>
+              </w:rPr>
+              <w:t xml:space="preserve">_SYSTEM</w:t>
+            </w:r>
+            <w:r>
+              <w:rPr>
+                <w:rFonts w:ascii="Calibri" w:cs="Calibri" w:eastAsia="Calibri" w:hAnsi="Calibri"/>
+                <w:color w:val="333F48"/>
+                <w:sz w:val="19"/>
+                <w:szCs w:val="19"/>
+              </w:rPr>
+              <w:t xml:space="preserve"> / </w:t>
+            </w:r>
+            <w:r>
+              <w:rPr>
+                <w:rFonts w:ascii="Consolas" w:cs="Consolas" w:eastAsia="Consolas" w:hAnsi="Consolas"/>
+                <w:color w:val="6B2C91"/>
+                <w:sz w:val="17"/>
+                <w:szCs w:val="17"/>
+              </w:rPr>
+              <w:t xml:space="preserve">SYS</w:t>
+            </w:r>
+            <w:r>
+              <w:rPr>
+                <w:rFonts w:ascii="Calibri" w:cs="Calibri" w:eastAsia="Calibri" w:hAnsi="Calibri"/>
+                <w:color w:val="333F48"/>
+                <w:sz w:val="19"/>
+                <w:szCs w:val="19"/>
+              </w:rPr>
+              <w:t xml:space="preserve">. Check that the web application allows Password.</w:t>
+            </w:r>
+          </w:p>
+        </w:tc>
+      </w:tr>
+      <w:tr>
+        <w:trPr>
+          <w:tblHeader w:val="false"/>
+        </w:trPr>
+        <w:tc>
+          <w:tcPr>
+            <w:tcW w:type="dxa" w:w="3800"/>
+            <w:tcBorders>
+              <w:top w:val="single" w:color="C9D1D6" w:sz="4"/>
+              <w:left w:val="single" w:color="C9D1D6" w:sz="4"/>
+              <w:bottom w:val="single" w:color="C9D1D6" w:sz="4"/>
+              <w:right w:val="single" w:color="C9D1D6" w:sz="4"/>
+            </w:tcBorders>
+            <w:shd w:fill="F1F4F6" w:color="auto" w:val="clear"/>
+            <w:tcMar>
+              <w:top w:type="dxa" w:w="60"/>
+              <w:left w:type="dxa" w:w="100"/>
+              <w:bottom w:type="dxa" w:w="60"/>
+              <w:right w:type="dxa" w:w="100"/>
+            </w:tcMar>
+          </w:tcPr>
+          <w:p>
+            <w:r>
+              <w:rPr>
+                <w:rFonts w:ascii="Calibri" w:cs="Calibri" w:eastAsia="Calibri" w:hAnsi="Calibri"/>
+                <w:color w:val="333F48"/>
+                <w:sz w:val="19"/>
+                <w:szCs w:val="19"/>
+              </w:rPr>
+              <w:t xml:space="preserve">HTTP 500 that names </w:t>
+            </w:r>
+            <w:r>
+              <w:rPr>
+                <w:rFonts w:ascii="Consolas" w:cs="Consolas" w:eastAsia="Consolas" w:hAnsi="Consolas"/>
+                <w:color w:val="6B2C91"/>
+                <w:sz w:val="17"/>
+                <w:szCs w:val="17"/>
+              </w:rPr>
+              <w:t xml:space="preserve">BS.GetPreAuthInfoView</w:t>
+            </w:r>
+          </w:p>
+        </w:tc>
+        <w:tc>
+          <w:tcPr>
+            <w:tcW w:type="dxa" w:w="5838"/>
+            <w:tcBorders>
+              <w:top w:val="single" w:color="C9D1D6" w:sz="4"/>
+              <w:left w:val="single" w:color="C9D1D6" w:sz="4"/>
+              <w:bottom w:val="single" w:color="C9D1D6" w:sz="4"/>
+              <w:right w:val="single" w:color="C9D1D6" w:sz="4"/>
+            </w:tcBorders>
+            <w:shd w:fill="F1F4F6" w:color="auto" w:val="clear"/>
+            <w:tcMar>
+              <w:top w:type="dxa" w:w="60"/>
+              <w:left w:type="dxa" w:w="100"/>
+              <w:bottom w:type="dxa" w:w="60"/>
+              <w:right w:type="dxa" w:w="100"/>
+            </w:tcMar>
+          </w:tcPr>
+          <w:p>
+            <w:r>
+              <w:rPr>
+                <w:rFonts w:ascii="Consolas" w:cs="Consolas" w:eastAsia="Consolas" w:hAnsi="Consolas"/>
+                <w:color w:val="6B2C91"/>
+                <w:sz w:val="17"/>
+                <w:szCs w:val="17"/>
+              </w:rPr>
+              <w:t xml:space="preserve">Insurligent.Interop.Production</w:t>
+            </w:r>
+            <w:r>
+              <w:rPr>
+                <w:rFonts w:ascii="Calibri" w:cs="Calibri" w:eastAsia="Calibri" w:hAnsi="Calibri"/>
+                <w:color w:val="333F48"/>
+                <w:sz w:val="19"/>
+                <w:szCs w:val="19"/>
+              </w:rPr>
+              <w:t xml:space="preserve"> must run, and the item must be enabled with exactly the name </w:t>
+            </w:r>
+            <w:r>
+              <w:rPr>
+                <w:rFonts w:ascii="Consolas" w:cs="Consolas" w:eastAsia="Consolas" w:hAnsi="Consolas"/>
+                <w:color w:val="6B2C91"/>
+                <w:sz w:val="17"/>
+                <w:szCs w:val="17"/>
+              </w:rPr>
+              <w:t xml:space="preserve">BS.GetPreAuthInfoView</w:t>
+            </w:r>
+            <w:r>
+              <w:rPr>
+                <w:rFonts w:ascii="Calibri" w:cs="Calibri" w:eastAsia="Calibri" w:hAnsi="Calibri"/>
+                <w:color w:val="333F48"/>
+                <w:sz w:val="19"/>
+                <w:szCs w:val="19"/>
+              </w:rPr>
+              <w:t xml:space="preserve">.</w:t>
+            </w:r>
+          </w:p>
+        </w:tc>
+      </w:tr>
+      <w:tr>
+        <w:trPr>
+          <w:tblHeader w:val="false"/>
+        </w:trPr>
+        <w:tc>
+          <w:tcPr>
+            <w:tcW w:type="dxa" w:w="3800"/>
+            <w:tcBorders>
+              <w:top w:val="single" w:color="C9D1D6" w:sz="4"/>
+              <w:left w:val="single" w:color="C9D1D6" w:sz="4"/>
+              <w:bottom w:val="single" w:color="C9D1D6" w:sz="4"/>
+              <w:right w:val="single" w:color="C9D1D6" w:sz="4"/>
+            </w:tcBorders>
+            <w:shd w:fill="FFFFFF" w:color="auto" w:val="clear"/>
+            <w:tcMar>
+              <w:top w:type="dxa" w:w="60"/>
+              <w:left w:type="dxa" w:w="100"/>
+              <w:bottom w:type="dxa" w:w="60"/>
+              <w:right w:type="dxa" w:w="100"/>
+            </w:tcMar>
+          </w:tcPr>
+          <w:p>
+            <w:r>
+              <w:rPr>
+                <w:rFonts w:ascii="Calibri" w:cs="Calibri" w:eastAsia="Calibri" w:hAnsi="Calibri"/>
+                <w:color w:val="333F48"/>
+                <w:sz w:val="19"/>
+                <w:szCs w:val="19"/>
+              </w:rPr>
+              <w:t xml:space="preserve">You changed a BP or BO class, but it acts as before</w:t>
+            </w:r>
+          </w:p>
+        </w:tc>
+        <w:tc>
+          <w:tcPr>
+            <w:tcW w:type="dxa" w:w="5838"/>
+            <w:tcBorders>
+              <w:top w:val="single" w:color="C9D1D6" w:sz="4"/>
+              <w:left w:val="single" w:color="C9D1D6" w:sz="4"/>
+              <w:bottom w:val="single" w:color="C9D1D6" w:sz="4"/>
+              <w:right w:val="single" w:color="C9D1D6" w:sz="4"/>
+            </w:tcBorders>
+            <w:shd w:fill="FFFFFF" w:color="auto" w:val="clear"/>
+            <w:tcMar>
+              <w:top w:type="dxa" w:w="60"/>
+              <w:left w:type="dxa" w:w="100"/>
+              <w:bottom w:type="dxa" w:w="60"/>
+              <w:right w:type="dxa" w:w="100"/>
+            </w:tcMar>
+          </w:tcPr>
+          <w:p>
+            <w:r>
+              <w:rPr>
+                <w:rFonts w:ascii="Calibri" w:cs="Calibri" w:eastAsia="Calibri" w:hAnsi="Calibri"/>
+                <w:color w:val="333F48"/>
+                <w:sz w:val="19"/>
+                <w:szCs w:val="19"/>
+              </w:rPr>
               <w:t xml:space="preserve">Running items keep the old code. Click </w:t>
             </w:r>
             <w:r>
@@ -20051,6 +23719,312 @@
                 <w:szCs w:val="19"/>
               </w:rPr>
               <w:t xml:space="preserve"> in the production page, or stop and start the production.</w:t>
+            </w:r>
+          </w:p>
+        </w:tc>
+      </w:tr>
+      <w:tr>
+        <w:trPr>
+          <w:tblHeader w:val="false"/>
+        </w:trPr>
+        <w:tc>
+          <w:tcPr>
+            <w:tcW w:type="dxa" w:w="3800"/>
+            <w:tcBorders>
+              <w:top w:val="single" w:color="C9D1D6" w:sz="4"/>
+              <w:left w:val="single" w:color="C9D1D6" w:sz="4"/>
+              <w:bottom w:val="single" w:color="C9D1D6" w:sz="4"/>
+              <w:right w:val="single" w:color="C9D1D6" w:sz="4"/>
+            </w:tcBorders>
+            <w:shd w:fill="F1F4F6" w:color="auto" w:val="clear"/>
+            <w:tcMar>
+              <w:top w:type="dxa" w:w="60"/>
+              <w:left w:type="dxa" w:w="100"/>
+              <w:bottom w:type="dxa" w:w="60"/>
+              <w:right w:type="dxa" w:w="100"/>
+            </w:tcMar>
+          </w:tcPr>
+          <w:p>
+            <w:r>
+              <w:rPr>
+                <w:rFonts w:ascii="Consolas" w:cs="Consolas" w:eastAsia="Consolas" w:hAnsi="Consolas"/>
+                <w:color w:val="6B2C91"/>
+                <w:sz w:val="17"/>
+                <w:szCs w:val="17"/>
+              </w:rPr>
+              <w:t xml:space="preserve">Insurligent SFTP clean-up</w:t>
+            </w:r>
+            <w:r>
+              <w:rPr>
+                <w:rFonts w:ascii="Calibri" w:cs="Calibri" w:eastAsia="Calibri" w:hAnsi="Calibri"/>
+                <w:color w:val="333F48"/>
+                <w:sz w:val="19"/>
+                <w:szCs w:val="19"/>
+              </w:rPr>
+              <w:t xml:space="preserve"> is not in the list of task types</w:t>
+            </w:r>
+          </w:p>
+        </w:tc>
+        <w:tc>
+          <w:tcPr>
+            <w:tcW w:type="dxa" w:w="5838"/>
+            <w:tcBorders>
+              <w:top w:val="single" w:color="C9D1D6" w:sz="4"/>
+              <w:left w:val="single" w:color="C9D1D6" w:sz="4"/>
+              <w:bottom w:val="single" w:color="C9D1D6" w:sz="4"/>
+              <w:right w:val="single" w:color="C9D1D6" w:sz="4"/>
+            </w:tcBorders>
+            <w:shd w:fill="F1F4F6" w:color="auto" w:val="clear"/>
+            <w:tcMar>
+              <w:top w:type="dxa" w:w="60"/>
+              <w:left w:type="dxa" w:w="100"/>
+              <w:bottom w:type="dxa" w:w="60"/>
+              <w:right w:type="dxa" w:w="100"/>
+            </w:tcMar>
+          </w:tcPr>
+          <w:p>
+            <w:r>
+              <w:rPr>
+                <w:rFonts w:ascii="Calibri" w:cs="Calibri" w:eastAsia="Calibri" w:hAnsi="Calibri"/>
+                <w:color w:val="333F48"/>
+                <w:sz w:val="19"/>
+                <w:szCs w:val="19"/>
+              </w:rPr>
+              <w:t xml:space="preserve">First choose the namespace </w:t>
+            </w:r>
+            <w:r>
+              <w:rPr>
+                <w:rFonts w:ascii="Consolas" w:cs="Consolas" w:eastAsia="Consolas" w:hAnsi="Consolas"/>
+                <w:color w:val="6B2C91"/>
+                <w:sz w:val="17"/>
+                <w:szCs w:val="17"/>
+              </w:rPr>
+              <w:t xml:space="preserve">INSURLIGENT</w:t>
+            </w:r>
+            <w:r>
+              <w:rPr>
+                <w:rFonts w:ascii="Calibri" w:cs="Calibri" w:eastAsia="Calibri" w:hAnsi="Calibri"/>
+                <w:color w:val="333F48"/>
+                <w:sz w:val="19"/>
+                <w:szCs w:val="19"/>
+              </w:rPr>
+              <w:t xml:space="preserve">. Check that </w:t>
+            </w:r>
+            <w:r>
+              <w:rPr>
+                <w:rFonts w:ascii="Consolas" w:cs="Consolas" w:eastAsia="Consolas" w:hAnsi="Consolas"/>
+                <w:color w:val="6B2C91"/>
+                <w:sz w:val="17"/>
+                <w:szCs w:val="17"/>
+              </w:rPr>
+              <w:t xml:space="preserve">Insurligent.Task.SFTPCleanup</w:t>
+            </w:r>
+            <w:r>
+              <w:rPr>
+                <w:rFonts w:ascii="Calibri" w:cs="Calibri" w:eastAsia="Calibri" w:hAnsi="Calibri"/>
+                <w:color w:val="333F48"/>
+                <w:sz w:val="19"/>
+                <w:szCs w:val="19"/>
+              </w:rPr>
+              <w:t xml:space="preserve"> compiles.</w:t>
+            </w:r>
+          </w:p>
+        </w:tc>
+      </w:tr>
+      <w:tr>
+        <w:trPr>
+          <w:tblHeader w:val="false"/>
+        </w:trPr>
+        <w:tc>
+          <w:tcPr>
+            <w:tcW w:type="dxa" w:w="3800"/>
+            <w:tcBorders>
+              <w:top w:val="single" w:color="C9D1D6" w:sz="4"/>
+              <w:left w:val="single" w:color="C9D1D6" w:sz="4"/>
+              <w:bottom w:val="single" w:color="C9D1D6" w:sz="4"/>
+              <w:right w:val="single" w:color="C9D1D6" w:sz="4"/>
+            </w:tcBorders>
+            <w:shd w:fill="FFFFFF" w:color="auto" w:val="clear"/>
+            <w:tcMar>
+              <w:top w:type="dxa" w:w="60"/>
+              <w:left w:type="dxa" w:w="100"/>
+              <w:bottom w:type="dxa" w:w="60"/>
+              <w:right w:type="dxa" w:w="100"/>
+            </w:tcMar>
+          </w:tcPr>
+          <w:p>
+            <w:r>
+              <w:rPr>
+                <w:rFonts w:ascii="Calibri" w:cs="Calibri" w:eastAsia="Calibri" w:hAnsi="Calibri"/>
+                <w:color w:val="333F48"/>
+                <w:sz w:val="19"/>
+                <w:szCs w:val="19"/>
+              </w:rPr>
+              <w:t xml:space="preserve">The task stops with </w:t>
+            </w:r>
+            <w:r>
+              <w:rPr>
+                <w:rFonts w:ascii="Consolas" w:cs="Consolas" w:eastAsia="Consolas" w:hAnsi="Consolas"/>
+                <w:color w:val="6B2C91"/>
+                <w:sz w:val="17"/>
+                <w:szCs w:val="17"/>
+              </w:rPr>
+              <w:t xml:space="preserve">ERROR #7503: Invalid Hostname</w:t>
+            </w:r>
+          </w:p>
+        </w:tc>
+        <w:tc>
+          <w:tcPr>
+            <w:tcW w:type="dxa" w:w="5838"/>
+            <w:tcBorders>
+              <w:top w:val="single" w:color="C9D1D6" w:sz="4"/>
+              <w:left w:val="single" w:color="C9D1D6" w:sz="4"/>
+              <w:bottom w:val="single" w:color="C9D1D6" w:sz="4"/>
+              <w:right w:val="single" w:color="C9D1D6" w:sz="4"/>
+            </w:tcBorders>
+            <w:shd w:fill="FFFFFF" w:color="auto" w:val="clear"/>
+            <w:tcMar>
+              <w:top w:type="dxa" w:w="60"/>
+              <w:left w:type="dxa" w:w="100"/>
+              <w:bottom w:type="dxa" w:w="60"/>
+              <w:right w:type="dxa" w:w="100"/>
+            </w:tcMar>
+          </w:tcPr>
+          <w:p>
+            <w:r>
+              <w:rPr>
+                <w:rFonts w:ascii="Calibri" w:cs="Calibri" w:eastAsia="Calibri" w:hAnsi="Calibri"/>
+                <w:color w:val="333F48"/>
+                <w:sz w:val="19"/>
+                <w:szCs w:val="19"/>
+              </w:rPr>
+              <w:t xml:space="preserve">Set Host to </w:t>
+            </w:r>
+            <w:r>
+              <w:rPr>
+                <w:rFonts w:ascii="Consolas" w:cs="Consolas" w:eastAsia="Consolas" w:hAnsi="Consolas"/>
+                <w:color w:val="6B2C91"/>
+                <w:sz w:val="17"/>
+                <w:szCs w:val="17"/>
+              </w:rPr>
+              <w:t xml:space="preserve">his-sftp</w:t>
+            </w:r>
+            <w:r>
+              <w:rPr>
+                <w:rFonts w:ascii="Calibri" w:cs="Calibri" w:eastAsia="Calibri" w:hAnsi="Calibri"/>
+                <w:color w:val="333F48"/>
+                <w:sz w:val="19"/>
+                <w:szCs w:val="19"/>
+              </w:rPr>
+              <w:t xml:space="preserve">, not </w:t>
+            </w:r>
+            <w:r>
+              <w:rPr>
+                <w:rFonts w:ascii="Consolas" w:cs="Consolas" w:eastAsia="Consolas" w:hAnsi="Consolas"/>
+                <w:color w:val="6B2C91"/>
+                <w:sz w:val="17"/>
+                <w:szCs w:val="17"/>
+              </w:rPr>
+              <w:t xml:space="preserve">mock_his</w:t>
+            </w:r>
+            <w:r>
+              <w:rPr>
+                <w:rFonts w:ascii="Calibri" w:cs="Calibri" w:eastAsia="Calibri" w:hAnsi="Calibri"/>
+                <w:color w:val="333F48"/>
+                <w:sz w:val="19"/>
+                <w:szCs w:val="19"/>
+              </w:rPr>
+              <w:t xml:space="preserve">.</w:t>
+            </w:r>
+          </w:p>
+        </w:tc>
+      </w:tr>
+      <w:tr>
+        <w:trPr>
+          <w:tblHeader w:val="false"/>
+        </w:trPr>
+        <w:tc>
+          <w:tcPr>
+            <w:tcW w:type="dxa" w:w="3800"/>
+            <w:tcBorders>
+              <w:top w:val="single" w:color="C9D1D6" w:sz="4"/>
+              <w:left w:val="single" w:color="C9D1D6" w:sz="4"/>
+              <w:bottom w:val="single" w:color="C9D1D6" w:sz="4"/>
+              <w:right w:val="single" w:color="C9D1D6" w:sz="4"/>
+            </w:tcBorders>
+            <w:shd w:fill="F1F4F6" w:color="auto" w:val="clear"/>
+            <w:tcMar>
+              <w:top w:type="dxa" w:w="60"/>
+              <w:left w:type="dxa" w:w="100"/>
+              <w:bottom w:type="dxa" w:w="60"/>
+              <w:right w:type="dxa" w:w="100"/>
+            </w:tcMar>
+          </w:tcPr>
+          <w:p>
+            <w:r>
+              <w:rPr>
+                <w:rFonts w:ascii="Calibri" w:cs="Calibri" w:eastAsia="Calibri" w:hAnsi="Calibri"/>
+                <w:color w:val="333F48"/>
+                <w:sz w:val="19"/>
+                <w:szCs w:val="19"/>
+              </w:rPr>
+              <w:t xml:space="preserve">The task stops with </w:t>
+            </w:r>
+            <w:r>
+              <w:rPr>
+                <w:rFonts w:ascii="Consolas" w:cs="Consolas" w:eastAsia="Consolas" w:hAnsi="Consolas"/>
+                <w:color w:val="6B2C91"/>
+                <w:sz w:val="17"/>
+                <w:szCs w:val="17"/>
+              </w:rPr>
+              <w:t xml:space="preserve">No credentials with the ID HIS-SFTP</w:t>
+            </w:r>
+          </w:p>
+        </w:tc>
+        <w:tc>
+          <w:tcPr>
+            <w:tcW w:type="dxa" w:w="5838"/>
+            <w:tcBorders>
+              <w:top w:val="single" w:color="C9D1D6" w:sz="4"/>
+              <w:left w:val="single" w:color="C9D1D6" w:sz="4"/>
+              <w:bottom w:val="single" w:color="C9D1D6" w:sz="4"/>
+              <w:right w:val="single" w:color="C9D1D6" w:sz="4"/>
+            </w:tcBorders>
+            <w:shd w:fill="F1F4F6" w:color="auto" w:val="clear"/>
+            <w:tcMar>
+              <w:top w:type="dxa" w:w="60"/>
+              <w:left w:type="dxa" w:w="100"/>
+              <w:bottom w:type="dxa" w:w="60"/>
+              <w:right w:type="dxa" w:w="100"/>
+            </w:tcMar>
+          </w:tcPr>
+          <w:p>
+            <w:r>
+              <w:rPr>
+                <w:rFonts w:ascii="Calibri" w:cs="Calibri" w:eastAsia="Calibri" w:hAnsi="Calibri"/>
+                <w:color w:val="333F48"/>
+                <w:sz w:val="19"/>
+                <w:szCs w:val="19"/>
+              </w:rPr>
+              <w:t xml:space="preserve">Create the credentials of G2. The ID must be exactly </w:t>
+            </w:r>
+            <w:r>
+              <w:rPr>
+                <w:rFonts w:ascii="Consolas" w:cs="Consolas" w:eastAsia="Consolas" w:hAnsi="Consolas"/>
+                <w:color w:val="6B2C91"/>
+                <w:sz w:val="17"/>
+                <w:szCs w:val="17"/>
+              </w:rPr>
+              <w:t xml:space="preserve">HIS-SFTP</w:t>
+            </w:r>
+            <w:r>
+              <w:rPr>
+                <w:rFonts w:ascii="Calibri" w:cs="Calibri" w:eastAsia="Calibri" w:hAnsi="Calibri"/>
+                <w:color w:val="333F48"/>
+                <w:sz w:val="19"/>
+                <w:szCs w:val="19"/>
+              </w:rPr>
+              <w:t xml:space="preserve">.</w:t>
             </w:r>
           </w:p>
         </w:tc>
@@ -20611,6 +24585,87 @@
                 <w:szCs w:val="19"/>
               </w:rPr>
               <w:t xml:space="preserve"> to both BOs (F6).</w:t>
+            </w:r>
+          </w:p>
+        </w:tc>
+      </w:tr>
+      <w:tr>
+        <w:trPr>
+          <w:tblHeader w:val="false"/>
+        </w:trPr>
+        <w:tc>
+          <w:tcPr>
+            <w:tcW w:type="dxa" w:w="900"/>
+            <w:tcBorders>
+              <w:top w:val="single" w:color="C9D1D6" w:sz="4"/>
+              <w:left w:val="single" w:color="C9D1D6" w:sz="4"/>
+              <w:bottom w:val="single" w:color="C9D1D6" w:sz="4"/>
+              <w:right w:val="single" w:color="C9D1D6" w:sz="4"/>
+            </w:tcBorders>
+            <w:shd w:fill="FFFFFF" w:color="auto" w:val="clear"/>
+            <w:tcMar>
+              <w:top w:type="dxa" w:w="60"/>
+              <w:left w:type="dxa" w:w="100"/>
+              <w:bottom w:type="dxa" w:w="60"/>
+              <w:right w:type="dxa" w:w="100"/>
+            </w:tcMar>
+          </w:tcPr>
+          <w:p>
+            <w:r>
+              <w:rPr>
+                <w:rFonts w:ascii="Calibri" w:cs="Calibri" w:eastAsia="Calibri" w:hAnsi="Calibri"/>
+                <w:color w:val="333F48"/>
+                <w:sz w:val="19"/>
+                <w:szCs w:val="19"/>
+              </w:rPr>
+              <w:t xml:space="preserve">☐</w:t>
+            </w:r>
+          </w:p>
+        </w:tc>
+        <w:tc>
+          <w:tcPr>
+            <w:tcW w:type="dxa" w:w="8738"/>
+            <w:tcBorders>
+              <w:top w:val="single" w:color="C9D1D6" w:sz="4"/>
+              <w:left w:val="single" w:color="C9D1D6" w:sz="4"/>
+              <w:bottom w:val="single" w:color="C9D1D6" w:sz="4"/>
+              <w:right w:val="single" w:color="C9D1D6" w:sz="4"/>
+            </w:tcBorders>
+            <w:shd w:fill="FFFFFF" w:color="auto" w:val="clear"/>
+            <w:tcMar>
+              <w:top w:type="dxa" w:w="60"/>
+              <w:left w:type="dxa" w:w="100"/>
+              <w:bottom w:type="dxa" w:w="60"/>
+              <w:right w:type="dxa" w:w="100"/>
+            </w:tcMar>
+          </w:tcPr>
+          <w:p>
+            <w:r>
+              <w:rPr>
+                <w:rFonts w:ascii="Calibri" w:cs="Calibri" w:eastAsia="Calibri" w:hAnsi="Calibri"/>
+                <w:color w:val="333F48"/>
+                <w:sz w:val="19"/>
+                <w:szCs w:val="19"/>
+              </w:rPr>
+              <w:t xml:space="preserve">The task </w:t>
+            </w:r>
+            <w:r>
+              <w:rPr>
+                <w:rFonts w:ascii="Consolas" w:cs="Consolas" w:eastAsia="Consolas" w:hAnsi="Consolas"/>
+                <w:color w:val="6B2C91"/>
+                <w:sz w:val="17"/>
+                <w:szCs w:val="17"/>
+              </w:rPr>
+              <w:t xml:space="preserve">HIS SFTP clean-up</w:t>
+            </w:r>
+            <w:r>
+              <w:rPr>
+                <w:rFonts w:ascii="Calibri" w:cs="Calibri" w:eastAsia="Calibri" w:hAnsi="Calibri"/>
+                <w:color w:val="333F48"/>
+                <w:sz w:val="19"/>
+                <w:szCs w:val="19"/>
+              </w:rPr>
+              <w:t xml:space="preserve"> deletes only the old PDF and text files (G6).</w:t>
             </w:r>
           </w:p>
         </w:tc>

--- a/docs/Lab_Handout.docx
+++ b/docs/Lab_Handout.docx
@@ -3209,7 +3209,45 @@
           <w:sz w:val="21"/>
           <w:szCs w:val="21"/>
         </w:rPr>
-        <w:t xml:space="preserve">You make the production, the DTLs and the BPLs in the Management Portal. They are on the server. To see them in VS Code, use the InterSystems Explorer view.</w:t>
+        <w:t xml:space="preserve">You make the production, the DTLs and the BPLs in the Management Portal. They are on the server. To see them in VS Code, use the InterSystems Explorer view. To copy them into </w:t>
+      </w:r>
+      <w:r>
+        <w:rPr>
+          <w:rFonts w:ascii="Consolas" w:cs="Consolas" w:eastAsia="Consolas" w:hAnsi="Consolas"/>
+          <w:color w:val="6B2C91"/>
+          <w:sz w:val="19"/>
+          <w:szCs w:val="19"/>
+        </w:rPr>
+        <w:t xml:space="preserve">src/</w:t>
+      </w:r>
+      <w:r>
+        <w:rPr>
+          <w:rFonts w:ascii="Calibri" w:cs="Calibri" w:eastAsia="Calibri" w:hAnsi="Calibri"/>
+          <w:color w:val="333F48"/>
+          <w:sz w:val="21"/>
+          <w:szCs w:val="21"/>
+        </w:rPr>
+        <w:t xml:space="preserve">, right-click them in that view and click </w:t>
+      </w:r>
+      <w:r>
+        <w:rPr>
+          <w:rFonts w:ascii="Calibri" w:cs="Calibri" w:eastAsia="Calibri" w:hAnsi="Calibri"/>
+          <w:b/>
+          <w:bCs/>
+          <w:color w:val="333F48"/>
+          <w:sz w:val="21"/>
+          <w:szCs w:val="21"/>
+        </w:rPr>
+        <w:t xml:space="preserve">Export</w:t>
+      </w:r>
+      <w:r>
+        <w:rPr>
+          <w:rFonts w:ascii="Calibri" w:cs="Calibri" w:eastAsia="Calibri" w:hAnsi="Calibri"/>
+          <w:color w:val="333F48"/>
+          <w:sz w:val="21"/>
+          <w:szCs w:val="21"/>
+        </w:rPr>
+        <w:t xml:space="preserve">.</w:t>
       </w:r>
     </w:p>
     <w:p>
@@ -3403,16 +3441,18 @@
           <w:sz w:val="21"/>
           <w:szCs w:val="21"/>
         </w:rPr>
-        <w:t xml:space="preserve">. Description: </w:t>
-      </w:r>
-      <w:r>
-        <w:rPr>
-          <w:rFonts w:ascii="Consolas" w:cs="Consolas" w:eastAsia="Consolas" w:hAnsi="Consolas"/>
-          <w:color w:val="6B2C91"/>
-          <w:sz w:val="19"/>
-          <w:szCs w:val="19"/>
-        </w:rPr>
-        <w:t xml:space="preserve">Lab: GetPreAuthInfo_View with PAT-01 and Getinsurer</w:t>
+        <w:t xml:space="preserve">. Production Type: </w:t>
+      </w:r>
+      <w:r>
+        <w:rPr>
+          <w:rFonts w:ascii="Calibri" w:cs="Calibri" w:eastAsia="Calibri" w:hAnsi="Calibri"/>
+          <w:b/>
+          <w:bCs/>
+          <w:color w:val="333F48"/>
+          <w:sz w:val="21"/>
+          <w:szCs w:val="21"/>
+        </w:rPr>
+        <w:t xml:space="preserve">Generic</w:t>
       </w:r>
       <w:r>
         <w:rPr>
